--- a/summary_Turkey_45_sample_EN.docx
+++ b/summary_Turkey_45_sample_EN.docx
@@ -619,7 +619,89 @@
     </w:tbl>
     <w:p>
       <w:pPr>
-        <w:pStyle w:val="BodyText"/>
+        <w:pStyle w:val="BlockText"/>
+      </w:pPr>
+      <w:r>
+        <w:rPr>
+          <w:b/>
+        </w:rPr>
+        <w:t xml:space="preserve">What an isolator is</w:t>
+      </w:r>
+      <w:r>
+        <w:t xml:space="preserve">: a negative-pressure housing unit used in avian influenza work, separately ventilated to block aerosol transmission between groups.</w:t>
+      </w:r>
+      <w:r>
+        <w:t xml:space="preserve"> </w:t>
+      </w:r>
+      <w:r>
+        <w:rPr>
+          <w:b/>
+        </w:rPr>
+        <w:t xml:space="preserve">Each isolator in this cohort holds 8 birds</w:t>
+      </w:r>
+      <w:r>
+        <w:t xml:space="preserve"> </w:t>
+      </w:r>
+      <w:r>
+        <w:t xml:space="preserve">(5 in isolator 2) — this is not one bird per cage; the whole group shares the same litter, water and feed.</w:t>
+      </w:r>
+      <w:r>
+        <w:t xml:space="preserve"> </w:t>
+      </w:r>
+      <w:r>
+        <w:rPr>
+          <w:rStyle w:val="VerbatimChar"/>
+        </w:rPr>
+        <w:t xml:space="preserve">Isolator_.</w:t>
+      </w:r>
+      <w:r>
+        <w:t xml:space="preserve"> </w:t>
+      </w:r>
+      <w:r>
+        <w:t xml:space="preserve">is the only spatial grouping variable in the metadata; nothing finer is recorded.</w:t>
+      </w:r>
+    </w:p>
+    <w:p>
+      <w:pPr>
+        <w:pStyle w:val="BlockText"/>
+      </w:pPr>
+      <w:r>
+        <w:t xml:space="preserve">The term</w:t>
+      </w:r>
+      <w:r>
+        <w:t xml:space="preserve"> </w:t>
+      </w:r>
+      <w:r>
+        <w:t xml:space="preserve">“</w:t>
+      </w:r>
+      <w:r>
+        <w:t xml:space="preserve">cage effect</w:t>
+      </w:r>
+      <w:r>
+        <w:t xml:space="preserve">”</w:t>
+      </w:r>
+      <w:r>
+        <w:t xml:space="preserve"> </w:t>
+      </w:r>
+      <w:r>
+        <w:t xml:space="preserve">is used below because that is the established name in the literature (from the classic observation that co-housed mice converge microbially), but note that the physical unit here is an isolator, not a cage —</w:t>
+      </w:r>
+      <w:r>
+        <w:t xml:space="preserve"> </w:t>
+      </w:r>
+      <w:r>
+        <w:rPr>
+          <w:b/>
+        </w:rPr>
+        <w:t xml:space="preserve">what is shared is the environmental microbial pool, not the container</w:t>
+      </w:r>
+      <w:r>
+        <w:t xml:space="preserve">.</w:t>
+      </w:r>
+    </w:p>
+    <w:p>
+      <w:pPr>
+        <w:pStyle w:val="FirstParagraph"/>
       </w:pPr>
       <w:r>
         <w:rPr>
@@ -631,7 +713,7 @@
         <w:t xml:space="preserve"> </w:t>
       </w:r>
       <w:r>
-        <w:t xml:space="preserve">That follows from the experimental design (controls and infected birds must be housed separately to prevent cross-infection), but the price is that</w:t>
+        <w:t xml:space="preserve">That follows from the experimental design (controls and infected birds must be housed in separate isolators to prevent cross-infection), but the price is that</w:t>
       </w:r>
       <w:r>
         <w:t xml:space="preserve"> </w:t>
@@ -646,7 +728,7 @@
         <w:t xml:space="preserve"> </w:t>
       </w:r>
       <w:r>
-        <w:t xml:space="preserve">— no sample exists in a cage containing both positives and negatives to break the pattern.</w:t>
+        <w:t xml:space="preserve">— no sample exists in an isolator containing both positives and negatives to break the pattern.</w:t>
       </w:r>
     </w:p>
     <w:p>

--- a/summary_Turkey_45_sample_EN.docx
+++ b/summary_Turkey_45_sample_EN.docx
@@ -3134,19 +3134,12 @@
       </w:r>
     </w:p>
     <w:p>
-      <w:r>
-        <w:pict>
-          <v:rect style="width:0;height:1.5pt" o:hralign="center" o:hrstd="t" o:hr="t"/>
-        </w:pict>
-      </w:r>
-    </w:p>
-    <w:p>
-      <w:pPr>
-        <w:pStyle w:val="Heading2"/>
-      </w:pPr>
-      <w:bookmarkStart w:id="34" w:name="X4b6fc5b841767ba2907f57d1c329b8cf1f85d6d"/>
-      <w:r>
-        <w:t xml:space="preserve">3. Comparison with the primary cohort’s nine genera (wild duck)</w:t>
+      <w:pPr>
+        <w:pStyle w:val="Heading3"/>
+      </w:pPr>
+      <w:bookmarkStart w:id="34" w:name="X29c4e9fea3ba5e93f02f1ca9ff11d16814263cb"/>
+      <w:r>
+        <w:t xml:space="preserve">2.5 Added: the three-method intersection, exactly as run on the duck cohort</w:t>
       </w:r>
       <w:bookmarkEnd w:id="34"/>
     </w:p>
@@ -3155,24 +3148,349 @@
         <w:pStyle w:val="FirstParagraph"/>
       </w:pPr>
       <w:r>
-        <w:t xml:space="preserve">Of the duck cohort’s nine genera, only</w:t>
-      </w:r>
-      <w:r>
-        <w:t xml:space="preserve"> </w:t>
-      </w:r>
-      <w:r>
-        <w:rPr>
-          <w:i/>
-          <w:b/>
-        </w:rPr>
-        <w:t xml:space="preserve">Staphylococcus</w:t>
-      </w:r>
-      <w:r>
-        <w:t xml:space="preserve"> </w:t>
-      </w:r>
-      <w:r>
-        <w:t xml:space="preserve">appears among the 62 features retained in turkey:</w:t>
-      </w:r>
+        <w:rPr>
+          <w:b/>
+        </w:rPr>
+        <w:t xml:space="preserve">Script</w:t>
+      </w:r>
+      <w:r>
+        <w:t xml:space="preserve">:</w:t>
+      </w:r>
+      <w:r>
+        <w:t xml:space="preserve"> </w:t>
+      </w:r>
+      <w:r>
+        <w:rPr>
+          <w:rStyle w:val="VerbatimChar"/>
+        </w:rPr>
+        <w:t xml:space="preserve">turkey_biomarkers_3method.py</w:t>
+      </w:r>
+      <w:r>
+        <w:t xml:space="preserve"> </w:t>
+      </w:r>
+      <w:r>
+        <w:t xml:space="preserve">｜</w:t>
+      </w:r>
+      <w:r>
+        <w:t xml:space="preserve"> </w:t>
+      </w:r>
+      <w:r>
+        <w:rPr>
+          <w:b/>
+        </w:rPr>
+        <w:t xml:space="preserve">Results</w:t>
+      </w:r>
+      <w:r>
+        <w:t xml:space="preserve">:</w:t>
+      </w:r>
+      <w:r>
+        <w:t xml:space="preserve"> </w:t>
+      </w:r>
+      <w:r>
+        <w:rPr>
+          <w:rStyle w:val="VerbatimChar"/>
+        </w:rPr>
+        <w:t xml:space="preserve">results/turkey_biomarkers_3method.json</w:t>
+      </w:r>
+    </w:p>
+    <w:p>
+      <w:pPr>
+        <w:pStyle w:val="BodyText"/>
+      </w:pPr>
+      <w:r>
+        <w:t xml:space="preserve">§2.1–2.4 used</w:t>
+      </w:r>
+      <w:r>
+        <w:t xml:space="preserve"> </w:t>
+      </w:r>
+      <w:r>
+        <w:t xml:space="preserve">“</w:t>
+      </w:r>
+      <w:r>
+        <w:t xml:space="preserve">differential abundance + permutation importance + cage screen</w:t>
+      </w:r>
+      <w:r>
+        <w:t xml:space="preserve">”</w:t>
+      </w:r>
+      <w:r>
+        <w:t xml:space="preserve">, whereas the duck cohort’s nine genera (README §6.2) came from</w:t>
+      </w:r>
+      <w:r>
+        <w:t xml:space="preserve"> </w:t>
+      </w:r>
+      <w:r>
+        <w:t xml:space="preserve">“</w:t>
+      </w:r>
+      <w:r>
+        <w:t xml:space="preserve">differential abundance + permutation importance +</w:t>
+      </w:r>
+      <w:r>
+        <w:t xml:space="preserve"> </w:t>
+      </w:r>
+      <w:r>
+        <w:rPr>
+          <w:b/>
+        </w:rPr>
+        <w:t xml:space="preserve">L1 stability selection</w:t>
+      </w:r>
+      <w:r>
+        <w:t xml:space="preserve">”</w:t>
+      </w:r>
+      <w:r>
+        <w:t xml:space="preserve">.</w:t>
+      </w:r>
+      <w:r>
+        <w:t xml:space="preserve"> </w:t>
+      </w:r>
+      <w:r>
+        <w:rPr>
+          <w:b/>
+        </w:rPr>
+        <w:t xml:space="preserve">Each was missing a different piece, so the two were not directly comparable.</w:t>
+      </w:r>
+      <w:r>
+        <w:t xml:space="preserve"> </w:t>
+      </w:r>
+      <w:r>
+        <w:t xml:space="preserve">This section adds L1 stability selection.</w:t>
+      </w:r>
+    </w:p>
+    <w:p>
+      <w:pPr>
+        <w:pStyle w:val="Heading4"/>
+      </w:pPr>
+      <w:bookmarkStart w:id="35" w:name="X8828298bf53a5f3da670075e394e429fc2e8530"/>
+      <w:r>
+        <w:t xml:space="preserve">The L1 penalty cannot be carried over, so it is treated as a sensitivity axis</w:t>
+      </w:r>
+      <w:bookmarkEnd w:id="35"/>
+    </w:p>
+    <w:p>
+      <w:pPr>
+        <w:pStyle w:val="FirstParagraph"/>
+      </w:pPr>
+      <w:r>
+        <w:t xml:space="preserve">The duck cohort used C=0.1 (18 of 70 features, about 0.03 of CV-AUC given up for sparsity). With n=45 and 62 features in turkey, the two ways of</w:t>
+      </w:r>
+      <w:r>
+        <w:t xml:space="preserve"> </w:t>
+      </w:r>
+      <w:r>
+        <w:t xml:space="preserve">“</w:t>
+      </w:r>
+      <w:r>
+        <w:t xml:space="preserve">matching the duck cohort</w:t>
+      </w:r>
+      <w:r>
+        <w:t xml:space="preserve">”</w:t>
+      </w:r>
+      <w:r>
+        <w:t xml:space="preserve"> </w:t>
+      </w:r>
+      <w:r>
+        <w:t xml:space="preserve">contradict each other:</w:t>
+      </w:r>
+    </w:p>
+    <w:tbl>
+      <w:tblPr>
+        <w:tblStyle w:val="Table"/>
+        <w:tblW w:type="pct" w:w="5000.0"/>
+        <w:tblLook w:firstRow="1"/>
+      </w:tblPr>
+      <w:tblGrid>
+        <w:gridCol w:w="2640"/>
+        <w:gridCol w:w="2640"/>
+        <w:gridCol w:w="2640"/>
+      </w:tblGrid>
+      <w:tr>
+        <w:trPr>
+          <w:cnfStyle w:firstRow="1"/>
+        </w:trPr>
+        <w:tc>
+          <w:tcPr>
+            <w:tcBorders>
+              <w:bottom w:val="single"/>
+            </w:tcBorders>
+            <w:vAlign w:val="bottom"/>
+          </w:tcPr>
+          <w:p>
+            <w:pPr>
+              <w:pStyle w:val="Compact"/>
+              <w:jc w:val="left"/>
+            </w:pPr>
+            <w:r>
+              <w:t xml:space="preserve">Way of matching</w:t>
+            </w:r>
+          </w:p>
+        </w:tc>
+        <w:tc>
+          <w:tcPr>
+            <w:tcBorders>
+              <w:bottom w:val="single"/>
+            </w:tcBorders>
+            <w:vAlign w:val="bottom"/>
+          </w:tcPr>
+          <w:p>
+            <w:pPr>
+              <w:pStyle w:val="Compact"/>
+              <w:jc w:val="left"/>
+            </w:pPr>
+            <w:r>
+              <w:t xml:space="preserve">C required</w:t>
+            </w:r>
+          </w:p>
+        </w:tc>
+        <w:tc>
+          <w:tcPr>
+            <w:tcBorders>
+              <w:bottom w:val="single"/>
+            </w:tcBorders>
+            <w:vAlign w:val="bottom"/>
+          </w:tcPr>
+          <w:p>
+            <w:pPr>
+              <w:pStyle w:val="Compact"/>
+              <w:jc w:val="left"/>
+            </w:pPr>
+            <w:r>
+              <w:t xml:space="preserve">Consequence</w:t>
+            </w:r>
+          </w:p>
+        </w:tc>
+      </w:tr>
+      <w:tr>
+        <w:tc>
+          <w:p>
+            <w:pPr>
+              <w:pStyle w:val="Compact"/>
+              <w:jc w:val="left"/>
+            </w:pPr>
+            <w:r>
+              <w:t xml:space="preserve">Match the</w:t>
+            </w:r>
+            <w:r>
+              <w:t xml:space="preserve"> </w:t>
+            </w:r>
+            <w:r>
+              <w:rPr>
+                <w:b/>
+              </w:rPr>
+              <w:t xml:space="preserve">sparsity fraction</w:t>
+            </w:r>
+            <w:r>
+              <w:t xml:space="preserve"> </w:t>
+            </w:r>
+            <w:r>
+              <w:t xml:space="preserve">(≈1/4 of features)</w:t>
+            </w:r>
+          </w:p>
+        </w:tc>
+        <w:tc>
+          <w:p>
+            <w:pPr>
+              <w:pStyle w:val="Compact"/>
+              <w:jc w:val="left"/>
+            </w:pPr>
+            <w:r>
+              <w:t xml:space="preserve">≈10</w:t>
+            </w:r>
+          </w:p>
+        </w:tc>
+        <w:tc>
+          <w:p>
+            <w:pPr>
+              <w:pStyle w:val="Compact"/>
+              <w:jc w:val="left"/>
+            </w:pPr>
+            <w:r>
+              <w:t xml:space="preserve">the penalty is barely active</w:t>
+            </w:r>
+          </w:p>
+        </w:tc>
+      </w:tr>
+      <w:tr>
+        <w:tc>
+          <w:p>
+            <w:pPr>
+              <w:pStyle w:val="Compact"/>
+              <w:jc w:val="left"/>
+            </w:pPr>
+            <w:r>
+              <w:t xml:space="preserve">Match the</w:t>
+            </w:r>
+            <w:r>
+              <w:t xml:space="preserve"> </w:t>
+            </w:r>
+            <w:r>
+              <w:rPr>
+                <w:b/>
+              </w:rPr>
+              <w:t xml:space="preserve">rule</w:t>
+            </w:r>
+            <w:r>
+              <w:t xml:space="preserve"> </w:t>
+            </w:r>
+            <w:r>
+              <w:t xml:space="preserve">(give up ~0.03 CV-AUC)</w:t>
+            </w:r>
+          </w:p>
+        </w:tc>
+        <w:tc>
+          <w:p>
+            <w:pPr>
+              <w:pStyle w:val="Compact"/>
+              <w:jc w:val="left"/>
+            </w:pPr>
+            <w:r>
+              <w:t xml:space="preserve">≈0.2</w:t>
+            </w:r>
+          </w:p>
+        </w:tc>
+        <w:tc>
+          <w:p>
+            <w:pPr>
+              <w:pStyle w:val="Compact"/>
+              <w:jc w:val="left"/>
+            </w:pPr>
+            <w:r>
+              <w:t xml:space="preserve">only 7 non-zero coefficients remain</w:t>
+            </w:r>
+          </w:p>
+        </w:tc>
+      </w:tr>
+    </w:tbl>
+    <w:p>
+      <w:pPr>
+        <w:pStyle w:val="BodyText"/>
+      </w:pPr>
+      <w:r>
+        <w:t xml:space="preserve">With no single correct choice, C becomes a sensitivity axis:</w:t>
+      </w:r>
+      <w:r>
+        <w:t xml:space="preserve"> </w:t>
+      </w:r>
+      <w:r>
+        <w:rPr>
+          <w:b/>
+        </w:rPr>
+        <w:t xml:space="preserve">200 bootstraps at each of 0.2 / 1.0 / 10.0, and a feature counts as an L1 hit only if it reaches ≥70% selection frequency at all three</w:t>
+      </w:r>
+      <w:r>
+        <w:t xml:space="preserve"> </w:t>
+      </w:r>
+      <w:r>
+        <w:t xml:space="preserve">(4 / 8 / 9 hits respectively; the intersection is taken). The conclusion then does not rest on an arbitrary choice.</w:t>
+      </w:r>
+    </w:p>
+    <w:p>
+      <w:pPr>
+        <w:pStyle w:val="Heading4"/>
+      </w:pPr>
+      <w:bookmarkStart w:id="36" w:name="Xaa556a691871da70d62cfe992294cbde0251811"/>
+      <w:r>
+        <w:t xml:space="preserve">Result: four features, two of which pass the cage screen</w:t>
+      </w:r>
+      <w:bookmarkEnd w:id="36"/>
     </w:p>
     <w:tbl>
       <w:tblPr>
@@ -3192,7 +3510,15 @@
             </w:tcBorders>
             <w:vAlign w:val="bottom"/>
           </w:tcPr>
-          <w:p/>
+          <w:p>
+            <w:pPr>
+              <w:pStyle w:val="Compact"/>
+              <w:jc w:val="left"/>
+            </w:pPr>
+            <w:r>
+              <w:t xml:space="preserve">Genus</w:t>
+            </w:r>
+          </w:p>
         </w:tc>
         <w:tc>
           <w:tcPr>
@@ -3207,7 +3533,7 @@
               <w:jc w:val="left"/>
             </w:pPr>
             <w:r>
-              <w:t xml:space="preserve">Duck cohort</w:t>
+              <w:t xml:space="preserve">Family</w:t>
             </w:r>
           </w:p>
         </w:tc>
@@ -3224,7 +3550,75 @@
               <w:jc w:val="left"/>
             </w:pPr>
             <w:r>
-              <w:t xml:space="preserve">Turkey cohort</w:t>
+              <w:t xml:space="preserve">Permutation importance</w:t>
+            </w:r>
+          </w:p>
+        </w:tc>
+        <w:tc>
+          <w:tcPr>
+            <w:tcBorders>
+              <w:bottom w:val="single"/>
+            </w:tcBorders>
+            <w:vAlign w:val="bottom"/>
+          </w:tcPr>
+          <w:p>
+            <w:pPr>
+              <w:pStyle w:val="Compact"/>
+              <w:jc w:val="left"/>
+            </w:pPr>
+            <w:r>
+              <w:t xml:space="preserve">L1 freq (lowest)</w:t>
+            </w:r>
+          </w:p>
+        </w:tc>
+        <w:tc>
+          <w:tcPr>
+            <w:tcBorders>
+              <w:bottom w:val="single"/>
+            </w:tcBorders>
+            <w:vAlign w:val="bottom"/>
+          </w:tcPr>
+          <w:p>
+            <w:pPr>
+              <w:pStyle w:val="Compact"/>
+              <w:jc w:val="left"/>
+            </w:pPr>
+            <w:r>
+              <w:t xml:space="preserve">Direction</w:t>
+            </w:r>
+          </w:p>
+        </w:tc>
+        <w:tc>
+          <w:tcPr>
+            <w:tcBorders>
+              <w:bottom w:val="single"/>
+            </w:tcBorders>
+            <w:vAlign w:val="bottom"/>
+          </w:tcPr>
+          <w:p>
+            <w:pPr>
+              <w:pStyle w:val="Compact"/>
+              <w:jc w:val="left"/>
+            </w:pPr>
+            <w:r>
+              <w:t xml:space="preserve">FDR</w:t>
+            </w:r>
+          </w:p>
+        </w:tc>
+        <w:tc>
+          <w:tcPr>
+            <w:tcBorders>
+              <w:bottom w:val="single"/>
+            </w:tcBorders>
+            <w:vAlign w:val="bottom"/>
+          </w:tcPr>
+          <w:p>
+            <w:pPr>
+              <w:pStyle w:val="Compact"/>
+              <w:jc w:val="left"/>
+            </w:pPr>
+            <w:r>
+              <w:t xml:space="preserve">Cage</w:t>
             </w:r>
           </w:p>
         </w:tc>
@@ -3237,18 +3631,43 @@
               <w:jc w:val="left"/>
             </w:pPr>
             <w:r>
-              <w:t xml:space="preserve">Direction</w:t>
-            </w:r>
-          </w:p>
-        </w:tc>
-        <w:tc>
-          <w:p>
-            <w:pPr>
-              <w:pStyle w:val="Compact"/>
-              <w:jc w:val="left"/>
-            </w:pPr>
-            <w:r>
-              <w:t xml:space="preserve">Pos↓ (FDR 0.001)</w:t>
+              <w:rPr>
+                <w:i/>
+              </w:rPr>
+              <w:t xml:space="preserve">Negativibacillus</w:t>
+            </w:r>
+          </w:p>
+        </w:tc>
+        <w:tc>
+          <w:p>
+            <w:pPr>
+              <w:pStyle w:val="Compact"/>
+              <w:jc w:val="left"/>
+            </w:pPr>
+            <w:r>
+              <w:t xml:space="preserve">Ruminococcaceae</w:t>
+            </w:r>
+          </w:p>
+        </w:tc>
+        <w:tc>
+          <w:p>
+            <w:pPr>
+              <w:pStyle w:val="Compact"/>
+              <w:jc w:val="left"/>
+            </w:pPr>
+            <w:r>
+              <w:t xml:space="preserve">0.0133</w:t>
+            </w:r>
+          </w:p>
+        </w:tc>
+        <w:tc>
+          <w:p>
+            <w:pPr>
+              <w:pStyle w:val="Compact"/>
+              <w:jc w:val="left"/>
+            </w:pPr>
+            <w:r>
+              <w:t xml:space="preserve">0.865</w:t>
             </w:r>
           </w:p>
         </w:tc>
@@ -3263,27 +3682,14 @@
             </w:r>
           </w:p>
         </w:tc>
-      </w:tr>
-      <w:tr>
-        <w:tc>
-          <w:p>
-            <w:pPr>
-              <w:pStyle w:val="Compact"/>
-              <w:jc w:val="left"/>
-            </w:pPr>
-            <w:r>
-              <w:t xml:space="preserve">Significance</w:t>
-            </w:r>
-          </w:p>
-        </w:tc>
-        <w:tc>
-          <w:p>
-            <w:pPr>
-              <w:pStyle w:val="Compact"/>
-              <w:jc w:val="left"/>
-            </w:pPr>
-            <w:r>
-              <w:t xml:space="preserve">significant</w:t>
+        <w:tc>
+          <w:p>
+            <w:pPr>
+              <w:pStyle w:val="Compact"/>
+              <w:jc w:val="left"/>
+            </w:pPr>
+            <w:r>
+              <w:t xml:space="preserve">3.84e-05</w:t>
             </w:r>
           </w:p>
         </w:tc>
@@ -3297,7 +3703,270 @@
               <w:rPr>
                 <w:b/>
               </w:rPr>
-              <w:t xml:space="preserve">t=+0.97, FDR=0.53, not significant</w:t>
+              <w:t xml:space="preserve">confounded</w:t>
+            </w:r>
+          </w:p>
+        </w:tc>
+      </w:tr>
+      <w:tr>
+        <w:tc>
+          <w:p>
+            <w:pPr>
+              <w:pStyle w:val="Compact"/>
+              <w:jc w:val="left"/>
+            </w:pPr>
+            <w:r>
+              <w:rPr>
+                <w:i/>
+                <w:b/>
+              </w:rPr>
+              <w:t xml:space="preserve">HT002</w:t>
+            </w:r>
+          </w:p>
+        </w:tc>
+        <w:tc>
+          <w:p>
+            <w:pPr>
+              <w:pStyle w:val="Compact"/>
+              <w:jc w:val="left"/>
+            </w:pPr>
+            <w:r>
+              <w:t xml:space="preserve">Lactobacillaceae</w:t>
+            </w:r>
+          </w:p>
+        </w:tc>
+        <w:tc>
+          <w:p>
+            <w:pPr>
+              <w:pStyle w:val="Compact"/>
+              <w:jc w:val="left"/>
+            </w:pPr>
+            <w:r>
+              <w:t xml:space="preserve">0.0130</w:t>
+            </w:r>
+          </w:p>
+        </w:tc>
+        <w:tc>
+          <w:p>
+            <w:pPr>
+              <w:pStyle w:val="Compact"/>
+              <w:jc w:val="left"/>
+            </w:pPr>
+            <w:r>
+              <w:t xml:space="preserve">0.935</w:t>
+            </w:r>
+          </w:p>
+        </w:tc>
+        <w:tc>
+          <w:p>
+            <w:pPr>
+              <w:pStyle w:val="Compact"/>
+              <w:jc w:val="left"/>
+            </w:pPr>
+            <w:r>
+              <w:rPr>
+                <w:b/>
+              </w:rPr>
+              <w:t xml:space="preserve">Pos↓</w:t>
+            </w:r>
+          </w:p>
+        </w:tc>
+        <w:tc>
+          <w:p>
+            <w:pPr>
+              <w:pStyle w:val="Compact"/>
+              <w:jc w:val="left"/>
+            </w:pPr>
+            <w:r>
+              <w:t xml:space="preserve">5.72e-03</w:t>
+            </w:r>
+          </w:p>
+        </w:tc>
+        <w:tc>
+          <w:p>
+            <w:pPr>
+              <w:pStyle w:val="Compact"/>
+              <w:jc w:val="left"/>
+            </w:pPr>
+            <w:r>
+              <w:rPr>
+                <w:b/>
+              </w:rPr>
+              <w:t xml:space="preserve">passes</w:t>
+            </w:r>
+          </w:p>
+        </w:tc>
+      </w:tr>
+      <w:tr>
+        <w:tc>
+          <w:p>
+            <w:pPr>
+              <w:pStyle w:val="Compact"/>
+              <w:jc w:val="left"/>
+            </w:pPr>
+            <w:r>
+              <w:rPr>
+                <w:i/>
+              </w:rPr>
+              <w:t xml:space="preserve">Tissierella</w:t>
+            </w:r>
+          </w:p>
+        </w:tc>
+        <w:tc>
+          <w:p>
+            <w:pPr>
+              <w:pStyle w:val="Compact"/>
+              <w:jc w:val="left"/>
+            </w:pPr>
+            <w:r>
+              <w:t xml:space="preserve">Family_XI</w:t>
+            </w:r>
+          </w:p>
+        </w:tc>
+        <w:tc>
+          <w:p>
+            <w:pPr>
+              <w:pStyle w:val="Compact"/>
+              <w:jc w:val="left"/>
+            </w:pPr>
+            <w:r>
+              <w:t xml:space="preserve">0.0079</w:t>
+            </w:r>
+          </w:p>
+        </w:tc>
+        <w:tc>
+          <w:p>
+            <w:pPr>
+              <w:pStyle w:val="Compact"/>
+              <w:jc w:val="left"/>
+            </w:pPr>
+            <w:r>
+              <w:t xml:space="preserve">0.885</w:t>
+            </w:r>
+          </w:p>
+        </w:tc>
+        <w:tc>
+          <w:p>
+            <w:pPr>
+              <w:pStyle w:val="Compact"/>
+              <w:jc w:val="left"/>
+            </w:pPr>
+            <w:r>
+              <w:t xml:space="preserve">Pos↑</w:t>
+            </w:r>
+          </w:p>
+        </w:tc>
+        <w:tc>
+          <w:p>
+            <w:pPr>
+              <w:pStyle w:val="Compact"/>
+              <w:jc w:val="left"/>
+            </w:pPr>
+            <w:r>
+              <w:t xml:space="preserve">3.75e-04</w:t>
+            </w:r>
+          </w:p>
+        </w:tc>
+        <w:tc>
+          <w:p>
+            <w:pPr>
+              <w:pStyle w:val="Compact"/>
+              <w:jc w:val="left"/>
+            </w:pPr>
+            <w:r>
+              <w:rPr>
+                <w:b/>
+              </w:rPr>
+              <w:t xml:space="preserve">confounded</w:t>
+            </w:r>
+          </w:p>
+        </w:tc>
+      </w:tr>
+      <w:tr>
+        <w:tc>
+          <w:p>
+            <w:pPr>
+              <w:pStyle w:val="Compact"/>
+              <w:jc w:val="left"/>
+            </w:pPr>
+            <w:r>
+              <w:rPr>
+                <w:i/>
+                <w:b/>
+              </w:rPr>
+              <w:t xml:space="preserve">Escherichia-Shigella</w:t>
+            </w:r>
+          </w:p>
+        </w:tc>
+        <w:tc>
+          <w:p>
+            <w:pPr>
+              <w:pStyle w:val="Compact"/>
+              <w:jc w:val="left"/>
+            </w:pPr>
+            <w:r>
+              <w:t xml:space="preserve">Enterobacteriaceae</w:t>
+            </w:r>
+          </w:p>
+        </w:tc>
+        <w:tc>
+          <w:p>
+            <w:pPr>
+              <w:pStyle w:val="Compact"/>
+              <w:jc w:val="left"/>
+            </w:pPr>
+            <w:r>
+              <w:t xml:space="preserve">0.0015</w:t>
+            </w:r>
+          </w:p>
+        </w:tc>
+        <w:tc>
+          <w:p>
+            <w:pPr>
+              <w:pStyle w:val="Compact"/>
+              <w:jc w:val="left"/>
+            </w:pPr>
+            <w:r>
+              <w:t xml:space="preserve">1.000</w:t>
+            </w:r>
+          </w:p>
+        </w:tc>
+        <w:tc>
+          <w:p>
+            <w:pPr>
+              <w:pStyle w:val="Compact"/>
+              <w:jc w:val="left"/>
+            </w:pPr>
+            <w:r>
+              <w:rPr>
+                <w:b/>
+              </w:rPr>
+              <w:t xml:space="preserve">Pos↑</w:t>
+            </w:r>
+          </w:p>
+        </w:tc>
+        <w:tc>
+          <w:p>
+            <w:pPr>
+              <w:pStyle w:val="Compact"/>
+              <w:jc w:val="left"/>
+            </w:pPr>
+            <w:r>
+              <w:t xml:space="preserve">3.75e-04</w:t>
+            </w:r>
+          </w:p>
+        </w:tc>
+        <w:tc>
+          <w:p>
+            <w:pPr>
+              <w:pStyle w:val="Compact"/>
+              <w:jc w:val="left"/>
+            </w:pPr>
+            <w:r>
+              <w:rPr>
+                <w:b/>
+              </w:rPr>
+              <w:t xml:space="preserve">passes</w:t>
             </w:r>
           </w:p>
         </w:tc>
@@ -3308,33 +3977,39 @@
         <w:pStyle w:val="BodyText"/>
       </w:pPr>
       <w:r>
-        <w:rPr>
-          <w:b/>
-        </w:rPr>
-        <w:t xml:space="preserve">Opposite direction and not significant — cross-host consistency is not supported.</w:t>
-      </w:r>
-    </w:p>
-    <w:p>
-      <w:pPr>
-        <w:pStyle w:val="BodyText"/>
-      </w:pPr>
-      <w:r>
-        <w:t xml:space="preserve">One technical reason must be noted, however: prevalence filtering was run independently in each cohort, turkey retains only 62 features, and</w:t>
-      </w:r>
-      <w:r>
-        <w:t xml:space="preserve"> </w:t>
-      </w:r>
-      <w:r>
-        <w:rPr>
-          <w:b/>
-        </w:rPr>
-        <w:t xml:space="preserve">most of the duck cohort’s nine genera never entered the turkey candidate pool at all</w:t>
-      </w:r>
-      <w:r>
-        <w:t xml:space="preserve"> </w:t>
-      </w:r>
-      <w:r>
-        <w:t xml:space="preserve">(prevalence below 10% in turkey). This more likely reflects</w:t>
+        <w:t xml:space="preserve">Hits per method: differential abundance 19, permutation importance 24, L1 (all three C) 4.</w:t>
+      </w:r>
+      <w:r>
+        <w:t xml:space="preserve"> </w:t>
+      </w:r>
+      <w:r>
+        <w:rPr>
+          <w:b/>
+        </w:rPr>
+        <w:t xml:space="preserve">L1 is by far the strictest gate</w:t>
+      </w:r>
+      <w:r>
+        <w:t xml:space="preserve"> </w:t>
+      </w:r>
+      <w:r>
+        <w:t xml:space="preserve">— as it was in the duck cohort, where it is also the step that narrowed 19 FDR-significant features to 9.</w:t>
+      </w:r>
+    </w:p>
+    <w:p>
+      <w:pPr>
+        <w:pStyle w:val="BlockText"/>
+      </w:pPr>
+      <w:r>
+        <w:rPr>
+          <w:b/>
+        </w:rPr>
+        <w:t xml:space="preserve">How this relates to the seven in §2.3.</w:t>
+      </w:r>
+      <w:r>
+        <w:t xml:space="preserve"> </w:t>
+      </w:r>
+      <w:r>
+        <w:t xml:space="preserve">Those seven are</w:t>
       </w:r>
       <w:r>
         <w:t xml:space="preserve"> </w:t>
@@ -3343,16 +4018,13 @@
         <w:t xml:space="preserve">“</w:t>
       </w:r>
       <w:r>
-        <w:t xml:space="preserve">the two hosts simply have different core microbiota</w:t>
+        <w:t xml:space="preserve">two methods agree + passes the cage screen</w:t>
       </w:r>
       <w:r>
         <w:t xml:space="preserve">”</w:t>
       </w:r>
       <w:r>
-        <w:t xml:space="preserve"> </w:t>
-      </w:r>
-      <w:r>
-        <w:t xml:space="preserve">than</w:t>
+        <w:t xml:space="preserve">; these four are</w:t>
       </w:r>
       <w:r>
         <w:t xml:space="preserve"> </w:t>
@@ -3361,7 +4033,7 @@
         <w:t xml:space="preserve">“</w:t>
       </w:r>
       <w:r>
-        <w:t xml:space="preserve">the signal was refuted in turkey</w:t>
+        <w:t xml:space="preserve">three methods agree</w:t>
       </w:r>
       <w:r>
         <w:t xml:space="preserve">”</w:t>
@@ -3369,113 +4041,106 @@
       <w:r>
         <w:t xml:space="preserve">.</w:t>
       </w:r>
-    </w:p>
-    <w:p>
-      <w:pPr>
-        <w:pStyle w:val="BodyText"/>
-      </w:pPr>
-      <w:r>
-        <w:t xml:space="preserve">A strict test of cross-host consistency would have to be</w:t>
-      </w:r>
-      <w:r>
-        <w:t xml:space="preserve"> </w:t>
-      </w:r>
-      <w:r>
-        <w:rPr>
-          <w:b/>
-        </w:rPr>
-        <w:t xml:space="preserve">redone on the intersection of the two feature sets</w:t>
-      </w:r>
-      <w:r>
-        <w:t xml:space="preserve"> </w:t>
-      </w:r>
-      <w:r>
-        <w:t xml:space="preserve">— but that would shrink the feature space substantially, and the sample sizes (45 vs 260) are too far apart. It was not attempted in this project.</w:t>
-      </w:r>
-    </w:p>
-    <w:p>
-      <w:r>
-        <w:pict>
-          <v:rect style="width:0;height:1.5pt" o:hralign="center" o:hrstd="t" o:hr="t"/>
-        </w:pict>
-      </w:r>
-    </w:p>
-    <w:p>
-      <w:pPr>
-        <w:pStyle w:val="Heading2"/>
-      </w:pPr>
-      <w:bookmarkStart w:id="35" w:name="X217a17cfad29bbcbc6e464e0d14d46b0284dd9e"/>
-      <w:r>
-        <w:t xml:space="preserve">4. Whether the strain effect can be tested, and how strong the pure cage effect is</w:t>
-      </w:r>
-      <w:bookmarkEnd w:id="35"/>
+      <w:r>
+        <w:t xml:space="preserve"> </w:t>
+      </w:r>
+      <w:r>
+        <w:rPr>
+          <w:b/>
+        </w:rPr>
+        <w:t xml:space="preserve">The latter is the stricter subset</w:t>
+      </w:r>
+      <w:r>
+        <w:t xml:space="preserve">: once L1 is added,</w:t>
+      </w:r>
+      <w:r>
+        <w:t xml:space="preserve"> </w:t>
+      </w:r>
+      <w:r>
+        <w:rPr>
+          <w:i/>
+        </w:rPr>
+        <w:t xml:space="preserve">Pediococcus</w:t>
+      </w:r>
+      <w:r>
+        <w:t xml:space="preserve">, the unnamed Lactobacillaceae genus,</w:t>
+      </w:r>
+      <w:r>
+        <w:t xml:space="preserve"> </w:t>
+      </w:r>
+      <w:r>
+        <w:rPr>
+          <w:i/>
+        </w:rPr>
+        <w:t xml:space="preserve">Incertae_Sedis</w:t>
+      </w:r>
+      <w:r>
+        <w:t xml:space="preserve"> </w:t>
+      </w:r>
+      <w:r>
+        <w:t xml:space="preserve">and</w:t>
+      </w:r>
+      <w:r>
+        <w:t xml:space="preserve"> </w:t>
+      </w:r>
+      <w:r>
+        <w:rPr>
+          <w:i/>
+        </w:rPr>
+        <w:t xml:space="preserve">Weissella</w:t>
+      </w:r>
+      <w:r>
+        <w:t xml:space="preserve"> </w:t>
+      </w:r>
+      <w:r>
+        <w:t xml:space="preserve">fail to be selected consistently across all three C values.</w:t>
+      </w:r>
+    </w:p>
+    <w:p>
+      <w:pPr>
+        <w:pStyle w:val="BlockText"/>
+      </w:pPr>
+      <w:r>
+        <w:t xml:space="preserve">Both sets are correct at their own strictness.</w:t>
+      </w:r>
+      <w:r>
+        <w:t xml:space="preserve"> </w:t>
+      </w:r>
+      <w:r>
+        <w:rPr>
+          <w:b/>
+        </w:rPr>
+        <w:t xml:space="preserve">Use the four here when comparing against the duck cohort; use the seven in §2.3 when listing every candidate this cohort offers.</w:t>
+      </w:r>
+    </w:p>
+    <w:p>
+      <w:pPr>
+        <w:pStyle w:val="Heading4"/>
+      </w:pPr>
+      <w:bookmarkStart w:id="37" w:name="X851d3757710ec8dd7b0b9807bb00697df2638b5"/>
+      <w:r>
+        <w:t xml:space="preserve">Cross-host comparison: no genus overlap, one family overlap</w:t>
+      </w:r>
+      <w:bookmarkEnd w:id="37"/>
     </w:p>
     <w:p>
       <w:pPr>
         <w:pStyle w:val="FirstParagraph"/>
       </w:pPr>
       <w:r>
-        <w:rPr>
-          <w:b/>
-        </w:rPr>
-        <w:t xml:space="preserve">Script</w:t>
-      </w:r>
-      <w:r>
-        <w:t xml:space="preserve">:</w:t>
-      </w:r>
-      <w:r>
-        <w:t xml:space="preserve"> </w:t>
-      </w:r>
-      <w:r>
-        <w:rPr>
-          <w:rStyle w:val="VerbatimChar"/>
-        </w:rPr>
-        <w:t xml:space="preserve">turkey_strain_cage.py</w:t>
-      </w:r>
-      <w:r>
-        <w:t xml:space="preserve"> </w:t>
-      </w:r>
-      <w:r>
-        <w:t xml:space="preserve">｜</w:t>
-      </w:r>
-      <w:r>
-        <w:t xml:space="preserve"> </w:t>
-      </w:r>
-      <w:r>
-        <w:rPr>
-          <w:b/>
-        </w:rPr>
-        <w:t xml:space="preserve">Results</w:t>
-      </w:r>
-      <w:r>
-        <w:t xml:space="preserve">:</w:t>
-      </w:r>
-      <w:r>
-        <w:t xml:space="preserve"> </w:t>
-      </w:r>
-      <w:r>
-        <w:rPr>
-          <w:rStyle w:val="VerbatimChar"/>
-        </w:rPr>
-        <w:t xml:space="preserve">results/turkey_strain_cage.json</w:t>
-      </w:r>
-    </w:p>
-    <w:p>
-      <w:pPr>
-        <w:pStyle w:val="Heading3"/>
-      </w:pPr>
-      <w:bookmarkStart w:id="36" w:name="X6edbfc0f66a67d9838d8ca51db7210fb0207b57"/>
-      <w:r>
-        <w:t xml:space="preserve">4.1 The strain effect cannot be tested: a three-way collinearity</w:t>
-      </w:r>
-      <w:bookmarkEnd w:id="36"/>
-    </w:p>
-    <w:p>
-      <w:pPr>
-        <w:pStyle w:val="FirstParagraph"/>
-      </w:pPr>
-      <w:r>
-        <w:t xml:space="preserve">The original plan was to test the microbiome difference between the two infecting strains (CK/PA H5N2 and TK/MN H5N2, 16 birds each). The metadata shows this is impossible:</w:t>
+        <w:t xml:space="preserve">Rebuilding the duck cohort’s three-method intersection gives</w:t>
+      </w:r>
+      <w:r>
+        <w:t xml:space="preserve"> </w:t>
+      </w:r>
+      <w:r>
+        <w:rPr>
+          <w:b/>
+        </w:rPr>
+        <w:t xml:space="preserve">9 features</w:t>
+      </w:r>
+      <w:r>
+        <w:t xml:space="preserve">, matching README §6.2 — a check that the reconstruction is faithful before any comparison is drawn.</w:t>
       </w:r>
     </w:p>
     <w:tbl>
@@ -3502,7 +4167,7 @@
               <w:jc w:val="left"/>
             </w:pPr>
             <w:r>
-              <w:t xml:space="preserve">Experimental group</w:t>
+              <w:t xml:space="preserve">Rank</w:t>
             </w:r>
           </w:p>
         </w:tc>
@@ -3519,10 +4184,185 @@
               <w:jc w:val="left"/>
             </w:pPr>
             <w:r>
-              <w:t xml:space="preserve">Isolators</w:t>
-            </w:r>
-          </w:p>
-        </w:tc>
+              <w:t xml:space="preserve">Overlap</w:t>
+            </w:r>
+          </w:p>
+        </w:tc>
+      </w:tr>
+      <w:tr>
+        <w:tc>
+          <w:p>
+            <w:pPr>
+              <w:pStyle w:val="Compact"/>
+              <w:jc w:val="left"/>
+            </w:pPr>
+            <w:r>
+              <w:t xml:space="preserve">Genus</w:t>
+            </w:r>
+          </w:p>
+        </w:tc>
+        <w:tc>
+          <w:p>
+            <w:pPr>
+              <w:pStyle w:val="Compact"/>
+              <w:jc w:val="left"/>
+            </w:pPr>
+            <w:r>
+              <w:rPr>
+                <w:b/>
+              </w:rPr>
+              <w:t xml:space="preserve">none</w:t>
+            </w:r>
+          </w:p>
+        </w:tc>
+      </w:tr>
+      <w:tr>
+        <w:tc>
+          <w:p>
+            <w:pPr>
+              <w:pStyle w:val="Compact"/>
+              <w:jc w:val="left"/>
+            </w:pPr>
+            <w:r>
+              <w:t xml:space="preserve">Family</w:t>
+            </w:r>
+          </w:p>
+        </w:tc>
+        <w:tc>
+          <w:p>
+            <w:pPr>
+              <w:pStyle w:val="Compact"/>
+              <w:jc w:val="left"/>
+            </w:pPr>
+            <w:r>
+              <w:rPr>
+                <w:b/>
+              </w:rPr>
+              <w:t xml:space="preserve">Ruminococcaceae</w:t>
+            </w:r>
+          </w:p>
+        </w:tc>
+      </w:tr>
+    </w:tbl>
+    <w:p>
+      <w:pPr>
+        <w:pStyle w:val="SourceCode"/>
+      </w:pPr>
+      <w:r>
+        <w:rPr>
+          <w:rStyle w:val="VerbatimChar"/>
+        </w:rPr>
+        <w:t xml:space="preserve">Ruminococcaceae</w:t>
+      </w:r>
+      <w:r>
+        <w:br/>
+      </w:r>
+      <w:r>
+        <w:rPr>
+          <w:rStyle w:val="VerbatimChar"/>
+        </w:rPr>
+        <w:t xml:space="preserve">    Duck     (unnamed genus)      Pos↑</w:t>
+      </w:r>
+      <w:r>
+        <w:br/>
+      </w:r>
+      <w:r>
+        <w:rPr>
+          <w:rStyle w:val="VerbatimChar"/>
+        </w:rPr>
+        <w:t xml:space="preserve">    Turkey   Negativibacillus     Pos↑    ← but cage/strain/batch confounded</w:t>
+      </w:r>
+    </w:p>
+    <w:p>
+      <w:pPr>
+        <w:pStyle w:val="FirstParagraph"/>
+      </w:pPr>
+      <w:r>
+        <w:rPr>
+          <w:b/>
+        </w:rPr>
+        <w:t xml:space="preserve">The direction agrees (Pos↑ on both sides), the first taxonomic cross-host consistency anywhere in this project.</w:t>
+      </w:r>
+      <w:r>
+        <w:t xml:space="preserve"> </w:t>
+      </w:r>
+      <w:r>
+        <w:t xml:space="preserve">But it has to be reported with its caveat: the turkey member,</w:t>
+      </w:r>
+      <w:r>
+        <w:t xml:space="preserve"> </w:t>
+      </w:r>
+      <w:r>
+        <w:rPr>
+          <w:i/>
+        </w:rPr>
+        <w:t xml:space="preserve">Negativibacillus</w:t>
+      </w:r>
+      <w:r>
+        <w:t xml:space="preserve">, is precisely the cautionary case from §2.4 — it differs significantly across four isolators that are all positive, and §4.5 traces the contamination to strain or batch.</w:t>
+      </w:r>
+      <w:r>
+        <w:t xml:space="preserve"> </w:t>
+      </w:r>
+      <w:r>
+        <w:rPr>
+          <w:b/>
+        </w:rPr>
+        <w:t xml:space="preserve">This family-level agreement therefore cannot be attributed to infection; it is a lead worth testing in a third cohort, nothing more.</w:t>
+      </w:r>
+    </w:p>
+    <w:p>
+      <w:r>
+        <w:pict>
+          <v:rect style="width:0;height:1.5pt" o:hralign="center" o:hrstd="t" o:hr="t"/>
+        </w:pict>
+      </w:r>
+    </w:p>
+    <w:p>
+      <w:pPr>
+        <w:pStyle w:val="Heading2"/>
+      </w:pPr>
+      <w:bookmarkStart w:id="38" w:name="X4b6fc5b841767ba2907f57d1c329b8cf1f85d6d"/>
+      <w:r>
+        <w:t xml:space="preserve">3. Comparison with the primary cohort’s nine genera (wild duck)</w:t>
+      </w:r>
+      <w:bookmarkEnd w:id="38"/>
+    </w:p>
+    <w:p>
+      <w:pPr>
+        <w:pStyle w:val="FirstParagraph"/>
+      </w:pPr>
+      <w:r>
+        <w:t xml:space="preserve">Of the duck cohort’s nine genera, only</w:t>
+      </w:r>
+      <w:r>
+        <w:t xml:space="preserve"> </w:t>
+      </w:r>
+      <w:r>
+        <w:rPr>
+          <w:i/>
+          <w:b/>
+        </w:rPr>
+        <w:t xml:space="preserve">Staphylococcus</w:t>
+      </w:r>
+      <w:r>
+        <w:t xml:space="preserve"> </w:t>
+      </w:r>
+      <w:r>
+        <w:t xml:space="preserve">appears among the 62 features retained in turkey:</w:t>
+      </w:r>
+    </w:p>
+    <w:tbl>
+      <w:tblPr>
+        <w:tblStyle w:val="Table"/>
+        <w:tblW w:type="pct" w:w="0.0"/>
+        <w:tblLook w:firstRow="1"/>
+      </w:tblPr>
+      <w:tblGrid/>
+      <w:tr>
+        <w:trPr>
+          <w:cnfStyle w:firstRow="1"/>
+        </w:trPr>
         <w:tc>
           <w:tcPr>
             <w:tcBorders>
@@ -3530,13 +4370,39 @@
             </w:tcBorders>
             <w:vAlign w:val="bottom"/>
           </w:tcPr>
-          <w:p>
-            <w:pPr>
-              <w:pStyle w:val="Compact"/>
-              <w:jc w:val="left"/>
-            </w:pPr>
-            <w:r>
-              <w:t xml:space="preserve">Extraction batch</w:t>
+          <w:p/>
+        </w:tc>
+        <w:tc>
+          <w:tcPr>
+            <w:tcBorders>
+              <w:bottom w:val="single"/>
+            </w:tcBorders>
+            <w:vAlign w:val="bottom"/>
+          </w:tcPr>
+          <w:p>
+            <w:pPr>
+              <w:pStyle w:val="Compact"/>
+              <w:jc w:val="left"/>
+            </w:pPr>
+            <w:r>
+              <w:t xml:space="preserve">Duck cohort</w:t>
+            </w:r>
+          </w:p>
+        </w:tc>
+        <w:tc>
+          <w:tcPr>
+            <w:tcBorders>
+              <w:bottom w:val="single"/>
+            </w:tcBorders>
+            <w:vAlign w:val="bottom"/>
+          </w:tcPr>
+          <w:p>
+            <w:pPr>
+              <w:pStyle w:val="Compact"/>
+              <w:jc w:val="left"/>
+            </w:pPr>
+            <w:r>
+              <w:t xml:space="preserve">Turkey cohort</w:t>
             </w:r>
           </w:p>
         </w:tc>
@@ -3549,29 +4415,29 @@
               <w:jc w:val="left"/>
             </w:pPr>
             <w:r>
-              <w:t xml:space="preserve">CKPA (16)</w:t>
-            </w:r>
-          </w:p>
-        </w:tc>
-        <w:tc>
-          <w:p>
-            <w:pPr>
-              <w:pStyle w:val="Compact"/>
-              <w:jc w:val="left"/>
-            </w:pPr>
-            <w:r>
-              <w:t xml:space="preserve">3, 4</w:t>
-            </w:r>
-          </w:p>
-        </w:tc>
-        <w:tc>
-          <w:p>
-            <w:pPr>
-              <w:pStyle w:val="Compact"/>
-              <w:jc w:val="left"/>
-            </w:pPr>
-            <w:r>
-              <w:t xml:space="preserve">18-10-30</w:t>
+              <w:t xml:space="preserve">Direction</w:t>
+            </w:r>
+          </w:p>
+        </w:tc>
+        <w:tc>
+          <w:p>
+            <w:pPr>
+              <w:pStyle w:val="Compact"/>
+              <w:jc w:val="left"/>
+            </w:pPr>
+            <w:r>
+              <w:t xml:space="preserve">Pos↓ (FDR 0.001)</w:t>
+            </w:r>
+          </w:p>
+        </w:tc>
+        <w:tc>
+          <w:p>
+            <w:pPr>
+              <w:pStyle w:val="Compact"/>
+              <w:jc w:val="left"/>
+            </w:pPr>
+            <w:r>
+              <w:t xml:space="preserve">Pos↑</w:t>
             </w:r>
           </w:p>
         </w:tc>
@@ -3584,29 +4450,271 @@
               <w:jc w:val="left"/>
             </w:pPr>
             <w:r>
-              <w:t xml:space="preserve">TKMN (16)</w:t>
-            </w:r>
-          </w:p>
-        </w:tc>
-        <w:tc>
-          <w:p>
-            <w:pPr>
-              <w:pStyle w:val="Compact"/>
-              <w:jc w:val="left"/>
-            </w:pPr>
-            <w:r>
-              <w:t xml:space="preserve">5, 6</w:t>
-            </w:r>
-          </w:p>
-        </w:tc>
-        <w:tc>
-          <w:p>
-            <w:pPr>
-              <w:pStyle w:val="Compact"/>
-              <w:jc w:val="left"/>
-            </w:pPr>
-            <w:r>
-              <w:t xml:space="preserve">18-11-06</w:t>
+              <w:t xml:space="preserve">Significance</w:t>
+            </w:r>
+          </w:p>
+        </w:tc>
+        <w:tc>
+          <w:p>
+            <w:pPr>
+              <w:pStyle w:val="Compact"/>
+              <w:jc w:val="left"/>
+            </w:pPr>
+            <w:r>
+              <w:t xml:space="preserve">significant</w:t>
+            </w:r>
+          </w:p>
+        </w:tc>
+        <w:tc>
+          <w:p>
+            <w:pPr>
+              <w:pStyle w:val="Compact"/>
+              <w:jc w:val="left"/>
+            </w:pPr>
+            <w:r>
+              <w:rPr>
+                <w:b/>
+              </w:rPr>
+              <w:t xml:space="preserve">t=+0.97, FDR=0.53, not significant</w:t>
+            </w:r>
+          </w:p>
+        </w:tc>
+      </w:tr>
+    </w:tbl>
+    <w:p>
+      <w:pPr>
+        <w:pStyle w:val="BodyText"/>
+      </w:pPr>
+      <w:r>
+        <w:rPr>
+          <w:b/>
+        </w:rPr>
+        <w:t xml:space="preserve">Opposite direction and not significant — cross-host consistency is not supported.</w:t>
+      </w:r>
+    </w:p>
+    <w:p>
+      <w:pPr>
+        <w:pStyle w:val="BodyText"/>
+      </w:pPr>
+      <w:r>
+        <w:t xml:space="preserve">One technical reason must be noted, however: prevalence filtering was run independently in each cohort, turkey retains only 62 features, and</w:t>
+      </w:r>
+      <w:r>
+        <w:t xml:space="preserve"> </w:t>
+      </w:r>
+      <w:r>
+        <w:rPr>
+          <w:b/>
+        </w:rPr>
+        <w:t xml:space="preserve">most of the duck cohort’s nine genera never entered the turkey candidate pool at all</w:t>
+      </w:r>
+      <w:r>
+        <w:t xml:space="preserve"> </w:t>
+      </w:r>
+      <w:r>
+        <w:t xml:space="preserve">(prevalence below 10% in turkey). This more likely reflects</w:t>
+      </w:r>
+      <w:r>
+        <w:t xml:space="preserve"> </w:t>
+      </w:r>
+      <w:r>
+        <w:t xml:space="preserve">“</w:t>
+      </w:r>
+      <w:r>
+        <w:t xml:space="preserve">the two hosts simply have different core microbiota</w:t>
+      </w:r>
+      <w:r>
+        <w:t xml:space="preserve">”</w:t>
+      </w:r>
+      <w:r>
+        <w:t xml:space="preserve"> </w:t>
+      </w:r>
+      <w:r>
+        <w:t xml:space="preserve">than</w:t>
+      </w:r>
+      <w:r>
+        <w:t xml:space="preserve"> </w:t>
+      </w:r>
+      <w:r>
+        <w:t xml:space="preserve">“</w:t>
+      </w:r>
+      <w:r>
+        <w:t xml:space="preserve">the signal was refuted in turkey</w:t>
+      </w:r>
+      <w:r>
+        <w:t xml:space="preserve">”</w:t>
+      </w:r>
+      <w:r>
+        <w:t xml:space="preserve">.</w:t>
+      </w:r>
+    </w:p>
+    <w:p>
+      <w:pPr>
+        <w:pStyle w:val="BodyText"/>
+      </w:pPr>
+      <w:r>
+        <w:t xml:space="preserve">A strict test of cross-host consistency would have to be</w:t>
+      </w:r>
+      <w:r>
+        <w:t xml:space="preserve"> </w:t>
+      </w:r>
+      <w:r>
+        <w:rPr>
+          <w:b/>
+        </w:rPr>
+        <w:t xml:space="preserve">redone on the intersection of the two feature sets</w:t>
+      </w:r>
+      <w:r>
+        <w:t xml:space="preserve"> </w:t>
+      </w:r>
+      <w:r>
+        <w:t xml:space="preserve">— but that would shrink the feature space substantially, and the sample sizes (45 vs 260) are too far apart. It was not attempted in this project.</w:t>
+      </w:r>
+    </w:p>
+    <w:p>
+      <w:r>
+        <w:pict>
+          <v:rect style="width:0;height:1.5pt" o:hralign="center" o:hrstd="t" o:hr="t"/>
+        </w:pict>
+      </w:r>
+    </w:p>
+    <w:p>
+      <w:pPr>
+        <w:pStyle w:val="Heading2"/>
+      </w:pPr>
+      <w:bookmarkStart w:id="39" w:name="X217a17cfad29bbcbc6e464e0d14d46b0284dd9e"/>
+      <w:r>
+        <w:t xml:space="preserve">4. Whether the strain effect can be tested, and how strong the pure cage effect is</w:t>
+      </w:r>
+      <w:bookmarkEnd w:id="39"/>
+    </w:p>
+    <w:p>
+      <w:pPr>
+        <w:pStyle w:val="FirstParagraph"/>
+      </w:pPr>
+      <w:r>
+        <w:rPr>
+          <w:b/>
+        </w:rPr>
+        <w:t xml:space="preserve">Script</w:t>
+      </w:r>
+      <w:r>
+        <w:t xml:space="preserve">:</w:t>
+      </w:r>
+      <w:r>
+        <w:t xml:space="preserve"> </w:t>
+      </w:r>
+      <w:r>
+        <w:rPr>
+          <w:rStyle w:val="VerbatimChar"/>
+        </w:rPr>
+        <w:t xml:space="preserve">turkey_strain_cage.py</w:t>
+      </w:r>
+      <w:r>
+        <w:t xml:space="preserve"> </w:t>
+      </w:r>
+      <w:r>
+        <w:t xml:space="preserve">｜</w:t>
+      </w:r>
+      <w:r>
+        <w:t xml:space="preserve"> </w:t>
+      </w:r>
+      <w:r>
+        <w:rPr>
+          <w:b/>
+        </w:rPr>
+        <w:t xml:space="preserve">Results</w:t>
+      </w:r>
+      <w:r>
+        <w:t xml:space="preserve">:</w:t>
+      </w:r>
+      <w:r>
+        <w:t xml:space="preserve"> </w:t>
+      </w:r>
+      <w:r>
+        <w:rPr>
+          <w:rStyle w:val="VerbatimChar"/>
+        </w:rPr>
+        <w:t xml:space="preserve">results/turkey_strain_cage.json</w:t>
+      </w:r>
+    </w:p>
+    <w:p>
+      <w:pPr>
+        <w:pStyle w:val="Heading3"/>
+      </w:pPr>
+      <w:bookmarkStart w:id="40" w:name="X6edbfc0f66a67d9838d8ca51db7210fb0207b57"/>
+      <w:r>
+        <w:t xml:space="preserve">4.1 The strain effect cannot be tested: a three-way collinearity</w:t>
+      </w:r>
+      <w:bookmarkEnd w:id="40"/>
+    </w:p>
+    <w:p>
+      <w:pPr>
+        <w:pStyle w:val="FirstParagraph"/>
+      </w:pPr>
+      <w:r>
+        <w:t xml:space="preserve">The original plan was to test the microbiome difference between the two infecting strains (CK/PA H5N2 and TK/MN H5N2, 16 birds each). The metadata shows this is impossible:</w:t>
+      </w:r>
+    </w:p>
+    <w:tbl>
+      <w:tblPr>
+        <w:tblStyle w:val="Table"/>
+        <w:tblW w:type="pct" w:w="0.0"/>
+        <w:tblLook w:firstRow="1"/>
+      </w:tblPr>
+      <w:tblGrid/>
+      <w:tr>
+        <w:trPr>
+          <w:cnfStyle w:firstRow="1"/>
+        </w:trPr>
+        <w:tc>
+          <w:tcPr>
+            <w:tcBorders>
+              <w:bottom w:val="single"/>
+            </w:tcBorders>
+            <w:vAlign w:val="bottom"/>
+          </w:tcPr>
+          <w:p>
+            <w:pPr>
+              <w:pStyle w:val="Compact"/>
+              <w:jc w:val="left"/>
+            </w:pPr>
+            <w:r>
+              <w:t xml:space="preserve">Experimental group</w:t>
+            </w:r>
+          </w:p>
+        </w:tc>
+        <w:tc>
+          <w:tcPr>
+            <w:tcBorders>
+              <w:bottom w:val="single"/>
+            </w:tcBorders>
+            <w:vAlign w:val="bottom"/>
+          </w:tcPr>
+          <w:p>
+            <w:pPr>
+              <w:pStyle w:val="Compact"/>
+              <w:jc w:val="left"/>
+            </w:pPr>
+            <w:r>
+              <w:t xml:space="preserve">Isolators</w:t>
+            </w:r>
+          </w:p>
+        </w:tc>
+        <w:tc>
+          <w:tcPr>
+            <w:tcBorders>
+              <w:bottom w:val="single"/>
+            </w:tcBorders>
+            <w:vAlign w:val="bottom"/>
+          </w:tcPr>
+          <w:p>
+            <w:pPr>
+              <w:pStyle w:val="Compact"/>
+              <w:jc w:val="left"/>
+            </w:pPr>
+            <w:r>
+              <w:t xml:space="preserve">Extraction batch</w:t>
             </w:r>
           </w:p>
         </w:tc>
@@ -3619,6 +4727,76 @@
               <w:jc w:val="left"/>
             </w:pPr>
             <w:r>
+              <w:t xml:space="preserve">CKPA (16)</w:t>
+            </w:r>
+          </w:p>
+        </w:tc>
+        <w:tc>
+          <w:p>
+            <w:pPr>
+              <w:pStyle w:val="Compact"/>
+              <w:jc w:val="left"/>
+            </w:pPr>
+            <w:r>
+              <w:t xml:space="preserve">3, 4</w:t>
+            </w:r>
+          </w:p>
+        </w:tc>
+        <w:tc>
+          <w:p>
+            <w:pPr>
+              <w:pStyle w:val="Compact"/>
+              <w:jc w:val="left"/>
+            </w:pPr>
+            <w:r>
+              <w:t xml:space="preserve">18-10-30</w:t>
+            </w:r>
+          </w:p>
+        </w:tc>
+      </w:tr>
+      <w:tr>
+        <w:tc>
+          <w:p>
+            <w:pPr>
+              <w:pStyle w:val="Compact"/>
+              <w:jc w:val="left"/>
+            </w:pPr>
+            <w:r>
+              <w:t xml:space="preserve">TKMN (16)</w:t>
+            </w:r>
+          </w:p>
+        </w:tc>
+        <w:tc>
+          <w:p>
+            <w:pPr>
+              <w:pStyle w:val="Compact"/>
+              <w:jc w:val="left"/>
+            </w:pPr>
+            <w:r>
+              <w:t xml:space="preserve">5, 6</w:t>
+            </w:r>
+          </w:p>
+        </w:tc>
+        <w:tc>
+          <w:p>
+            <w:pPr>
+              <w:pStyle w:val="Compact"/>
+              <w:jc w:val="left"/>
+            </w:pPr>
+            <w:r>
+              <w:t xml:space="preserve">18-11-06</w:t>
+            </w:r>
+          </w:p>
+        </w:tc>
+      </w:tr>
+      <w:tr>
+        <w:tc>
+          <w:p>
+            <w:pPr>
+              <w:pStyle w:val="Compact"/>
+              <w:jc w:val="left"/>
+            </w:pPr>
+            <w:r>
               <w:t xml:space="preserve">Mock (13)</w:t>
             </w:r>
           </w:p>
@@ -3752,11 +4930,11 @@
       <w:pPr>
         <w:pStyle w:val="Heading3"/>
       </w:pPr>
-      <w:bookmarkStart w:id="37" w:name="Xef53809e2dd08e1af3d4e830970a7420f46da44"/>
+      <w:bookmarkStart w:id="41" w:name="Xef53809e2dd08e1af3d4e830970a7420f46da44"/>
       <w:r>
         <w:t xml:space="preserve">4.2 But the collinear structure points to a cleaner experiment</w:t>
       </w:r>
-      <w:bookmarkEnd w:id="37"/>
+      <w:bookmarkEnd w:id="41"/>
     </w:p>
     <w:p>
       <w:pPr>
@@ -4244,11 +5422,11 @@
       <w:pPr>
         <w:pStyle w:val="Heading3"/>
       </w:pPr>
-      <w:bookmarkStart w:id="38" w:name="X8fa75795ceffe27b5ffe72a317a5ca7260d67e5"/>
+      <w:bookmarkStart w:id="42" w:name="X8fa75795ceffe27b5ffe72a317a5ca7260d67e5"/>
       <w:r>
         <w:t xml:space="preserve">4.3 The pure cage effect nearly matches the infection effect</w:t>
       </w:r>
-      <w:bookmarkEnd w:id="38"/>
+      <w:bookmarkEnd w:id="42"/>
     </w:p>
     <w:p>
       <w:pPr>
@@ -4388,11 +5566,11 @@
       <w:pPr>
         <w:pStyle w:val="Heading3"/>
       </w:pPr>
-      <w:bookmarkStart w:id="39" w:name="X652d41725cc8e4211b17b531b603bc277f62bd8"/>
+      <w:bookmarkStart w:id="43" w:name="X652d41725cc8e4211b17b531b603bc277f62bd8"/>
       <w:r>
         <w:t xml:space="preserve">4.4 The cage effect is multivariate, not driven by a few taxa</w:t>
       </w:r>
-      <w:bookmarkEnd w:id="39"/>
+      <w:bookmarkEnd w:id="43"/>
     </w:p>
     <w:p>
       <w:pPr>
@@ -4616,11 +5794,11 @@
       <w:pPr>
         <w:pStyle w:val="Heading3"/>
       </w:pPr>
-      <w:bookmarkStart w:id="40" w:name="a-correction-to-one-judgement-in-2.4"/>
+      <w:bookmarkStart w:id="44" w:name="a-correction-to-one-judgement-in-2.4"/>
       <w:r>
         <w:t xml:space="preserve">4.5 A correction to one judgement in §2.4</w:t>
       </w:r>
-      <w:bookmarkEnd w:id="40"/>
+      <w:bookmarkEnd w:id="44"/>
     </w:p>
     <w:p>
       <w:pPr>
@@ -4993,21 +6171,21 @@
       <w:pPr>
         <w:pStyle w:val="Heading2"/>
       </w:pPr>
-      <w:bookmarkStart w:id="41" w:name="conclusions"/>
+      <w:bookmarkStart w:id="45" w:name="conclusions"/>
       <w:r>
         <w:t xml:space="preserve">5. Conclusions</w:t>
       </w:r>
-      <w:bookmarkEnd w:id="41"/>
+      <w:bookmarkEnd w:id="45"/>
     </w:p>
     <w:p>
       <w:pPr>
         <w:pStyle w:val="Heading3"/>
       </w:pPr>
-      <w:bookmarkStart w:id="42" w:name="Xf2afd5d5325b54ed3f8b496edf65ea4187c062f"/>
+      <w:bookmarkStart w:id="46" w:name="Xf2afd5d5325b54ed3f8b496edf65ea4187c062f"/>
       <w:r>
         <w:t xml:space="preserve">5.1 This cohort is not suitable as a standalone source of biomarker discovery</w:t>
       </w:r>
-      <w:bookmarkEnd w:id="42"/>
+      <w:bookmarkEnd w:id="46"/>
     </w:p>
     <w:p>
       <w:pPr>
@@ -5087,11 +6265,11 @@
       <w:pPr>
         <w:pStyle w:val="Heading3"/>
       </w:pPr>
-      <w:bookmarkStart w:id="43" w:name="Xcf475976f7a07021d76e3892b2d022778edb9e6"/>
+      <w:bookmarkStart w:id="47" w:name="Xcf475976f7a07021d76e3892b2d022778edb9e6"/>
       <w:r>
         <w:t xml:space="preserve">5.2 But the cage screen is itself a valuable, independent perspective</w:t>
       </w:r>
-      <w:bookmarkEnd w:id="43"/>
+      <w:bookmarkEnd w:id="47"/>
     </w:p>
     <w:p>
       <w:pPr>
@@ -5132,11 +6310,11 @@
       <w:pPr>
         <w:pStyle w:val="Heading3"/>
       </w:pPr>
-      <w:bookmarkStart w:id="44" w:name="Xbb4c9120afbcc518de3505fd62eb10caf67de9e"/>
+      <w:bookmarkStart w:id="48" w:name="Xbb4c9120afbcc518de3505fd62eb10caf67de9e"/>
       <w:r>
         <w:t xml:space="preserve">5.3 Hard requirements when reporting results from this cohort</w:t>
       </w:r>
-      <w:bookmarkEnd w:id="44"/>
+      <w:bookmarkEnd w:id="48"/>
     </w:p>
     <w:p>
       <w:pPr>
@@ -5290,11 +6468,11 @@
       <w:pPr>
         <w:pStyle w:val="Heading2"/>
       </w:pPr>
-      <w:bookmarkStart w:id="45" w:name="reproduction"/>
+      <w:bookmarkStart w:id="49" w:name="reproduction"/>
       <w:r>
         <w:t xml:space="preserve">6. Reproduction</w:t>
       </w:r>
-      <w:bookmarkEnd w:id="45"/>
+      <w:bookmarkEnd w:id="49"/>
     </w:p>
     <w:p>
       <w:pPr>
@@ -5329,6 +6507,21 @@
       </w:r>
       <w:r>
         <w:br/>
+      </w:r>
+      <w:r>
+        <w:br/>
+      </w:r>
+      <w:r>
+        <w:rPr>
+          <w:rStyle w:val="ExtensionTok"/>
+        </w:rPr>
+        <w:t xml:space="preserve">python3</w:t>
+      </w:r>
+      <w:r>
+        <w:rPr>
+          <w:rStyle w:val="NormalTok"/>
+        </w:rPr>
+        <w:t xml:space="preserve"> turkey_biomarkers_3method.py             # §2.5: three-method intersection, duck protocol</w:t>
       </w:r>
       <w:r>
         <w:br/>
@@ -5448,6 +6641,60 @@
               <w:rPr>
                 <w:rStyle w:val="VerbatimChar"/>
               </w:rPr>
+              <w:t xml:space="preserve">results/turkey_biomarkers_3method.json</w:t>
+            </w:r>
+          </w:p>
+        </w:tc>
+        <w:tc>
+          <w:p>
+            <w:pPr>
+              <w:pStyle w:val="Compact"/>
+              <w:jc w:val="left"/>
+            </w:pPr>
+            <w:r>
+              <w:t xml:space="preserve">three-method intersection, L1 sensitivity, cross-host comparison</w:t>
+            </w:r>
+          </w:p>
+        </w:tc>
+      </w:tr>
+      <w:tr>
+        <w:tc>
+          <w:p>
+            <w:pPr>
+              <w:pStyle w:val="Compact"/>
+              <w:jc w:val="left"/>
+            </w:pPr>
+            <w:r>
+              <w:rPr>
+                <w:rStyle w:val="VerbatimChar"/>
+              </w:rPr>
+              <w:t xml:space="preserve">results/turkey_l1_scan.csv</w:t>
+            </w:r>
+          </w:p>
+        </w:tc>
+        <w:tc>
+          <w:p>
+            <w:pPr>
+              <w:pStyle w:val="Compact"/>
+              <w:jc w:val="left"/>
+            </w:pPr>
+            <w:r>
+              <w:t xml:space="preserve">L1 penalty scan (non-zero coefficients and CV-AUC)</w:t>
+            </w:r>
+          </w:p>
+        </w:tc>
+      </w:tr>
+      <w:tr>
+        <w:tc>
+          <w:p>
+            <w:pPr>
+              <w:pStyle w:val="Compact"/>
+              <w:jc w:val="left"/>
+            </w:pPr>
+            <w:r>
+              <w:rPr>
+                <w:rStyle w:val="VerbatimChar"/>
+              </w:rPr>
               <w:t xml:space="preserve">results/turkey_strain_cage.json</w:t>
             </w:r>
           </w:p>
@@ -5599,11 +6846,11 @@
       <w:pPr>
         <w:pStyle w:val="Heading2"/>
       </w:pPr>
-      <w:bookmarkStart w:id="46" w:name="outstanding"/>
+      <w:bookmarkStart w:id="50" w:name="outstanding"/>
       <w:r>
         <w:t xml:space="preserve">7. Outstanding</w:t>
       </w:r>
-      <w:bookmarkEnd w:id="46"/>
+      <w:bookmarkEnd w:id="50"/>
     </w:p>
     <w:p>
       <w:pPr>

--- a/summary_Turkey_45_sample_EN.docx
+++ b/summary_Turkey_45_sample_EN.docx
@@ -4003,55 +4003,59 @@
         <w:rPr>
           <w:b/>
         </w:rPr>
-        <w:t xml:space="preserve">How this relates to the seven in §2.3.</w:t>
-      </w:r>
-      <w:r>
-        <w:t xml:space="preserve"> </w:t>
-      </w:r>
-      <w:r>
-        <w:t xml:space="preserve">Those seven are</w:t>
-      </w:r>
-      <w:r>
-        <w:t xml:space="preserve"> </w:t>
-      </w:r>
-      <w:r>
-        <w:t xml:space="preserve">“</w:t>
-      </w:r>
-      <w:r>
-        <w:t xml:space="preserve">two methods agree + passes the cage screen</w:t>
-      </w:r>
-      <w:r>
-        <w:t xml:space="preserve">”</w:t>
-      </w:r>
-      <w:r>
-        <w:t xml:space="preserve">; these four are</w:t>
-      </w:r>
-      <w:r>
-        <w:t xml:space="preserve"> </w:t>
-      </w:r>
-      <w:r>
-        <w:t xml:space="preserve">“</w:t>
-      </w:r>
-      <w:r>
-        <w:t xml:space="preserve">three methods agree</w:t>
-      </w:r>
-      <w:r>
-        <w:t xml:space="preserve">”</w:t>
-      </w:r>
-      <w:r>
-        <w:t xml:space="preserve">.</w:t>
-      </w:r>
-      <w:r>
-        <w:t xml:space="preserve"> </w:t>
-      </w:r>
-      <w:r>
-        <w:rPr>
-          <w:b/>
-        </w:rPr>
-        <w:t xml:space="preserve">The latter is the stricter subset</w:t>
-      </w:r>
-      <w:r>
-        <w:t xml:space="preserve">: once L1 is added,</w:t>
+        <w:t xml:space="preserve">How this relates to the seven in §2.3 — neither set contains the other.</w:t>
+      </w:r>
+      <w:r>
+        <w:t xml:space="preserve"> </w:t>
+      </w:r>
+      <w:r>
+        <w:t xml:space="preserve">They are two different third gates applied to the same 11 features (§2.2, differential abundance ∩ permutation importance):</w:t>
+      </w:r>
+    </w:p>
+    <w:p>
+      <w:pPr>
+        <w:pStyle w:val="SourceCode"/>
+      </w:pPr>
+      <w:r>
+        <w:rPr>
+          <w:rStyle w:val="VerbatimChar"/>
+        </w:rPr>
+        <w:t xml:space="preserve">11 (two methods agree, §2.2)</w:t>
+      </w:r>
+      <w:r>
+        <w:br/>
+      </w:r>
+      <w:r>
+        <w:rPr>
+          <w:rStyle w:val="VerbatimChar"/>
+        </w:rPr>
+        <w:t xml:space="preserve"> ├─ plus the cage screen        → 7 (§2.3)</w:t>
+      </w:r>
+      <w:r>
+        <w:br/>
+      </w:r>
+      <w:r>
+        <w:rPr>
+          <w:rStyle w:val="VerbatimChar"/>
+        </w:rPr>
+        <w:t xml:space="preserve"> └─ plus L1 stability selection → 4 (§2.5, this section)</w:t>
+      </w:r>
+      <w:r>
+        <w:br/>
+      </w:r>
+      <w:r>
+        <w:rPr>
+          <w:rStyle w:val="VerbatimChar"/>
+        </w:rPr>
+        <w:t xml:space="preserve">      intersection of the two   → 2: HT002 and Escherichia-Shigella</w:t>
+      </w:r>
+    </w:p>
+    <w:p>
+      <w:pPr>
+        <w:pStyle w:val="BlockText"/>
+      </w:pPr>
+      <w:r>
+        <w:t xml:space="preserve">Two of the four here,</w:t>
       </w:r>
       <w:r>
         <w:t xml:space="preserve"> </w:t>
@@ -4060,6 +4064,45 @@
         <w:rPr>
           <w:i/>
         </w:rPr>
+        <w:t xml:space="preserve">Negativibacillus</w:t>
+      </w:r>
+      <w:r>
+        <w:t xml:space="preserve"> </w:t>
+      </w:r>
+      <w:r>
+        <w:t xml:space="preserve">and</w:t>
+      </w:r>
+      <w:r>
+        <w:t xml:space="preserve"> </w:t>
+      </w:r>
+      <w:r>
+        <w:rPr>
+          <w:i/>
+        </w:rPr>
+        <w:t xml:space="preserve">Tissierella</w:t>
+      </w:r>
+      <w:r>
+        <w:t xml:space="preserve">, are cage-confounded and are therefore</w:t>
+      </w:r>
+      <w:r>
+        <w:t xml:space="preserve"> </w:t>
+      </w:r>
+      <w:r>
+        <w:rPr>
+          <w:b/>
+        </w:rPr>
+        <w:t xml:space="preserve">not</w:t>
+      </w:r>
+      <w:r>
+        <w:t xml:space="preserve"> </w:t>
+      </w:r>
+      <w:r>
+        <w:t xml:space="preserve">among the seven; five of the seven (</w:t>
+      </w:r>
+      <w:r>
+        <w:rPr>
+          <w:i/>
+        </w:rPr>
         <w:t xml:space="preserve">Pediococcus</w:t>
       </w:r>
       <w:r>
@@ -4075,10 +4118,7 @@
         <w:t xml:space="preserve">Incertae_Sedis</w:t>
       </w:r>
       <w:r>
-        <w:t xml:space="preserve"> </w:t>
-      </w:r>
-      <w:r>
-        <w:t xml:space="preserve">and</w:t>
+        <w:t xml:space="preserve">,</w:t>
       </w:r>
       <w:r>
         <w:t xml:space="preserve"> </w:t>
@@ -4090,10 +4130,19 @@
         <w:t xml:space="preserve">Weissella</w:t>
       </w:r>
       <w:r>
-        <w:t xml:space="preserve"> </w:t>
-      </w:r>
-      <w:r>
-        <w:t xml:space="preserve">fail to be selected consistently across all three C values.</w:t>
+        <w:t xml:space="preserve">,</w:t>
+      </w:r>
+      <w:r>
+        <w:t xml:space="preserve"> </w:t>
+      </w:r>
+      <w:r>
+        <w:rPr>
+          <w:i/>
+        </w:rPr>
+        <w:t xml:space="preserve">Pseudomonas</w:t>
+      </w:r>
+      <w:r>
+        <w:t xml:space="preserve">) fail L1 and are therefore not among the four.</w:t>
       </w:r>
     </w:p>
     <w:p>
@@ -4101,16 +4150,16 @@
         <w:pStyle w:val="BlockText"/>
       </w:pPr>
       <w:r>
-        <w:t xml:space="preserve">Both sets are correct at their own strictness.</w:t>
-      </w:r>
-      <w:r>
-        <w:t xml:space="preserve"> </w:t>
-      </w:r>
-      <w:r>
-        <w:rPr>
-          <w:b/>
-        </w:rPr>
-        <w:t xml:space="preserve">Use the four here when comparing against the duck cohort; use the seven in §2.3 when listing every candidate this cohort offers.</w:t>
+        <w:rPr>
+          <w:b/>
+        </w:rPr>
+        <w:t xml:space="preserve">Both gates are worth applying, and only 2 features clear both — those are this cohort’s most defensible candidates.</w:t>
+      </w:r>
+      <w:r>
+        <w:t xml:space="preserve"> </w:t>
+      </w:r>
+      <w:r>
+        <w:t xml:space="preserve">Use the four for the methodological comparison with the duck cohort, where the protocol has to match; use the two when arguing biological plausibility.</w:t>
       </w:r>
     </w:p>
     <w:p>

--- a/summary_Turkey_45_sample_EN.docx
+++ b/summary_Turkey_45_sample_EN.docx
@@ -215,7 +215,51 @@
         <w:rPr>
           <w:b/>
         </w:rPr>
-        <w:t xml:space="preserve">One-sentence conclusion: isolator is perfectly collinear with infection status, and the pure cage effect — strain, batch and infection status all held fixed, only the cage varying, mean AUC 0.908 — is nearly the same magnitude as the infection effect (0.967). How much of AUC 0.930 comes from infection and how much from cage assignment cannot be separated. Seven candidate genera survive the cage screen. The strain effect cannot be tested at all, because of a three-way collinearity.</w:t>
+        <w:t xml:space="preserve">One-sentence conclusion: isolator is perfectly collinear with infection status, and the pure cage effect — strain, batch and infection status all held fixed, only the cage varying, mean AUC 0.908 — is nearly the same magnitude as the infection effect (0.967). How much of AUC 0.930 comes from infection and how much from cage assignment cannot be separated. Two candidate genera survive all four layers (differential abundance, permutation importance, L1 stability and the cage screen):</w:t>
+      </w:r>
+      <w:r>
+        <w:rPr>
+          <w:b/>
+        </w:rPr>
+        <w:t xml:space="preserve"> </w:t>
+      </w:r>
+      <w:r>
+        <w:rPr>
+          <w:i/>
+          <w:b/>
+        </w:rPr>
+        <w:t xml:space="preserve">HT002</w:t>
+      </w:r>
+      <w:r>
+        <w:rPr>
+          <w:b/>
+        </w:rPr>
+        <w:t xml:space="preserve"> </w:t>
+      </w:r>
+      <w:r>
+        <w:rPr>
+          <w:b/>
+        </w:rPr>
+        <w:t xml:space="preserve">and</w:t>
+      </w:r>
+      <w:r>
+        <w:rPr>
+          <w:b/>
+        </w:rPr>
+        <w:t xml:space="preserve"> </w:t>
+      </w:r>
+      <w:r>
+        <w:rPr>
+          <w:i/>
+          <w:b/>
+        </w:rPr>
+        <w:t xml:space="preserve">Escherichia-Shigella</w:t>
+      </w:r>
+      <w:r>
+        <w:rPr>
+          <w:b/>
+        </w:rPr>
+        <w:t xml:space="preserve">. The strain effect cannot be tested at all, because of a three-way collinearity.</w:t>
       </w:r>
     </w:p>
     <w:p>
@@ -1858,9 +1902,9 @@
       <w:pPr>
         <w:pStyle w:val="Heading3"/>
       </w:pPr>
-      <w:bookmarkStart w:id="30" w:name="method-one-screen-more-than-usual"/>
-      <w:r>
-        <w:t xml:space="preserve">2.1 Method: one screen more than usual</w:t>
+      <w:bookmarkStart w:id="30" w:name="X9f62f9ea13fcb365877614c343f1bbed7bd9408"/>
+      <w:r>
+        <w:t xml:space="preserve">2.1 A single protocol: the duck cohort’s three methods, plus one layer unique to this cohort</w:t>
       </w:r>
       <w:bookmarkEnd w:id="30"/>
     </w:p>
@@ -1869,6 +1913,56 @@
         <w:pStyle w:val="FirstParagraph"/>
       </w:pPr>
       <w:r>
+        <w:rPr>
+          <w:b/>
+        </w:rPr>
+        <w:t xml:space="preserve">Script</w:t>
+      </w:r>
+      <w:r>
+        <w:t xml:space="preserve">:</w:t>
+      </w:r>
+      <w:r>
+        <w:t xml:space="preserve"> </w:t>
+      </w:r>
+      <w:r>
+        <w:rPr>
+          <w:rStyle w:val="VerbatimChar"/>
+        </w:rPr>
+        <w:t xml:space="preserve">turkey_biomarkers_3method.py</w:t>
+      </w:r>
+      <w:r>
+        <w:t xml:space="preserve"> </w:t>
+      </w:r>
+      <w:r>
+        <w:t xml:space="preserve">｜</w:t>
+      </w:r>
+      <w:r>
+        <w:t xml:space="preserve"> </w:t>
+      </w:r>
+      <w:r>
+        <w:rPr>
+          <w:b/>
+        </w:rPr>
+        <w:t xml:space="preserve">Results</w:t>
+      </w:r>
+      <w:r>
+        <w:t xml:space="preserve">:</w:t>
+      </w:r>
+      <w:r>
+        <w:t xml:space="preserve"> </w:t>
+      </w:r>
+      <w:r>
+        <w:rPr>
+          <w:rStyle w:val="VerbatimChar"/>
+        </w:rPr>
+        <w:t xml:space="preserve">results/turkey_biomarkers_3method.json</w:t>
+      </w:r>
+    </w:p>
+    <w:p>
+      <w:pPr>
+        <w:pStyle w:val="BodyText"/>
+      </w:pPr>
+      <w:r>
         <w:t xml:space="preserve">A prevalence threshold of ≥10% retains</w:t>
       </w:r>
       <w:r>
@@ -1881,7 +1975,416 @@
         <w:t xml:space="preserve">62 features</w:t>
       </w:r>
       <w:r>
-        <w:t xml:space="preserve">. Three lines of evidence:</w:t>
+        <w:t xml:space="preserve">. Selection uses</w:t>
+      </w:r>
+      <w:r>
+        <w:t xml:space="preserve"> </w:t>
+      </w:r>
+      <w:r>
+        <w:rPr>
+          <w:b/>
+        </w:rPr>
+        <w:t xml:space="preserve">one protocol</w:t>
+      </w:r>
+      <w:r>
+        <w:t xml:space="preserve"> </w:t>
+      </w:r>
+      <w:r>
+        <w:t xml:space="preserve">— the same three-method intersection as the duck cohort (README §6.2), with a cage screen layered on top:</w:t>
+      </w:r>
+    </w:p>
+    <w:tbl>
+      <w:tblPr>
+        <w:tblStyle w:val="Table"/>
+        <w:tblW w:type="pct" w:w="5000.0"/>
+        <w:tblLook w:firstRow="1"/>
+      </w:tblPr>
+      <w:tblGrid>
+        <w:gridCol w:w="1980"/>
+        <w:gridCol w:w="1980"/>
+        <w:gridCol w:w="1980"/>
+        <w:gridCol w:w="1980"/>
+      </w:tblGrid>
+      <w:tr>
+        <w:trPr>
+          <w:cnfStyle w:firstRow="1"/>
+        </w:trPr>
+        <w:tc>
+          <w:tcPr>
+            <w:tcBorders>
+              <w:bottom w:val="single"/>
+            </w:tcBorders>
+            <w:vAlign w:val="bottom"/>
+          </w:tcPr>
+          <w:p>
+            <w:pPr>
+              <w:pStyle w:val="Compact"/>
+              <w:jc w:val="left"/>
+            </w:pPr>
+            <w:r>
+              <w:t xml:space="preserve">Layer</w:t>
+            </w:r>
+          </w:p>
+        </w:tc>
+        <w:tc>
+          <w:tcPr>
+            <w:tcBorders>
+              <w:bottom w:val="single"/>
+            </w:tcBorders>
+            <w:vAlign w:val="bottom"/>
+          </w:tcPr>
+          <w:p>
+            <w:pPr>
+              <w:pStyle w:val="Compact"/>
+              <w:jc w:val="left"/>
+            </w:pPr>
+            <w:r>
+              <w:t xml:space="preserve">Method</w:t>
+            </w:r>
+          </w:p>
+        </w:tc>
+        <w:tc>
+          <w:tcPr>
+            <w:tcBorders>
+              <w:bottom w:val="single"/>
+            </w:tcBorders>
+            <w:vAlign w:val="bottom"/>
+          </w:tcPr>
+          <w:p>
+            <w:pPr>
+              <w:pStyle w:val="Compact"/>
+              <w:jc w:val="left"/>
+            </w:pPr>
+            <w:r>
+              <w:t xml:space="preserve">What it tests</w:t>
+            </w:r>
+          </w:p>
+        </w:tc>
+        <w:tc>
+          <w:tcPr>
+            <w:tcBorders>
+              <w:bottom w:val="single"/>
+            </w:tcBorders>
+            <w:vAlign w:val="bottom"/>
+          </w:tcPr>
+          <w:p>
+            <w:pPr>
+              <w:pStyle w:val="Compact"/>
+              <w:jc w:val="left"/>
+            </w:pPr>
+            <w:r>
+              <w:t xml:space="preserve">Hits here</w:t>
+            </w:r>
+          </w:p>
+        </w:tc>
+      </w:tr>
+      <w:tr>
+        <w:tc>
+          <w:p>
+            <w:pPr>
+              <w:pStyle w:val="Compact"/>
+              <w:jc w:val="left"/>
+            </w:pPr>
+            <w:r>
+              <w:t xml:space="preserve">①</w:t>
+            </w:r>
+          </w:p>
+        </w:tc>
+        <w:tc>
+          <w:p>
+            <w:pPr>
+              <w:pStyle w:val="Compact"/>
+              <w:jc w:val="left"/>
+            </w:pPr>
+            <w:r>
+              <w:t xml:space="preserve">Differential abundance (CLR + Welch t + BH-FDR)</w:t>
+            </w:r>
+          </w:p>
+        </w:tc>
+        <w:tc>
+          <w:p>
+            <w:pPr>
+              <w:pStyle w:val="Compact"/>
+              <w:jc w:val="left"/>
+            </w:pPr>
+            <w:r>
+              <w:t xml:space="preserve">is the between-group difference real</w:t>
+            </w:r>
+          </w:p>
+        </w:tc>
+        <w:tc>
+          <w:p>
+            <w:pPr>
+              <w:pStyle w:val="Compact"/>
+              <w:jc w:val="left"/>
+            </w:pPr>
+            <w:r>
+              <w:t xml:space="preserve">19</w:t>
+            </w:r>
+          </w:p>
+        </w:tc>
+      </w:tr>
+      <w:tr>
+        <w:tc>
+          <w:p>
+            <w:pPr>
+              <w:pStyle w:val="Compact"/>
+              <w:jc w:val="left"/>
+            </w:pPr>
+            <w:r>
+              <w:t xml:space="preserve">②</w:t>
+            </w:r>
+          </w:p>
+        </w:tc>
+        <w:tc>
+          <w:p>
+            <w:pPr>
+              <w:pStyle w:val="Compact"/>
+              <w:jc w:val="left"/>
+            </w:pPr>
+            <w:r>
+              <w:t xml:space="preserve">Permutation importance (within-fold, 3×5 folds)</w:t>
+            </w:r>
+          </w:p>
+        </w:tc>
+        <w:tc>
+          <w:p>
+            <w:pPr>
+              <w:pStyle w:val="Compact"/>
+              <w:jc w:val="left"/>
+            </w:pPr>
+            <w:r>
+              <w:t xml:space="preserve">does it contribute to the model</w:t>
+            </w:r>
+          </w:p>
+        </w:tc>
+        <w:tc>
+          <w:p>
+            <w:pPr>
+              <w:pStyle w:val="Compact"/>
+              <w:jc w:val="left"/>
+            </w:pPr>
+            <w:r>
+              <w:t xml:space="preserve">24</w:t>
+            </w:r>
+          </w:p>
+        </w:tc>
+      </w:tr>
+      <w:tr>
+        <w:tc>
+          <w:p>
+            <w:pPr>
+              <w:pStyle w:val="Compact"/>
+              <w:jc w:val="left"/>
+            </w:pPr>
+            <w:r>
+              <w:t xml:space="preserve">③</w:t>
+            </w:r>
+          </w:p>
+        </w:tc>
+        <w:tc>
+          <w:p>
+            <w:pPr>
+              <w:pStyle w:val="Compact"/>
+              <w:jc w:val="left"/>
+            </w:pPr>
+            <w:r>
+              <w:t xml:space="preserve">L1 stability selection (200 bootstraps)</w:t>
+            </w:r>
+          </w:p>
+        </w:tc>
+        <w:tc>
+          <w:p>
+            <w:pPr>
+              <w:pStyle w:val="Compact"/>
+              <w:jc w:val="left"/>
+            </w:pPr>
+            <w:r>
+              <w:t xml:space="preserve">is it</w:t>
+            </w:r>
+            <w:r>
+              <w:t xml:space="preserve"> </w:t>
+            </w:r>
+            <w:r>
+              <w:rPr>
+                <w:b/>
+              </w:rPr>
+              <w:t xml:space="preserve">reproducibly</w:t>
+            </w:r>
+            <w:r>
+              <w:t xml:space="preserve"> </w:t>
+            </w:r>
+            <w:r>
+              <w:t xml:space="preserve">chosen by a sparse model</w:t>
+            </w:r>
+          </w:p>
+        </w:tc>
+        <w:tc>
+          <w:p>
+            <w:pPr>
+              <w:pStyle w:val="Compact"/>
+              <w:jc w:val="left"/>
+            </w:pPr>
+            <w:r>
+              <w:rPr>
+                <w:b/>
+              </w:rPr>
+              <w:t xml:space="preserve">4</w:t>
+            </w:r>
+          </w:p>
+        </w:tc>
+      </w:tr>
+      <w:tr>
+        <w:tc>
+          <w:p>
+            <w:pPr>
+              <w:pStyle w:val="Compact"/>
+              <w:jc w:val="left"/>
+            </w:pPr>
+            <w:r>
+              <w:t xml:space="preserve">④</w:t>
+            </w:r>
+          </w:p>
+        </w:tc>
+        <w:tc>
+          <w:p>
+            <w:pPr>
+              <w:pStyle w:val="Compact"/>
+              <w:jc w:val="left"/>
+            </w:pPr>
+            <w:r>
+              <w:rPr>
+                <w:b/>
+              </w:rPr>
+              <w:t xml:space="preserve">Cage screen</w:t>
+            </w:r>
+            <w:r>
+              <w:t xml:space="preserve"> </w:t>
+            </w:r>
+            <w:r>
+              <w:t xml:space="preserve">(unique to this cohort)</w:t>
+            </w:r>
+          </w:p>
+        </w:tc>
+        <w:tc>
+          <w:p>
+            <w:pPr>
+              <w:pStyle w:val="Compact"/>
+              <w:jc w:val="left"/>
+            </w:pPr>
+            <w:r>
+              <w:t xml:space="preserve">can it be</w:t>
+            </w:r>
+            <w:r>
+              <w:t xml:space="preserve"> </w:t>
+            </w:r>
+            <w:r>
+              <w:rPr>
+                <w:b/>
+              </w:rPr>
+              <w:t xml:space="preserve">attributed to infection</w:t>
+            </w:r>
+            <w:r>
+              <w:t xml:space="preserve"> </w:t>
+            </w:r>
+            <w:r>
+              <w:t xml:space="preserve">rather than shared housing</w:t>
+            </w:r>
+          </w:p>
+        </w:tc>
+        <w:tc>
+          <w:p>
+            <w:pPr>
+              <w:pStyle w:val="Compact"/>
+              <w:jc w:val="left"/>
+            </w:pPr>
+            <w:r>
+              <w:rPr>
+                <w:b/>
+              </w:rPr>
+              <w:t xml:space="preserve">2</w:t>
+            </w:r>
+            <w:r>
+              <w:t xml:space="preserve"> </w:t>
+            </w:r>
+            <w:r>
+              <w:t xml:space="preserve">of the 4 pass</w:t>
+            </w:r>
+          </w:p>
+        </w:tc>
+      </w:tr>
+    </w:tbl>
+    <w:p>
+      <w:pPr>
+        <w:pStyle w:val="BodyText"/>
+      </w:pPr>
+      <w:r>
+        <w:t xml:space="preserve">Layers ①–③ match the duck cohort exactly, which is what makes the two cohorts comparable. Layer ④ is something the duck cohort cannot do — wild ducks have no cages — and works by a one-way ANOVA across isolators</w:t>
+      </w:r>
+      <w:r>
+        <w:t xml:space="preserve"> </w:t>
+      </w:r>
+      <w:r>
+        <w:rPr>
+          <w:b/>
+        </w:rPr>
+        <w:t xml:space="preserve">within the positives only</w:t>
+      </w:r>
+      <w:r>
+        <w:t xml:space="preserve"> </w:t>
+      </w:r>
+      <w:r>
+        <w:t xml:space="preserve">(BH-FDR corrected).</w:t>
+      </w:r>
+    </w:p>
+    <w:p>
+      <w:pPr>
+        <w:pStyle w:val="BlockText"/>
+      </w:pPr>
+      <w:r>
+        <w:rPr>
+          <w:b/>
+        </w:rPr>
+        <w:t xml:space="preserve">①②③ test statistical robustness; ④ tests attributability.</w:t>
+      </w:r>
+      <w:r>
+        <w:t xml:space="preserve"> </w:t>
+      </w:r>
+      <w:r>
+        <w:t xml:space="preserve">Neither substitutes for the other: a genus can be rock-solid under all three methods and still be entirely unattributable to infection.</w:t>
+      </w:r>
+      <w:r>
+        <w:t xml:space="preserve"> </w:t>
+      </w:r>
+      <w:r>
+        <w:rPr>
+          <w:i/>
+        </w:rPr>
+        <w:t xml:space="preserve">Negativibacillus</w:t>
+      </w:r>
+      <w:r>
+        <w:t xml:space="preserve"> </w:t>
+      </w:r>
+      <w:r>
+        <w:t xml:space="preserve">in §2.3 is exactly that.</w:t>
+      </w:r>
+    </w:p>
+    <w:p>
+      <w:pPr>
+        <w:pStyle w:val="Heading3"/>
+      </w:pPr>
+      <w:bookmarkStart w:id="31" w:name="X62c35cb41a5d2835b79257ef24b57aa813b2d2c"/>
+      <w:r>
+        <w:t xml:space="preserve">2.2 The L1 penalty cannot be carried over, so it becomes a sensitivity axis</w:t>
+      </w:r>
+      <w:bookmarkEnd w:id="31"/>
+    </w:p>
+    <w:p>
+      <w:pPr>
+        <w:pStyle w:val="FirstParagraph"/>
+      </w:pPr>
+      <w:r>
+        <w:t xml:space="preserve">The duck cohort used C=0.1 (18 of 70 features, about 0.03 of CV-AUC given up for sparsity). With n=45 and 62 features in turkey, the two ways of matching it contradict each other:</w:t>
       </w:r>
     </w:p>
     <w:tbl>
@@ -1912,7 +2415,7 @@
               <w:jc w:val="left"/>
             </w:pPr>
             <w:r>
-              <w:t xml:space="preserve">Method</w:t>
+              <w:t xml:space="preserve">Way of matching</w:t>
             </w:r>
           </w:p>
         </w:tc>
@@ -1929,7 +2432,7 @@
               <w:jc w:val="left"/>
             </w:pPr>
             <w:r>
-              <w:t xml:space="preserve">Output</w:t>
+              <w:t xml:space="preserve">C required</w:t>
             </w:r>
           </w:p>
         </w:tc>
@@ -1946,7 +2449,7 @@
               <w:jc w:val="left"/>
             </w:pPr>
             <w:r>
-              <w:t xml:space="preserve">Result in this cohort</w:t>
+              <w:t xml:space="preserve">Consequence</w:t>
             </w:r>
           </w:p>
         </w:tc>
@@ -1959,38 +2462,44 @@
               <w:jc w:val="left"/>
             </w:pPr>
             <w:r>
-              <w:t xml:space="preserve">Differential abundance (CLR + Welch t + BH-FDR)</w:t>
-            </w:r>
-          </w:p>
-        </w:tc>
-        <w:tc>
-          <w:p>
-            <w:pPr>
-              <w:pStyle w:val="Compact"/>
-              <w:jc w:val="left"/>
-            </w:pPr>
-            <w:r>
-              <w:t xml:space="preserve">effect direction + FDR</w:t>
-            </w:r>
-          </w:p>
-        </w:tc>
-        <w:tc>
-          <w:p>
-            <w:pPr>
-              <w:pStyle w:val="Compact"/>
-              <w:jc w:val="left"/>
-            </w:pPr>
+              <w:t xml:space="preserve">Match the</w:t>
+            </w:r>
+            <w:r>
+              <w:t xml:space="preserve"> </w:t>
+            </w:r>
             <w:r>
               <w:rPr>
                 <w:b/>
               </w:rPr>
-              <w:t xml:space="preserve">19 features at FDR&lt;0.05</w:t>
+              <w:t xml:space="preserve">sparsity fraction</w:t>
             </w:r>
             <w:r>
               <w:t xml:space="preserve"> </w:t>
             </w:r>
             <w:r>
-              <w:t xml:space="preserve">(11 Pos↑, 8 Pos↓)</w:t>
+              <w:t xml:space="preserve">(≈1/4 of features)</w:t>
+            </w:r>
+          </w:p>
+        </w:tc>
+        <w:tc>
+          <w:p>
+            <w:pPr>
+              <w:pStyle w:val="Compact"/>
+              <w:jc w:val="left"/>
+            </w:pPr>
+            <w:r>
+              <w:t xml:space="preserve">≈10</w:t>
+            </w:r>
+          </w:p>
+        </w:tc>
+        <w:tc>
+          <w:p>
+            <w:pPr>
+              <w:pStyle w:val="Compact"/>
+              <w:jc w:val="left"/>
+            </w:pPr>
+            <w:r>
+              <w:t xml:space="preserve">the penalty is barely active</w:t>
             </w:r>
           </w:p>
         </w:tc>
@@ -2003,62 +2512,317 @@
               <w:jc w:val="left"/>
             </w:pPr>
             <w:r>
-              <w:t xml:space="preserve">Permutation importance (within-fold, 3×5 folds)</w:t>
-            </w:r>
-          </w:p>
-        </w:tc>
-        <w:tc>
-          <w:p>
-            <w:pPr>
-              <w:pStyle w:val="Compact"/>
-              <w:jc w:val="left"/>
-            </w:pPr>
-            <w:r>
-              <w:t xml:space="preserve">contribution to the model</w:t>
-            </w:r>
-          </w:p>
-        </w:tc>
-        <w:tc>
-          <w:p>
-            <w:pPr>
-              <w:pStyle w:val="Compact"/>
-              <w:jc w:val="left"/>
-            </w:pPr>
-            <w:r>
-              <w:t xml:space="preserve">—</w:t>
-            </w:r>
-          </w:p>
-        </w:tc>
-      </w:tr>
-      <w:tr>
-        <w:tc>
-          <w:p>
-            <w:pPr>
-              <w:pStyle w:val="Compact"/>
-              <w:jc w:val="left"/>
-            </w:pPr>
+              <w:t xml:space="preserve">Match the</w:t>
+            </w:r>
+            <w:r>
+              <w:t xml:space="preserve"> </w:t>
+            </w:r>
             <w:r>
               <w:rPr>
                 <w:b/>
               </w:rPr>
-              <w:t xml:space="preserve">Cage-effect screen</w:t>
+              <w:t xml:space="preserve">rule</w:t>
             </w:r>
             <w:r>
               <w:t xml:space="preserve"> </w:t>
             </w:r>
             <w:r>
-              <w:t xml:space="preserve">(unique to this cohort)</w:t>
-            </w:r>
-          </w:p>
-        </w:tc>
-        <w:tc>
-          <w:p>
-            <w:pPr>
-              <w:pStyle w:val="Compact"/>
-              <w:jc w:val="left"/>
-            </w:pPr>
-            <w:r>
-              <w:t xml:space="preserve">is the feature cage-driven?</w:t>
+              <w:t xml:space="preserve">(give up ~0.03 CV-AUC)</w:t>
+            </w:r>
+          </w:p>
+        </w:tc>
+        <w:tc>
+          <w:p>
+            <w:pPr>
+              <w:pStyle w:val="Compact"/>
+              <w:jc w:val="left"/>
+            </w:pPr>
+            <w:r>
+              <w:t xml:space="preserve">≈0.2</w:t>
+            </w:r>
+          </w:p>
+        </w:tc>
+        <w:tc>
+          <w:p>
+            <w:pPr>
+              <w:pStyle w:val="Compact"/>
+              <w:jc w:val="left"/>
+            </w:pPr>
+            <w:r>
+              <w:t xml:space="preserve">only 7 non-zero coefficients remain</w:t>
+            </w:r>
+          </w:p>
+        </w:tc>
+      </w:tr>
+    </w:tbl>
+    <w:p>
+      <w:pPr>
+        <w:pStyle w:val="BodyText"/>
+      </w:pPr>
+      <w:r>
+        <w:t xml:space="preserve">With no single correct choice, C becomes a sensitivity axis:</w:t>
+      </w:r>
+      <w:r>
+        <w:t xml:space="preserve"> </w:t>
+      </w:r>
+      <w:r>
+        <w:rPr>
+          <w:b/>
+        </w:rPr>
+        <w:t xml:space="preserve">200 bootstraps at each of 0.2 / 1.0 / 10.0, and a feature counts as an L1 hit only if it reaches ≥70% selection frequency at all three</w:t>
+      </w:r>
+      <w:r>
+        <w:t xml:space="preserve"> </w:t>
+      </w:r>
+      <w:r>
+        <w:t xml:space="preserve">(4 / 8 / 9 hits respectively; the intersection is taken). The conclusion then rests on no arbitrary choice.</w:t>
+      </w:r>
+    </w:p>
+    <w:p>
+      <w:pPr>
+        <w:pStyle w:val="Heading3"/>
+      </w:pPr>
+      <w:bookmarkStart w:id="32" w:name="X6e31fad253050b334391df86890540686d5cfe7"/>
+      <w:r>
+        <w:t xml:space="preserve">2.3 Result: four clear the three methods, two of those are attributable to infection</w:t>
+      </w:r>
+      <w:bookmarkEnd w:id="32"/>
+    </w:p>
+    <w:tbl>
+      <w:tblPr>
+        <w:tblStyle w:val="Table"/>
+        <w:tblW w:type="pct" w:w="5000.0"/>
+        <w:tblLook w:firstRow="1"/>
+      </w:tblPr>
+      <w:tblGrid>
+        <w:gridCol w:w="990"/>
+        <w:gridCol w:w="990"/>
+        <w:gridCol w:w="990"/>
+        <w:gridCol w:w="990"/>
+        <w:gridCol w:w="990"/>
+        <w:gridCol w:w="990"/>
+        <w:gridCol w:w="990"/>
+        <w:gridCol w:w="990"/>
+      </w:tblGrid>
+      <w:tr>
+        <w:trPr>
+          <w:cnfStyle w:firstRow="1"/>
+        </w:trPr>
+        <w:tc>
+          <w:tcPr>
+            <w:tcBorders>
+              <w:bottom w:val="single"/>
+            </w:tcBorders>
+            <w:vAlign w:val="bottom"/>
+          </w:tcPr>
+          <w:p>
+            <w:pPr>
+              <w:pStyle w:val="Compact"/>
+              <w:jc w:val="left"/>
+            </w:pPr>
+            <w:r>
+              <w:t xml:space="preserve">Genus</w:t>
+            </w:r>
+          </w:p>
+        </w:tc>
+        <w:tc>
+          <w:tcPr>
+            <w:tcBorders>
+              <w:bottom w:val="single"/>
+            </w:tcBorders>
+            <w:vAlign w:val="bottom"/>
+          </w:tcPr>
+          <w:p>
+            <w:pPr>
+              <w:pStyle w:val="Compact"/>
+              <w:jc w:val="left"/>
+            </w:pPr>
+            <w:r>
+              <w:t xml:space="preserve">Family</w:t>
+            </w:r>
+          </w:p>
+        </w:tc>
+        <w:tc>
+          <w:tcPr>
+            <w:tcBorders>
+              <w:bottom w:val="single"/>
+            </w:tcBorders>
+            <w:vAlign w:val="bottom"/>
+          </w:tcPr>
+          <w:p>
+            <w:pPr>
+              <w:pStyle w:val="Compact"/>
+              <w:jc w:val="left"/>
+            </w:pPr>
+            <w:r>
+              <w:t xml:space="preserve">Permutation importance</w:t>
+            </w:r>
+          </w:p>
+        </w:tc>
+        <w:tc>
+          <w:tcPr>
+            <w:tcBorders>
+              <w:bottom w:val="single"/>
+            </w:tcBorders>
+            <w:vAlign w:val="bottom"/>
+          </w:tcPr>
+          <w:p>
+            <w:pPr>
+              <w:pStyle w:val="Compact"/>
+              <w:jc w:val="left"/>
+            </w:pPr>
+            <w:r>
+              <w:t xml:space="preserve">L1 freq (lowest)</w:t>
+            </w:r>
+          </w:p>
+        </w:tc>
+        <w:tc>
+          <w:tcPr>
+            <w:tcBorders>
+              <w:bottom w:val="single"/>
+            </w:tcBorders>
+            <w:vAlign w:val="bottom"/>
+          </w:tcPr>
+          <w:p>
+            <w:pPr>
+              <w:pStyle w:val="Compact"/>
+              <w:jc w:val="left"/>
+            </w:pPr>
+            <w:r>
+              <w:t xml:space="preserve">Direction</w:t>
+            </w:r>
+          </w:p>
+        </w:tc>
+        <w:tc>
+          <w:tcPr>
+            <w:tcBorders>
+              <w:bottom w:val="single"/>
+            </w:tcBorders>
+            <w:vAlign w:val="bottom"/>
+          </w:tcPr>
+          <w:p>
+            <w:pPr>
+              <w:pStyle w:val="Compact"/>
+              <w:jc w:val="left"/>
+            </w:pPr>
+            <w:r>
+              <w:t xml:space="preserve">t</w:t>
+            </w:r>
+          </w:p>
+        </w:tc>
+        <w:tc>
+          <w:tcPr>
+            <w:tcBorders>
+              <w:bottom w:val="single"/>
+            </w:tcBorders>
+            <w:vAlign w:val="bottom"/>
+          </w:tcPr>
+          <w:p>
+            <w:pPr>
+              <w:pStyle w:val="Compact"/>
+              <w:jc w:val="left"/>
+            </w:pPr>
+            <w:r>
+              <w:t xml:space="preserve">FDR</w:t>
+            </w:r>
+          </w:p>
+        </w:tc>
+        <w:tc>
+          <w:tcPr>
+            <w:tcBorders>
+              <w:bottom w:val="single"/>
+            </w:tcBorders>
+            <w:vAlign w:val="bottom"/>
+          </w:tcPr>
+          <w:p>
+            <w:pPr>
+              <w:pStyle w:val="Compact"/>
+              <w:jc w:val="left"/>
+            </w:pPr>
+            <w:r>
+              <w:t xml:space="preserve">Cage screen</w:t>
+            </w:r>
+          </w:p>
+        </w:tc>
+      </w:tr>
+      <w:tr>
+        <w:tc>
+          <w:p>
+            <w:pPr>
+              <w:pStyle w:val="Compact"/>
+              <w:jc w:val="left"/>
+            </w:pPr>
+            <w:r>
+              <w:rPr>
+                <w:i/>
+              </w:rPr>
+              <w:t xml:space="preserve">Negativibacillus</w:t>
+            </w:r>
+          </w:p>
+        </w:tc>
+        <w:tc>
+          <w:p>
+            <w:pPr>
+              <w:pStyle w:val="Compact"/>
+              <w:jc w:val="left"/>
+            </w:pPr>
+            <w:r>
+              <w:t xml:space="preserve">Ruminococcaceae</w:t>
+            </w:r>
+          </w:p>
+        </w:tc>
+        <w:tc>
+          <w:p>
+            <w:pPr>
+              <w:pStyle w:val="Compact"/>
+              <w:jc w:val="left"/>
+            </w:pPr>
+            <w:r>
+              <w:t xml:space="preserve">0.0133</w:t>
+            </w:r>
+          </w:p>
+        </w:tc>
+        <w:tc>
+          <w:p>
+            <w:pPr>
+              <w:pStyle w:val="Compact"/>
+              <w:jc w:val="left"/>
+            </w:pPr>
+            <w:r>
+              <w:t xml:space="preserve">0.865</w:t>
+            </w:r>
+          </w:p>
+        </w:tc>
+        <w:tc>
+          <w:p>
+            <w:pPr>
+              <w:pStyle w:val="Compact"/>
+              <w:jc w:val="left"/>
+            </w:pPr>
+            <w:r>
+              <w:t xml:space="preserve">Pos↑</w:t>
+            </w:r>
+          </w:p>
+        </w:tc>
+        <w:tc>
+          <w:p>
+            <w:pPr>
+              <w:pStyle w:val="Compact"/>
+              <w:jc w:val="left"/>
+            </w:pPr>
+            <w:r>
+              <w:t xml:space="preserve">+5.87</w:t>
+            </w:r>
+          </w:p>
+        </w:tc>
+        <w:tc>
+          <w:p>
+            <w:pPr>
+              <w:pStyle w:val="Compact"/>
+              <w:jc w:val="left"/>
+            </w:pPr>
+            <w:r>
+              <w:t xml:space="preserve">3.84e-05</w:t>
             </w:r>
           </w:p>
         </w:tc>
@@ -2072,7 +2836,303 @@
               <w:rPr>
                 <w:b/>
               </w:rPr>
-              <w:t xml:space="preserve">18 features already differ by isolator within the positives</w:t>
+              <w:t xml:space="preserve">fails</w:t>
+            </w:r>
+          </w:p>
+        </w:tc>
+      </w:tr>
+      <w:tr>
+        <w:tc>
+          <w:p>
+            <w:pPr>
+              <w:pStyle w:val="Compact"/>
+              <w:jc w:val="left"/>
+            </w:pPr>
+            <w:r>
+              <w:rPr>
+                <w:i/>
+                <w:b/>
+              </w:rPr>
+              <w:t xml:space="preserve">HT002</w:t>
+            </w:r>
+          </w:p>
+        </w:tc>
+        <w:tc>
+          <w:p>
+            <w:pPr>
+              <w:pStyle w:val="Compact"/>
+              <w:jc w:val="left"/>
+            </w:pPr>
+            <w:r>
+              <w:t xml:space="preserve">Lactobacillaceae</w:t>
+            </w:r>
+          </w:p>
+        </w:tc>
+        <w:tc>
+          <w:p>
+            <w:pPr>
+              <w:pStyle w:val="Compact"/>
+              <w:jc w:val="left"/>
+            </w:pPr>
+            <w:r>
+              <w:t xml:space="preserve">0.0130</w:t>
+            </w:r>
+          </w:p>
+        </w:tc>
+        <w:tc>
+          <w:p>
+            <w:pPr>
+              <w:pStyle w:val="Compact"/>
+              <w:jc w:val="left"/>
+            </w:pPr>
+            <w:r>
+              <w:t xml:space="preserve">0.935</w:t>
+            </w:r>
+          </w:p>
+        </w:tc>
+        <w:tc>
+          <w:p>
+            <w:pPr>
+              <w:pStyle w:val="Compact"/>
+              <w:jc w:val="left"/>
+            </w:pPr>
+            <w:r>
+              <w:rPr>
+                <w:b/>
+              </w:rPr>
+              <w:t xml:space="preserve">Pos↓</w:t>
+            </w:r>
+          </w:p>
+        </w:tc>
+        <w:tc>
+          <w:p>
+            <w:pPr>
+              <w:pStyle w:val="Compact"/>
+              <w:jc w:val="left"/>
+            </w:pPr>
+            <w:r>
+              <w:t xml:space="preserve">−3.89</w:t>
+            </w:r>
+          </w:p>
+        </w:tc>
+        <w:tc>
+          <w:p>
+            <w:pPr>
+              <w:pStyle w:val="Compact"/>
+              <w:jc w:val="left"/>
+            </w:pPr>
+            <w:r>
+              <w:t xml:space="preserve">5.72e-03</w:t>
+            </w:r>
+          </w:p>
+        </w:tc>
+        <w:tc>
+          <w:p>
+            <w:pPr>
+              <w:pStyle w:val="Compact"/>
+              <w:jc w:val="left"/>
+            </w:pPr>
+            <w:r>
+              <w:rPr>
+                <w:b/>
+              </w:rPr>
+              <w:t xml:space="preserve">passes</w:t>
+            </w:r>
+          </w:p>
+        </w:tc>
+      </w:tr>
+      <w:tr>
+        <w:tc>
+          <w:p>
+            <w:pPr>
+              <w:pStyle w:val="Compact"/>
+              <w:jc w:val="left"/>
+            </w:pPr>
+            <w:r>
+              <w:rPr>
+                <w:i/>
+              </w:rPr>
+              <w:t xml:space="preserve">Tissierella</w:t>
+            </w:r>
+          </w:p>
+        </w:tc>
+        <w:tc>
+          <w:p>
+            <w:pPr>
+              <w:pStyle w:val="Compact"/>
+              <w:jc w:val="left"/>
+            </w:pPr>
+            <w:r>
+              <w:t xml:space="preserve">Family_XI</w:t>
+            </w:r>
+          </w:p>
+        </w:tc>
+        <w:tc>
+          <w:p>
+            <w:pPr>
+              <w:pStyle w:val="Compact"/>
+              <w:jc w:val="left"/>
+            </w:pPr>
+            <w:r>
+              <w:t xml:space="preserve">0.0079</w:t>
+            </w:r>
+          </w:p>
+        </w:tc>
+        <w:tc>
+          <w:p>
+            <w:pPr>
+              <w:pStyle w:val="Compact"/>
+              <w:jc w:val="left"/>
+            </w:pPr>
+            <w:r>
+              <w:t xml:space="preserve">0.885</w:t>
+            </w:r>
+          </w:p>
+        </w:tc>
+        <w:tc>
+          <w:p>
+            <w:pPr>
+              <w:pStyle w:val="Compact"/>
+              <w:jc w:val="left"/>
+            </w:pPr>
+            <w:r>
+              <w:t xml:space="preserve">Pos↑</w:t>
+            </w:r>
+          </w:p>
+        </w:tc>
+        <w:tc>
+          <w:p>
+            <w:pPr>
+              <w:pStyle w:val="Compact"/>
+              <w:jc w:val="left"/>
+            </w:pPr>
+            <w:r>
+              <w:t xml:space="preserve">+4.82</w:t>
+            </w:r>
+          </w:p>
+        </w:tc>
+        <w:tc>
+          <w:p>
+            <w:pPr>
+              <w:pStyle w:val="Compact"/>
+              <w:jc w:val="left"/>
+            </w:pPr>
+            <w:r>
+              <w:t xml:space="preserve">3.75e-04</w:t>
+            </w:r>
+          </w:p>
+        </w:tc>
+        <w:tc>
+          <w:p>
+            <w:pPr>
+              <w:pStyle w:val="Compact"/>
+              <w:jc w:val="left"/>
+            </w:pPr>
+            <w:r>
+              <w:rPr>
+                <w:b/>
+              </w:rPr>
+              <w:t xml:space="preserve">fails</w:t>
+            </w:r>
+          </w:p>
+        </w:tc>
+      </w:tr>
+      <w:tr>
+        <w:tc>
+          <w:p>
+            <w:pPr>
+              <w:pStyle w:val="Compact"/>
+              <w:jc w:val="left"/>
+            </w:pPr>
+            <w:r>
+              <w:rPr>
+                <w:i/>
+                <w:b/>
+              </w:rPr>
+              <w:t xml:space="preserve">Escherichia-Shigella</w:t>
+            </w:r>
+          </w:p>
+        </w:tc>
+        <w:tc>
+          <w:p>
+            <w:pPr>
+              <w:pStyle w:val="Compact"/>
+              <w:jc w:val="left"/>
+            </w:pPr>
+            <w:r>
+              <w:t xml:space="preserve">Enterobacteriaceae</w:t>
+            </w:r>
+          </w:p>
+        </w:tc>
+        <w:tc>
+          <w:p>
+            <w:pPr>
+              <w:pStyle w:val="Compact"/>
+              <w:jc w:val="left"/>
+            </w:pPr>
+            <w:r>
+              <w:t xml:space="preserve">0.0015</w:t>
+            </w:r>
+          </w:p>
+        </w:tc>
+        <w:tc>
+          <w:p>
+            <w:pPr>
+              <w:pStyle w:val="Compact"/>
+              <w:jc w:val="left"/>
+            </w:pPr>
+            <w:r>
+              <w:t xml:space="preserve">1.000</w:t>
+            </w:r>
+          </w:p>
+        </w:tc>
+        <w:tc>
+          <w:p>
+            <w:pPr>
+              <w:pStyle w:val="Compact"/>
+              <w:jc w:val="left"/>
+            </w:pPr>
+            <w:r>
+              <w:rPr>
+                <w:b/>
+              </w:rPr>
+              <w:t xml:space="preserve">Pos↑</w:t>
+            </w:r>
+          </w:p>
+        </w:tc>
+        <w:tc>
+          <w:p>
+            <w:pPr>
+              <w:pStyle w:val="Compact"/>
+              <w:jc w:val="left"/>
+            </w:pPr>
+            <w:r>
+              <w:t xml:space="preserve">+5.64</w:t>
+            </w:r>
+          </w:p>
+        </w:tc>
+        <w:tc>
+          <w:p>
+            <w:pPr>
+              <w:pStyle w:val="Compact"/>
+              <w:jc w:val="left"/>
+            </w:pPr>
+            <w:r>
+              <w:t xml:space="preserve">3.75e-04</w:t>
+            </w:r>
+          </w:p>
+        </w:tc>
+        <w:tc>
+          <w:p>
+            <w:pPr>
+              <w:pStyle w:val="Compact"/>
+              <w:jc w:val="left"/>
+            </w:pPr>
+            <w:r>
+              <w:rPr>
+                <w:b/>
+              </w:rPr>
+              <w:t xml:space="preserve">passes</w:t>
             </w:r>
           </w:p>
         </w:tc>
@@ -2086,75 +3146,282 @@
         <w:rPr>
           <w:b/>
         </w:rPr>
-        <w:t xml:space="preserve">The third is something the primary cohort cannot do</w:t>
-      </w:r>
-      <w:r>
-        <w:t xml:space="preserve">: wild ducks have no cages, so there is nothing to test. The procedure is, for each genus, a one-way ANOVA across isolators</w:t>
-      </w:r>
-      <w:r>
-        <w:t xml:space="preserve"> </w:t>
-      </w:r>
-      <w:r>
-        <w:rPr>
-          <w:b/>
-        </w:rPr>
-        <w:t xml:space="preserve">within the positives only</w:t>
-      </w:r>
-      <w:r>
-        <w:t xml:space="preserve"> </w:t>
-      </w:r>
-      <w:r>
-        <w:t xml:space="preserve">(BH-FDR corrected) — if a genus differs significantly across four isolators that are all positive, it is cage-driven rather than infection-driven.</w:t>
+        <w:t xml:space="preserve">L1 is by far the strictest gate</w:t>
+      </w:r>
+      <w:r>
+        <w:t xml:space="preserve">: 19 genera reach FDR&lt;0.05 and four survive L1. The duck cohort behaves the same way — L1 is the step that narrowed 19 to 9 there.</w:t>
+      </w:r>
+    </w:p>
+    <w:p>
+      <w:pPr>
+        <w:pStyle w:val="BodyText"/>
+      </w:pPr>
+      <w:r>
+        <w:rPr>
+          <w:b/>
+        </w:rPr>
+        <w:t xml:space="preserve">Two are reportable as candidate biomarkers</w:t>
+      </w:r>
+      <w:r>
+        <w:t xml:space="preserve">:</w:t>
+      </w:r>
+    </w:p>
+    <w:p>
+      <w:pPr>
+        <w:numPr>
+          <w:ilvl w:val="0"/>
+          <w:numId w:val="1001"/>
+        </w:numPr>
+        <w:pStyle w:val="Compact"/>
+      </w:pPr>
+      <w:r>
+        <w:rPr>
+          <w:i/>
+          <w:b/>
+        </w:rPr>
+        <w:t xml:space="preserve">HT002</w:t>
+      </w:r>
+      <w:r>
+        <w:t xml:space="preserve"> </w:t>
+      </w:r>
+      <w:r>
+        <w:t xml:space="preserve">(Lactobacillaceae)</w:t>
+      </w:r>
+      <w:r>
+        <w:t xml:space="preserve"> </w:t>
+      </w:r>
+      <w:r>
+        <w:rPr>
+          <w:b/>
+        </w:rPr>
+        <w:t xml:space="preserve">falls</w:t>
+      </w:r>
+      <w:r>
+        <w:t xml:space="preserve"> </w:t>
+      </w:r>
+      <w:r>
+        <w:t xml:space="preserve">in infected birds</w:t>
+      </w:r>
+    </w:p>
+    <w:p>
+      <w:pPr>
+        <w:numPr>
+          <w:ilvl w:val="0"/>
+          <w:numId w:val="1001"/>
+        </w:numPr>
+        <w:pStyle w:val="Compact"/>
+      </w:pPr>
+      <w:r>
+        <w:rPr>
+          <w:i/>
+          <w:b/>
+        </w:rPr>
+        <w:t xml:space="preserve">Escherichia-Shigella</w:t>
+      </w:r>
+      <w:r>
+        <w:t xml:space="preserve"> </w:t>
+      </w:r>
+      <w:r>
+        <w:t xml:space="preserve">(Enterobacteriaceae)</w:t>
+      </w:r>
+      <w:r>
+        <w:t xml:space="preserve"> </w:t>
+      </w:r>
+      <w:r>
+        <w:rPr>
+          <w:b/>
+        </w:rPr>
+        <w:t xml:space="preserve">rises</w:t>
+      </w:r>
+      <w:r>
+        <w:t xml:space="preserve"> </w:t>
+      </w:r>
+      <w:r>
+        <w:t xml:space="preserve">in infected birds</w:t>
+      </w:r>
+    </w:p>
+    <w:p>
+      <w:pPr>
+        <w:pStyle w:val="FirstParagraph"/>
+      </w:pPr>
+      <w:r>
+        <w:t xml:space="preserve">The direction matches immunological expectation: commensal lactic acid bacteria depleted, opportunistic pathogens expanding — the classic dysbiosis pattern.</w:t>
       </w:r>
     </w:p>
     <w:p>
       <w:pPr>
         <w:pStyle w:val="Heading3"/>
       </w:pPr>
-      <w:bookmarkStart w:id="31" w:name="Xc9c19e1ec6635d3554c1a503e2a2490d7bd3012"/>
-      <w:r>
-        <w:t xml:space="preserve">2.2 Result: 11 agree across two methods, 7 of which pass the cage screen</w:t>
-      </w:r>
-      <w:bookmarkEnd w:id="31"/>
-    </w:p>
-    <w:p>
-      <w:pPr>
-        <w:pStyle w:val="SourceCode"/>
-      </w:pPr>
-      <w:r>
-        <w:rPr>
-          <w:rStyle w:val="VerbatimChar"/>
-        </w:rPr>
-        <w:t xml:space="preserve">FDR&lt;0.05 in differential abundance AND permutation importance &gt; 0: 11</w:t>
-      </w:r>
-      <w:r>
-        <w:br/>
-      </w:r>
-      <w:r>
-        <w:rPr>
-          <w:rStyle w:val="VerbatimChar"/>
-        </w:rPr>
-        <w:t xml:space="preserve">  ├─ not cage-contaminated: 7   ← usable as candidate biomarkers</w:t>
-      </w:r>
-      <w:r>
-        <w:br/>
-      </w:r>
-      <w:r>
-        <w:rPr>
-          <w:rStyle w:val="VerbatimChar"/>
-        </w:rPr>
-        <w:t xml:space="preserve">  └─ cage-contaminated:     4   ← infection and cage-mate effects indistinguishable</w:t>
+      <w:bookmarkStart w:id="33" w:name="X6bf632bd45a37f97108602beba62c439ae7c2cc"/>
+      <w:r>
+        <w:t xml:space="preserve">2.4 A cautionary case: why layer ④ cannot be dropped</w:t>
+      </w:r>
+      <w:bookmarkEnd w:id="33"/>
+    </w:p>
+    <w:p>
+      <w:pPr>
+        <w:pStyle w:val="FirstParagraph"/>
+      </w:pPr>
+      <w:r>
+        <w:rPr>
+          <w:i/>
+          <w:b/>
+        </w:rPr>
+        <w:t xml:space="preserve">Negativibacillus</w:t>
+      </w:r>
+      <w:r>
+        <w:t xml:space="preserve"> </w:t>
+      </w:r>
+      <w:r>
+        <w:t xml:space="preserve">has the highest permutation importance in the cohort (0.0133), differential abundance of t=+5.87 at FDR&lt;0.0001, and stable L1 selection at all three C values (lowest 0.865) —</w:t>
+      </w:r>
+      <w:r>
+        <w:t xml:space="preserve"> </w:t>
+      </w:r>
+      <w:r>
+        <w:rPr>
+          <w:b/>
+        </w:rPr>
+        <w:t xml:space="preserve">all three methods agree it is the strongest biomarker available.</w:t>
+      </w:r>
+    </w:p>
+    <w:p>
+      <w:pPr>
+        <w:pStyle w:val="BodyText"/>
+      </w:pPr>
+      <w:r>
+        <w:rPr>
+          <w:b/>
+        </w:rPr>
+        <w:t xml:space="preserve">But it also differs significantly across the four isolators that are all positive</w:t>
+      </w:r>
+      <w:r>
+        <w:t xml:space="preserve">, so whether it reflects infection or the shared cage environment cannot be determined. The same holds for</w:t>
+      </w:r>
+      <w:r>
+        <w:t xml:space="preserve"> </w:t>
+      </w:r>
+      <w:r>
+        <w:rPr>
+          <w:i/>
+        </w:rPr>
+        <w:t xml:space="preserve">Tissierella</w:t>
+      </w:r>
+      <w:r>
+        <w:t xml:space="preserve"> </w:t>
+      </w:r>
+      <w:r>
+        <w:t xml:space="preserve">(t=+4.82, FDR=3.75e-04).</w:t>
+      </w:r>
+    </w:p>
+    <w:p>
+      <w:pPr>
+        <w:pStyle w:val="BlockText"/>
+      </w:pPr>
+      <w:r>
+        <w:rPr>
+          <w:b/>
+        </w:rPr>
+        <w:t xml:space="preserve">Located more precisely in §4.5</w:t>
+      </w:r>
+      <w:r>
+        <w:t xml:space="preserve">: re-checked against the pure-cage contrasts (strain, batch and infection status all fixed),</w:t>
+      </w:r>
+      <w:r>
+        <w:t xml:space="preserve"> </w:t>
+      </w:r>
+      <w:r>
+        <w:rPr>
+          <w:i/>
+        </w:rPr>
+        <w:t xml:space="preserve">Negativibacillus</w:t>
+      </w:r>
+      <w:r>
+        <w:t xml:space="preserve"> </w:t>
+      </w:r>
+      <w:r>
+        <w:t xml:space="preserve">has a minimum FDR of 0.109 and</w:t>
+      </w:r>
+      <w:r>
+        <w:t xml:space="preserve"> </w:t>
+      </w:r>
+      <w:r>
+        <w:rPr>
+          <w:i/>
+        </w:rPr>
+        <w:t xml:space="preserve">Tissierella</w:t>
+      </w:r>
+      <w:r>
+        <w:t xml:space="preserve"> </w:t>
+      </w:r>
+      <w:r>
+        <w:t xml:space="preserve">0.172 — neither significant, which means the contaminating source is</w:t>
+      </w:r>
+      <w:r>
+        <w:t xml:space="preserve"> </w:t>
+      </w:r>
+      <w:r>
+        <w:rPr>
+          <w:b/>
+        </w:rPr>
+        <w:t xml:space="preserve">strain or batch</w:t>
+      </w:r>
+      <w:r>
+        <w:t xml:space="preserve"> </w:t>
+      </w:r>
+      <w:r>
+        <w:t xml:space="preserve">rather than the cage as such. The conclusion is unchanged:</w:t>
+      </w:r>
+      <w:r>
+        <w:t xml:space="preserve"> </w:t>
+      </w:r>
+      <w:r>
+        <w:rPr>
+          <w:b/>
+        </w:rPr>
+        <w:t xml:space="preserve">not attributable to infection under this design.</w:t>
+      </w:r>
+    </w:p>
+    <w:p>
+      <w:pPr>
+        <w:pStyle w:val="FirstParagraph"/>
+      </w:pPr>
+      <w:r>
+        <w:rPr>
+          <w:b/>
+        </w:rPr>
+        <w:t xml:space="preserve">Without layer ④ the reported set would be these four rather than two, half of them unattributable.</w:t>
       </w:r>
     </w:p>
     <w:p>
       <w:pPr>
         <w:pStyle w:val="Heading3"/>
       </w:pPr>
-      <w:bookmarkStart w:id="32" w:name="the-seven-candidates-that-pass"/>
-      <w:r>
-        <w:t xml:space="preserve">2.3 The seven candidates that pass</w:t>
-      </w:r>
-      <w:bookmarkEnd w:id="32"/>
+      <w:bookmarkStart w:id="34" w:name="X91f6bbabf0065d78de9348ab4e3cf6798f94cfe"/>
+      <w:r>
+        <w:t xml:space="preserve">2.5 Comparison with the duck cohort (same protocol, therefore comparable)</w:t>
+      </w:r>
+      <w:bookmarkEnd w:id="34"/>
+    </w:p>
+    <w:p>
+      <w:pPr>
+        <w:pStyle w:val="FirstParagraph"/>
+      </w:pPr>
+      <w:r>
+        <w:t xml:space="preserve">Rebuilding the duck three-method intersection gives</w:t>
+      </w:r>
+      <w:r>
+        <w:t xml:space="preserve"> </w:t>
+      </w:r>
+      <w:r>
+        <w:rPr>
+          <w:b/>
+        </w:rPr>
+        <w:t xml:space="preserve">9 features</w:t>
+      </w:r>
+      <w:r>
+        <w:t xml:space="preserve">, matching README §6.2 — a check that the reconstruction is faithful before any comparison is drawn.</w:t>
+      </w:r>
     </w:p>
     <w:tbl>
       <w:tblPr>
@@ -2180,7 +3447,7 @@
               <w:jc w:val="left"/>
             </w:pPr>
             <w:r>
-              <w:t xml:space="preserve">Genus</w:t>
+              <w:t xml:space="preserve">Rank</w:t>
             </w:r>
           </w:p>
         </w:tc>
@@ -2197,75 +3464,7 @@
               <w:jc w:val="left"/>
             </w:pPr>
             <w:r>
-              <w:t xml:space="preserve">Family</w:t>
-            </w:r>
-          </w:p>
-        </w:tc>
-        <w:tc>
-          <w:tcPr>
-            <w:tcBorders>
-              <w:bottom w:val="single"/>
-            </w:tcBorders>
-            <w:vAlign w:val="bottom"/>
-          </w:tcPr>
-          <w:p>
-            <w:pPr>
-              <w:pStyle w:val="Compact"/>
-              <w:jc w:val="left"/>
-            </w:pPr>
-            <w:r>
-              <w:t xml:space="preserve">Direction</w:t>
-            </w:r>
-          </w:p>
-        </w:tc>
-        <w:tc>
-          <w:tcPr>
-            <w:tcBorders>
-              <w:bottom w:val="single"/>
-            </w:tcBorders>
-            <w:vAlign w:val="bottom"/>
-          </w:tcPr>
-          <w:p>
-            <w:pPr>
-              <w:pStyle w:val="Compact"/>
-              <w:jc w:val="left"/>
-            </w:pPr>
-            <w:r>
-              <w:t xml:space="preserve">Permutation importance</w:t>
-            </w:r>
-          </w:p>
-        </w:tc>
-        <w:tc>
-          <w:tcPr>
-            <w:tcBorders>
-              <w:bottom w:val="single"/>
-            </w:tcBorders>
-            <w:vAlign w:val="bottom"/>
-          </w:tcPr>
-          <w:p>
-            <w:pPr>
-              <w:pStyle w:val="Compact"/>
-              <w:jc w:val="left"/>
-            </w:pPr>
-            <w:r>
-              <w:t xml:space="preserve">t</w:t>
-            </w:r>
-          </w:p>
-        </w:tc>
-        <w:tc>
-          <w:tcPr>
-            <w:tcBorders>
-              <w:bottom w:val="single"/>
-            </w:tcBorders>
-            <w:vAlign w:val="bottom"/>
-          </w:tcPr>
-          <w:p>
-            <w:pPr>
-              <w:pStyle w:val="Compact"/>
-              <w:jc w:val="left"/>
-            </w:pPr>
-            <w:r>
-              <w:t xml:space="preserve">FDR</w:t>
+              <w:t xml:space="preserve">Overlap</w:t>
             </w:r>
           </w:p>
         </w:tc>
@@ -2278,21 +3477,7 @@
               <w:jc w:val="left"/>
             </w:pPr>
             <w:r>
-              <w:rPr>
-                <w:i/>
-              </w:rPr>
-              <w:t xml:space="preserve">HT002</w:t>
-            </w:r>
-          </w:p>
-        </w:tc>
-        <w:tc>
-          <w:p>
-            <w:pPr>
-              <w:pStyle w:val="Compact"/>
-              <w:jc w:val="left"/>
-            </w:pPr>
-            <w:r>
-              <w:t xml:space="preserve">Lactobacillaceae</w:t>
+              <w:t xml:space="preserve">Genus</w:t>
             </w:r>
           </w:p>
         </w:tc>
@@ -2306,40 +3491,7 @@
               <w:rPr>
                 <w:b/>
               </w:rPr>
-              <w:t xml:space="preserve">Pos↓</w:t>
-            </w:r>
-          </w:p>
-        </w:tc>
-        <w:tc>
-          <w:p>
-            <w:pPr>
-              <w:pStyle w:val="Compact"/>
-              <w:jc w:val="left"/>
-            </w:pPr>
-            <w:r>
-              <w:t xml:space="preserve">0.0130</w:t>
-            </w:r>
-          </w:p>
-        </w:tc>
-        <w:tc>
-          <w:p>
-            <w:pPr>
-              <w:pStyle w:val="Compact"/>
-              <w:jc w:val="left"/>
-            </w:pPr>
-            <w:r>
-              <w:t xml:space="preserve">−3.89</w:t>
-            </w:r>
-          </w:p>
-        </w:tc>
-        <w:tc>
-          <w:p>
-            <w:pPr>
-              <w:pStyle w:val="Compact"/>
-              <w:jc w:val="left"/>
-            </w:pPr>
-            <w:r>
-              <w:t xml:space="preserve">0.0057</w:t>
+              <w:t xml:space="preserve">none</w:t>
             </w:r>
           </w:p>
         </w:tc>
@@ -2352,21 +3504,7 @@
               <w:jc w:val="left"/>
             </w:pPr>
             <w:r>
-              <w:rPr>
-                <w:i/>
-              </w:rPr>
-              <w:t xml:space="preserve">Pediococcus</w:t>
-            </w:r>
-          </w:p>
-        </w:tc>
-        <w:tc>
-          <w:p>
-            <w:pPr>
-              <w:pStyle w:val="Compact"/>
-              <w:jc w:val="left"/>
-            </w:pPr>
-            <w:r>
-              <w:t xml:space="preserve">Lactobacillaceae</w:t>
+              <w:t xml:space="preserve">Family</w:t>
             </w:r>
           </w:p>
         </w:tc>
@@ -2380,411 +3518,7 @@
               <w:rPr>
                 <w:b/>
               </w:rPr>
-              <w:t xml:space="preserve">Pos↑</w:t>
-            </w:r>
-          </w:p>
-        </w:tc>
-        <w:tc>
-          <w:p>
-            <w:pPr>
-              <w:pStyle w:val="Compact"/>
-              <w:jc w:val="left"/>
-            </w:pPr>
-            <w:r>
-              <w:t xml:space="preserve">0.0129</w:t>
-            </w:r>
-          </w:p>
-        </w:tc>
-        <w:tc>
-          <w:p>
-            <w:pPr>
-              <w:pStyle w:val="Compact"/>
-              <w:jc w:val="left"/>
-            </w:pPr>
-            <w:r>
-              <w:t xml:space="preserve">+4.32</w:t>
-            </w:r>
-          </w:p>
-        </w:tc>
-        <w:tc>
-          <w:p>
-            <w:pPr>
-              <w:pStyle w:val="Compact"/>
-              <w:jc w:val="left"/>
-            </w:pPr>
-            <w:r>
-              <w:t xml:space="preserve">0.0010</w:t>
-            </w:r>
-          </w:p>
-        </w:tc>
-      </w:tr>
-      <w:tr>
-        <w:tc>
-          <w:p>
-            <w:pPr>
-              <w:pStyle w:val="Compact"/>
-              <w:jc w:val="left"/>
-            </w:pPr>
-            <w:r>
-              <w:t xml:space="preserve">(unnamed genus)</w:t>
-            </w:r>
-          </w:p>
-        </w:tc>
-        <w:tc>
-          <w:p>
-            <w:pPr>
-              <w:pStyle w:val="Compact"/>
-              <w:jc w:val="left"/>
-            </w:pPr>
-            <w:r>
-              <w:t xml:space="preserve">Lactobacillaceae</w:t>
-            </w:r>
-          </w:p>
-        </w:tc>
-        <w:tc>
-          <w:p>
-            <w:pPr>
-              <w:pStyle w:val="Compact"/>
-              <w:jc w:val="left"/>
-            </w:pPr>
-            <w:r>
-              <w:rPr>
-                <w:b/>
-              </w:rPr>
-              <w:t xml:space="preserve">Pos↓</w:t>
-            </w:r>
-          </w:p>
-        </w:tc>
-        <w:tc>
-          <w:p>
-            <w:pPr>
-              <w:pStyle w:val="Compact"/>
-              <w:jc w:val="left"/>
-            </w:pPr>
-            <w:r>
-              <w:t xml:space="preserve">0.0064</w:t>
-            </w:r>
-          </w:p>
-        </w:tc>
-        <w:tc>
-          <w:p>
-            <w:pPr>
-              <w:pStyle w:val="Compact"/>
-              <w:jc w:val="left"/>
-            </w:pPr>
-            <w:r>
-              <w:t xml:space="preserve">−4.15</w:t>
-            </w:r>
-          </w:p>
-        </w:tc>
-        <w:tc>
-          <w:p>
-            <w:pPr>
-              <w:pStyle w:val="Compact"/>
-              <w:jc w:val="left"/>
-            </w:pPr>
-            <w:r>
-              <w:t xml:space="preserve">0.0017</w:t>
-            </w:r>
-          </w:p>
-        </w:tc>
-      </w:tr>
-      <w:tr>
-        <w:tc>
-          <w:p>
-            <w:pPr>
-              <w:pStyle w:val="Compact"/>
-              <w:jc w:val="left"/>
-            </w:pPr>
-            <w:r>
-              <w:rPr>
-                <w:i/>
-              </w:rPr>
-              <w:t xml:space="preserve">Incertae_Sedis</w:t>
-            </w:r>
-          </w:p>
-        </w:tc>
-        <w:tc>
-          <w:p>
-            <w:pPr>
-              <w:pStyle w:val="Compact"/>
-              <w:jc w:val="left"/>
-            </w:pPr>
-            <w:r>
-              <w:t xml:space="preserve">—</w:t>
-            </w:r>
-          </w:p>
-        </w:tc>
-        <w:tc>
-          <w:p>
-            <w:pPr>
-              <w:pStyle w:val="Compact"/>
-              <w:jc w:val="left"/>
-            </w:pPr>
-            <w:r>
-              <w:t xml:space="preserve">Pos↓</w:t>
-            </w:r>
-          </w:p>
-        </w:tc>
-        <w:tc>
-          <w:p>
-            <w:pPr>
-              <w:pStyle w:val="Compact"/>
-              <w:jc w:val="left"/>
-            </w:pPr>
-            <w:r>
-              <w:t xml:space="preserve">0.0022</w:t>
-            </w:r>
-          </w:p>
-        </w:tc>
-        <w:tc>
-          <w:p>
-            <w:pPr>
-              <w:pStyle w:val="Compact"/>
-              <w:jc w:val="left"/>
-            </w:pPr>
-            <w:r>
-              <w:t xml:space="preserve">−2.60</w:t>
-            </w:r>
-          </w:p>
-        </w:tc>
-        <w:tc>
-          <w:p>
-            <w:pPr>
-              <w:pStyle w:val="Compact"/>
-              <w:jc w:val="left"/>
-            </w:pPr>
-            <w:r>
-              <w:t xml:space="preserve">0.0499</w:t>
-            </w:r>
-          </w:p>
-        </w:tc>
-      </w:tr>
-      <w:tr>
-        <w:tc>
-          <w:p>
-            <w:pPr>
-              <w:pStyle w:val="Compact"/>
-              <w:jc w:val="left"/>
-            </w:pPr>
-            <w:r>
-              <w:rPr>
-                <w:i/>
-              </w:rPr>
-              <w:t xml:space="preserve">Weissella</w:t>
-            </w:r>
-          </w:p>
-        </w:tc>
-        <w:tc>
-          <w:p>
-            <w:pPr>
-              <w:pStyle w:val="Compact"/>
-              <w:jc w:val="left"/>
-            </w:pPr>
-            <w:r>
-              <w:t xml:space="preserve">Lactobacillaceae</w:t>
-            </w:r>
-          </w:p>
-        </w:tc>
-        <w:tc>
-          <w:p>
-            <w:pPr>
-              <w:pStyle w:val="Compact"/>
-              <w:jc w:val="left"/>
-            </w:pPr>
-            <w:r>
-              <w:rPr>
-                <w:b/>
-              </w:rPr>
-              <w:t xml:space="preserve">Pos↓</w:t>
-            </w:r>
-          </w:p>
-        </w:tc>
-        <w:tc>
-          <w:p>
-            <w:pPr>
-              <w:pStyle w:val="Compact"/>
-              <w:jc w:val="left"/>
-            </w:pPr>
-            <w:r>
-              <w:t xml:space="preserve">0.0020</w:t>
-            </w:r>
-          </w:p>
-        </w:tc>
-        <w:tc>
-          <w:p>
-            <w:pPr>
-              <w:pStyle w:val="Compact"/>
-              <w:jc w:val="left"/>
-            </w:pPr>
-            <w:r>
-              <w:t xml:space="preserve">−3.56</w:t>
-            </w:r>
-          </w:p>
-        </w:tc>
-        <w:tc>
-          <w:p>
-            <w:pPr>
-              <w:pStyle w:val="Compact"/>
-              <w:jc w:val="left"/>
-            </w:pPr>
-            <w:r>
-              <w:t xml:space="preserve">0.0087</w:t>
-            </w:r>
-          </w:p>
-        </w:tc>
-      </w:tr>
-      <w:tr>
-        <w:tc>
-          <w:p>
-            <w:pPr>
-              <w:pStyle w:val="Compact"/>
-              <w:jc w:val="left"/>
-            </w:pPr>
-            <w:r>
-              <w:rPr>
-                <w:i/>
-                <w:b/>
-              </w:rPr>
-              <w:t xml:space="preserve">Escherichia-Shigella</w:t>
-            </w:r>
-          </w:p>
-        </w:tc>
-        <w:tc>
-          <w:p>
-            <w:pPr>
-              <w:pStyle w:val="Compact"/>
-              <w:jc w:val="left"/>
-            </w:pPr>
-            <w:r>
-              <w:t xml:space="preserve">Enterobacteriaceae</w:t>
-            </w:r>
-          </w:p>
-        </w:tc>
-        <w:tc>
-          <w:p>
-            <w:pPr>
-              <w:pStyle w:val="Compact"/>
-              <w:jc w:val="left"/>
-            </w:pPr>
-            <w:r>
-              <w:rPr>
-                <w:b/>
-              </w:rPr>
-              <w:t xml:space="preserve">Pos↑</w:t>
-            </w:r>
-          </w:p>
-        </w:tc>
-        <w:tc>
-          <w:p>
-            <w:pPr>
-              <w:pStyle w:val="Compact"/>
-              <w:jc w:val="left"/>
-            </w:pPr>
-            <w:r>
-              <w:t xml:space="preserve">0.0015</w:t>
-            </w:r>
-          </w:p>
-        </w:tc>
-        <w:tc>
-          <w:p>
-            <w:pPr>
-              <w:pStyle w:val="Compact"/>
-              <w:jc w:val="left"/>
-            </w:pPr>
-            <w:r>
-              <w:rPr>
-                <w:b/>
-              </w:rPr>
-              <w:t xml:space="preserve">+5.64</w:t>
-            </w:r>
-          </w:p>
-        </w:tc>
-        <w:tc>
-          <w:p>
-            <w:pPr>
-              <w:pStyle w:val="Compact"/>
-              <w:jc w:val="left"/>
-            </w:pPr>
-            <w:r>
-              <w:rPr>
-                <w:b/>
-              </w:rPr>
-              <w:t xml:space="preserve">0.0004</w:t>
-            </w:r>
-          </w:p>
-        </w:tc>
-      </w:tr>
-      <w:tr>
-        <w:tc>
-          <w:p>
-            <w:pPr>
-              <w:pStyle w:val="Compact"/>
-              <w:jc w:val="left"/>
-            </w:pPr>
-            <w:r>
-              <w:rPr>
-                <w:i/>
-              </w:rPr>
-              <w:t xml:space="preserve">Pseudomonas</w:t>
-            </w:r>
-          </w:p>
-        </w:tc>
-        <w:tc>
-          <w:p>
-            <w:pPr>
-              <w:pStyle w:val="Compact"/>
-              <w:jc w:val="left"/>
-            </w:pPr>
-            <w:r>
-              <w:t xml:space="preserve">Pseudomonadaceae</w:t>
-            </w:r>
-          </w:p>
-        </w:tc>
-        <w:tc>
-          <w:p>
-            <w:pPr>
-              <w:pStyle w:val="Compact"/>
-              <w:jc w:val="left"/>
-            </w:pPr>
-            <w:r>
-              <w:rPr>
-                <w:b/>
-              </w:rPr>
-              <w:t xml:space="preserve">Pos↑</w:t>
-            </w:r>
-          </w:p>
-        </w:tc>
-        <w:tc>
-          <w:p>
-            <w:pPr>
-              <w:pStyle w:val="Compact"/>
-              <w:jc w:val="left"/>
-            </w:pPr>
-            <w:r>
-              <w:t xml:space="preserve">0.00004</w:t>
-            </w:r>
-          </w:p>
-        </w:tc>
-        <w:tc>
-          <w:p>
-            <w:pPr>
-              <w:pStyle w:val="Compact"/>
-              <w:jc w:val="left"/>
-            </w:pPr>
-            <w:r>
-              <w:t xml:space="preserve">+3.49</w:t>
-            </w:r>
-          </w:p>
-        </w:tc>
-        <w:tc>
-          <w:p>
-            <w:pPr>
-              <w:pStyle w:val="Compact"/>
-              <w:jc w:val="left"/>
-            </w:pPr>
-            <w:r>
-              <w:t xml:space="preserve">0.0057</w:t>
+              <w:t xml:space="preserve">Ruminococcaceae</w:t>
             </w:r>
           </w:p>
         </w:tc>
@@ -2792,46 +3526,149 @@
     </w:tbl>
     <w:p>
       <w:pPr>
-        <w:pStyle w:val="BodyText"/>
-      </w:pPr>
-      <w:r>
-        <w:rPr>
-          <w:b/>
-        </w:rPr>
-        <w:t xml:space="preserve">The pattern is clear and matches immunological expectation:</w:t>
-      </w:r>
-    </w:p>
-    <w:p>
-      <w:pPr>
-        <w:numPr>
-          <w:ilvl w:val="0"/>
-          <w:numId w:val="1001"/>
-        </w:numPr>
-        <w:pStyle w:val="Compact"/>
-      </w:pPr>
-      <w:r>
-        <w:rPr>
-          <w:b/>
-        </w:rPr>
-        <w:t xml:space="preserve">Three of the four Lactobacillaceae genera fall in the infected group</w:t>
-      </w:r>
-      <w:r>
-        <w:t xml:space="preserve"> </w:t>
-      </w:r>
-      <w:r>
-        <w:t xml:space="preserve">—</w:t>
-      </w:r>
-      <w:r>
-        <w:t xml:space="preserve"> </w:t>
+        <w:pStyle w:val="SourceCode"/>
+      </w:pPr>
+      <w:r>
+        <w:rPr>
+          <w:rStyle w:val="VerbatimChar"/>
+        </w:rPr>
+        <w:t xml:space="preserve">Ruminococcaceae</w:t>
+      </w:r>
+      <w:r>
+        <w:br/>
+      </w:r>
+      <w:r>
+        <w:rPr>
+          <w:rStyle w:val="VerbatimChar"/>
+        </w:rPr>
+        <w:t xml:space="preserve">    Duck     (unnamed genus)      Pos↑</w:t>
+      </w:r>
+      <w:r>
+        <w:br/>
+      </w:r>
+      <w:r>
+        <w:rPr>
+          <w:rStyle w:val="VerbatimChar"/>
+        </w:rPr>
+        <w:t xml:space="preserve">    Turkey   Negativibacillus     Pos↑    ← but strain/batch confounded</w:t>
+      </w:r>
+    </w:p>
+    <w:p>
+      <w:pPr>
+        <w:pStyle w:val="FirstParagraph"/>
+      </w:pPr>
+      <w:r>
+        <w:rPr>
+          <w:b/>
+        </w:rPr>
+        <w:t xml:space="preserve">The direction agrees on both sides, the first taxonomic cross-host consistency anywhere in this project.</w:t>
+      </w:r>
+      <w:r>
+        <w:t xml:space="preserve"> </w:t>
+      </w:r>
+      <w:r>
+        <w:t xml:space="preserve">But the turkey member is the cautionary case of §2.4,</w:t>
+      </w:r>
+      <w:r>
+        <w:t xml:space="preserve"> </w:t>
+      </w:r>
+      <w:r>
+        <w:rPr>
+          <w:b/>
+        </w:rPr>
+        <w:t xml:space="preserve">not attributable to infection</w:t>
+      </w:r>
+      <w:r>
+        <w:t xml:space="preserve">, so it stands as a lead worth testing in a third cohort and nothing more.</w:t>
+      </w:r>
+    </w:p>
+    <w:p>
+      <w:pPr>
+        <w:pStyle w:val="BlockText"/>
+      </w:pPr>
+      <w:r>
+        <w:rPr>
+          <w:b/>
+        </w:rPr>
+        <w:t xml:space="preserve">Note: earlier versions reported</w:t>
+      </w:r>
+      <w:r>
+        <w:rPr>
+          <w:b/>
+        </w:rPr>
+        <w:t xml:space="preserve"> </w:t>
+      </w:r>
+      <w:r>
+        <w:rPr>
+          <w:b/>
+        </w:rPr>
+        <w:t xml:space="preserve">“</w:t>
+      </w:r>
+      <w:r>
+        <w:rPr>
+          <w:b/>
+        </w:rPr>
+        <w:t xml:space="preserve">seven candidates</w:t>
+      </w:r>
+      <w:r>
+        <w:rPr>
+          <w:b/>
+        </w:rPr>
+        <w:t xml:space="preserve">”</w:t>
+      </w:r>
+      <w:r>
+        <w:rPr>
+          <w:b/>
+        </w:rPr>
+        <w:t xml:space="preserve">.</w:t>
+      </w:r>
+      <w:r>
+        <w:t xml:space="preserve"> </w:t>
+      </w:r>
+      <w:r>
+        <w:t xml:space="preserve">That set was</w:t>
+      </w:r>
+      <w:r>
+        <w:t xml:space="preserve"> </w:t>
+      </w:r>
+      <w:r>
+        <w:t xml:space="preserve">“</w:t>
+      </w:r>
+      <w:r>
+        <w:t xml:space="preserve">differential abundance ∩ permutation importance ∩ cage screen</w:t>
+      </w:r>
+      <w:r>
+        <w:t xml:space="preserve">”</w:t>
+      </w:r>
+      <w:r>
+        <w:t xml:space="preserve"> </w:t>
+      </w:r>
+      <w:r>
+        <w:t xml:space="preserve">— a non-standard combination that existed only because L1 stability selection had not yet been run. With L1 added, that reading is retired and the four-layer protocol above replaces it. The difference between the two counts is</w:t>
+      </w:r>
+      <w:r>
+        <w:t xml:space="preserve"> </w:t>
+      </w:r>
+      <w:r>
+        <w:rPr>
+          <w:b/>
+        </w:rPr>
+        <w:t xml:space="preserve">not</w:t>
+      </w:r>
+      <w:r>
+        <w:t xml:space="preserve"> </w:t>
+      </w:r>
+      <w:r>
+        <w:t xml:space="preserve">a change in result but a completed protocol: five of the seven (</w:t>
       </w:r>
       <w:r>
         <w:rPr>
           <w:i/>
         </w:rPr>
-        <w:t xml:space="preserve">HT002</w:t>
-      </w:r>
-      <w:r>
-        <w:t xml:space="preserve">, the unnamed genus and</w:t>
+        <w:t xml:space="preserve">Pediococcus</w:t>
+      </w:r>
+      <w:r>
+        <w:t xml:space="preserve">, the unnamed Lactobacillaceae genus,</w:t>
       </w:r>
       <w:r>
         <w:t xml:space="preserve"> </w:t>
@@ -2840,34 +3677,22 @@
         <w:rPr>
           <w:i/>
         </w:rPr>
+        <w:t xml:space="preserve">Incertae_Sedis</w:t>
+      </w:r>
+      <w:r>
+        <w:t xml:space="preserve">,</w:t>
+      </w:r>
+      <w:r>
+        <w:t xml:space="preserve"> </w:t>
+      </w:r>
+      <w:r>
+        <w:rPr>
+          <w:i/>
+        </w:rPr>
         <w:t xml:space="preserve">Weissella</w:t>
       </w:r>
       <w:r>
-        <w:t xml:space="preserve"> </w:t>
-      </w:r>
-      <w:r>
-        <w:t xml:space="preserve">are all Pos↓</w:t>
-      </w:r>
-    </w:p>
-    <w:p>
-      <w:pPr>
-        <w:numPr>
-          <w:ilvl w:val="0"/>
-          <w:numId w:val="1001"/>
-        </w:numPr>
-        <w:pStyle w:val="Compact"/>
-      </w:pPr>
-      <w:r>
-        <w:rPr>
-          <w:b/>
-        </w:rPr>
-        <w:t xml:space="preserve">Opportunistic pathogens rise in the infected group</w:t>
-      </w:r>
-      <w:r>
-        <w:t xml:space="preserve"> </w:t>
-      </w:r>
-      <w:r>
-        <w:t xml:space="preserve">—</w:t>
+        <w:t xml:space="preserve">,</w:t>
       </w:r>
       <w:r>
         <w:t xml:space="preserve"> </w:t>
@@ -2876,13 +3701,35 @@
         <w:rPr>
           <w:i/>
         </w:rPr>
-        <w:t xml:space="preserve">Escherichia-Shigella</w:t>
-      </w:r>
-      <w:r>
-        <w:t xml:space="preserve"> </w:t>
-      </w:r>
-      <w:r>
-        <w:t xml:space="preserve">(t=+5.64, the strongest signal in the table) and</w:t>
+        <w:t xml:space="preserve">Pseudomonas</w:t>
+      </w:r>
+      <w:r>
+        <w:t xml:space="preserve">) fail L1.</w:t>
+      </w:r>
+    </w:p>
+    <w:p>
+      <w:r>
+        <w:pict>
+          <v:rect style="width:0;height:1.5pt" o:hralign="center" o:hrstd="t" o:hr="t"/>
+        </w:pict>
+      </w:r>
+    </w:p>
+    <w:p>
+      <w:pPr>
+        <w:pStyle w:val="Heading2"/>
+      </w:pPr>
+      <w:bookmarkStart w:id="35" w:name="X4b6fc5b841767ba2907f57d1c329b8cf1f85d6d"/>
+      <w:r>
+        <w:t xml:space="preserve">3. Comparison with the primary cohort’s nine genera (wild duck)</w:t>
+      </w:r>
+      <w:bookmarkEnd w:id="35"/>
+    </w:p>
+    <w:p>
+      <w:pPr>
+        <w:pStyle w:val="FirstParagraph"/>
+      </w:pPr>
+      <w:r>
+        <w:t xml:space="preserve">Of the duck cohort’s nine genera, only</w:t>
       </w:r>
       <w:r>
         <w:t xml:space="preserve"> </w:t>
@@ -2890,607 +3737,16 @@
       <w:r>
         <w:rPr>
           <w:i/>
-        </w:rPr>
-        <w:t xml:space="preserve">Pseudomonas</w:t>
-      </w:r>
-    </w:p>
-    <w:p>
-      <w:pPr>
-        <w:pStyle w:val="FirstParagraph"/>
-      </w:pPr>
-      <w:r>
-        <w:t xml:space="preserve">This is the classic dysbiosis signature of</w:t>
-      </w:r>
-      <w:r>
-        <w:t xml:space="preserve"> </w:t>
-      </w:r>
-      <w:r>
-        <w:rPr>
-          <w:b/>
-        </w:rPr>
-        <w:t xml:space="preserve">commensal depletion with opportunist expansion</w:t>
-      </w:r>
-      <w:r>
-        <w:t xml:space="preserve">.</w:t>
-      </w:r>
-    </w:p>
-    <w:p>
-      <w:pPr>
-        <w:pStyle w:val="BlockText"/>
-      </w:pPr>
-      <w:r>
-        <w:t xml:space="preserve">One exception:</w:t>
-      </w:r>
-      <w:r>
-        <w:t xml:space="preserve"> </w:t>
-      </w:r>
-      <w:r>
-        <w:rPr>
-          <w:i/>
-        </w:rPr>
-        <w:t xml:space="preserve">Pediococcus</w:t>
-      </w:r>
-      <w:r>
-        <w:t xml:space="preserve">, also a member of Lactobacillaceae, moves the other way (Pos↑). It is a fermentative lactic acid bacterium occupying a different niche from</w:t>
-      </w:r>
-      <w:r>
-        <w:t xml:space="preserve"> </w:t>
-      </w:r>
-      <w:r>
-        <w:rPr>
-          <w:i/>
-        </w:rPr>
-        <w:t xml:space="preserve">Lactobacillus</w:t>
-      </w:r>
-      <w:r>
-        <w:t xml:space="preserve">, and is not over-interpreted here.</w:t>
-      </w:r>
-    </w:p>
-    <w:p>
-      <w:pPr>
-        <w:pStyle w:val="Heading3"/>
-      </w:pPr>
-      <w:bookmarkStart w:id="33" w:name="X2c046868da71bd19675de8e7c853ef55cd4dc6e"/>
-      <w:r>
-        <w:t xml:space="preserve">2.4 The four excluded by the cage screen: a cautionary example</w:t>
-      </w:r>
-      <w:bookmarkEnd w:id="33"/>
-    </w:p>
-    <w:p>
-      <w:pPr>
-        <w:pStyle w:val="FirstParagraph"/>
-      </w:pPr>
-      <w:r>
-        <w:rPr>
-          <w:i/>
-          <w:b/>
-        </w:rPr>
-        <w:t xml:space="preserve">Negativibacillus</w:t>
-      </w:r>
-      <w:r>
-        <w:t xml:space="preserve"> </w:t>
-      </w:r>
-      <w:r>
-        <w:t xml:space="preserve">(Ruminococcaceae),</w:t>
-      </w:r>
-      <w:r>
-        <w:t xml:space="preserve"> </w:t>
-      </w:r>
-      <w:r>
-        <w:rPr>
-          <w:b/>
-        </w:rPr>
-        <w:t xml:space="preserve">ranked first</w:t>
-      </w:r>
-      <w:r>
-        <w:t xml:space="preserve">, has the highest permutation importance (0.0133) and a differential abundance of t=+5.87, FDR&lt;0.0001 — on those two columns alone it would look like the strongest biomarker available.</w:t>
-      </w:r>
-    </w:p>
-    <w:p>
-      <w:pPr>
-        <w:pStyle w:val="BodyText"/>
-      </w:pPr>
-      <w:r>
-        <w:rPr>
-          <w:b/>
-        </w:rPr>
-        <w:t xml:space="preserve">But it also differs significantly across the four isolators that are all positive</w:t>
-      </w:r>
-      <w:r>
-        <w:t xml:space="preserve">, so whether it reflects infection or the shared cage environment cannot be determined.</w:t>
-      </w:r>
-    </w:p>
-    <w:p>
-      <w:pPr>
-        <w:pStyle w:val="BodyText"/>
-      </w:pPr>
-      <w:r>
-        <w:t xml:space="preserve">Also excluded are</w:t>
-      </w:r>
-      <w:r>
-        <w:t xml:space="preserve"> </w:t>
-      </w:r>
-      <w:r>
-        <w:rPr>
-          <w:i/>
-        </w:rPr>
-        <w:t xml:space="preserve">Tissierella</w:t>
-      </w:r>
-      <w:r>
-        <w:t xml:space="preserve"> </w:t>
-      </w:r>
-      <w:r>
-        <w:t xml:space="preserve">(t=+4.82, FDR=0.0004) and</w:t>
-      </w:r>
-      <w:r>
-        <w:t xml:space="preserve"> </w:t>
-      </w:r>
-      <w:r>
-        <w:rPr>
-          <w:i/>
-        </w:rPr>
-        <w:t xml:space="preserve">Faecalibacterium</w:t>
-      </w:r>
-      <w:r>
-        <w:t xml:space="preserve"> </w:t>
-      </w:r>
-      <w:r>
-        <w:t xml:space="preserve">(t=−3.51, FDR=0.0069) —</w:t>
-      </w:r>
-      <w:r>
-        <w:t xml:space="preserve"> </w:t>
-      </w:r>
-      <w:r>
-        <w:rPr>
-          <w:b/>
-        </w:rPr>
-        <w:t xml:space="preserve">without the cage screen, all three would have been reported as solid findings.</w:t>
-      </w:r>
-    </w:p>
-    <w:p>
-      <w:pPr>
-        <w:pStyle w:val="BlockText"/>
-      </w:pPr>
-      <w:r>
-        <w:rPr>
-          <w:b/>
-        </w:rPr>
-        <w:t xml:space="preserve">Subsequent correction</w:t>
-      </w:r>
-      <w:r>
-        <w:t xml:space="preserve">: the screen in this section spans two strains and two batches, so what it actually flags is</w:t>
-      </w:r>
-      <w:r>
-        <w:t xml:space="preserve"> </w:t>
-      </w:r>
-      <w:r>
-        <w:t xml:space="preserve">“</w:t>
-      </w:r>
-      <w:r>
-        <w:t xml:space="preserve">cage</w:t>
-      </w:r>
-      <w:r>
-        <w:t xml:space="preserve"> </w:t>
-      </w:r>
-      <w:r>
-        <w:rPr>
-          <w:b/>
-        </w:rPr>
-        <w:t xml:space="preserve">or</w:t>
-      </w:r>
-      <w:r>
-        <w:t xml:space="preserve"> </w:t>
-      </w:r>
-      <w:r>
-        <w:t xml:space="preserve">strain</w:t>
-      </w:r>
-      <w:r>
-        <w:t xml:space="preserve"> </w:t>
-      </w:r>
-      <w:r>
-        <w:rPr>
-          <w:b/>
-        </w:rPr>
-        <w:t xml:space="preserve">or</w:t>
-      </w:r>
-      <w:r>
-        <w:t xml:space="preserve"> </w:t>
-      </w:r>
-      <w:r>
-        <w:t xml:space="preserve">batch</w:t>
-      </w:r>
-      <w:r>
-        <w:t xml:space="preserve">”</w:t>
-      </w:r>
-      <w:r>
-        <w:t xml:space="preserve">. Re-checking against the pure-cage contrasts in §4.5 shows that of these four, only</w:t>
-      </w:r>
-      <w:r>
-        <w:t xml:space="preserve"> </w:t>
-      </w:r>
-      <w:r>
-        <w:rPr>
-          <w:i/>
-        </w:rPr>
-        <w:t xml:space="preserve">Faecalibacterium</w:t>
-      </w:r>
-      <w:r>
-        <w:t xml:space="preserve"> </w:t>
-      </w:r>
-      <w:r>
-        <w:t xml:space="preserve">is a genuine cage effect; the other three (including</w:t>
-      </w:r>
-      <w:r>
-        <w:t xml:space="preserve"> </w:t>
-      </w:r>
-      <w:r>
-        <w:rPr>
-          <w:i/>
-        </w:rPr>
-        <w:t xml:space="preserve">Negativibacillus</w:t>
-      </w:r>
-      <w:r>
-        <w:t xml:space="preserve">) come from strain or batch. The conclusion is unchanged — they equally cannot be attributed to infection.</w:t>
-      </w:r>
-    </w:p>
-    <w:p>
-      <w:pPr>
-        <w:pStyle w:val="Heading3"/>
-      </w:pPr>
-      <w:bookmarkStart w:id="34" w:name="X29c4e9fea3ba5e93f02f1ca9ff11d16814263cb"/>
-      <w:r>
-        <w:t xml:space="preserve">2.5 Added: the three-method intersection, exactly as run on the duck cohort</w:t>
-      </w:r>
-      <w:bookmarkEnd w:id="34"/>
-    </w:p>
-    <w:p>
-      <w:pPr>
-        <w:pStyle w:val="FirstParagraph"/>
-      </w:pPr>
-      <w:r>
-        <w:rPr>
-          <w:b/>
-        </w:rPr>
-        <w:t xml:space="preserve">Script</w:t>
-      </w:r>
-      <w:r>
-        <w:t xml:space="preserve">:</w:t>
-      </w:r>
-      <w:r>
-        <w:t xml:space="preserve"> </w:t>
-      </w:r>
-      <w:r>
-        <w:rPr>
-          <w:rStyle w:val="VerbatimChar"/>
-        </w:rPr>
-        <w:t xml:space="preserve">turkey_biomarkers_3method.py</w:t>
-      </w:r>
-      <w:r>
-        <w:t xml:space="preserve"> </w:t>
-      </w:r>
-      <w:r>
-        <w:t xml:space="preserve">｜</w:t>
-      </w:r>
-      <w:r>
-        <w:t xml:space="preserve"> </w:t>
-      </w:r>
-      <w:r>
-        <w:rPr>
-          <w:b/>
-        </w:rPr>
-        <w:t xml:space="preserve">Results</w:t>
-      </w:r>
-      <w:r>
-        <w:t xml:space="preserve">:</w:t>
-      </w:r>
-      <w:r>
-        <w:t xml:space="preserve"> </w:t>
-      </w:r>
-      <w:r>
-        <w:rPr>
-          <w:rStyle w:val="VerbatimChar"/>
-        </w:rPr>
-        <w:t xml:space="preserve">results/turkey_biomarkers_3method.json</w:t>
-      </w:r>
-    </w:p>
-    <w:p>
-      <w:pPr>
-        <w:pStyle w:val="BodyText"/>
-      </w:pPr>
-      <w:r>
-        <w:t xml:space="preserve">§2.1–2.4 used</w:t>
-      </w:r>
-      <w:r>
-        <w:t xml:space="preserve"> </w:t>
-      </w:r>
-      <w:r>
-        <w:t xml:space="preserve">“</w:t>
-      </w:r>
-      <w:r>
-        <w:t xml:space="preserve">differential abundance + permutation importance + cage screen</w:t>
-      </w:r>
-      <w:r>
-        <w:t xml:space="preserve">”</w:t>
-      </w:r>
-      <w:r>
-        <w:t xml:space="preserve">, whereas the duck cohort’s nine genera (README §6.2) came from</w:t>
-      </w:r>
-      <w:r>
-        <w:t xml:space="preserve"> </w:t>
-      </w:r>
-      <w:r>
-        <w:t xml:space="preserve">“</w:t>
-      </w:r>
-      <w:r>
-        <w:t xml:space="preserve">differential abundance + permutation importance +</w:t>
-      </w:r>
-      <w:r>
-        <w:t xml:space="preserve"> </w:t>
-      </w:r>
-      <w:r>
-        <w:rPr>
-          <w:b/>
-        </w:rPr>
-        <w:t xml:space="preserve">L1 stability selection</w:t>
-      </w:r>
-      <w:r>
-        <w:t xml:space="preserve">”</w:t>
-      </w:r>
-      <w:r>
-        <w:t xml:space="preserve">.</w:t>
-      </w:r>
-      <w:r>
-        <w:t xml:space="preserve"> </w:t>
-      </w:r>
-      <w:r>
-        <w:rPr>
-          <w:b/>
-        </w:rPr>
-        <w:t xml:space="preserve">Each was missing a different piece, so the two were not directly comparable.</w:t>
-      </w:r>
-      <w:r>
-        <w:t xml:space="preserve"> </w:t>
-      </w:r>
-      <w:r>
-        <w:t xml:space="preserve">This section adds L1 stability selection.</w:t>
-      </w:r>
-    </w:p>
-    <w:p>
-      <w:pPr>
-        <w:pStyle w:val="Heading4"/>
-      </w:pPr>
-      <w:bookmarkStart w:id="35" w:name="X8828298bf53a5f3da670075e394e429fc2e8530"/>
-      <w:r>
-        <w:t xml:space="preserve">The L1 penalty cannot be carried over, so it is treated as a sensitivity axis</w:t>
-      </w:r>
-      <w:bookmarkEnd w:id="35"/>
-    </w:p>
-    <w:p>
-      <w:pPr>
-        <w:pStyle w:val="FirstParagraph"/>
-      </w:pPr>
-      <w:r>
-        <w:t xml:space="preserve">The duck cohort used C=0.1 (18 of 70 features, about 0.03 of CV-AUC given up for sparsity). With n=45 and 62 features in turkey, the two ways of</w:t>
-      </w:r>
-      <w:r>
-        <w:t xml:space="preserve"> </w:t>
-      </w:r>
-      <w:r>
-        <w:t xml:space="preserve">“</w:t>
-      </w:r>
-      <w:r>
-        <w:t xml:space="preserve">matching the duck cohort</w:t>
-      </w:r>
-      <w:r>
-        <w:t xml:space="preserve">”</w:t>
-      </w:r>
-      <w:r>
-        <w:t xml:space="preserve"> </w:t>
-      </w:r>
-      <w:r>
-        <w:t xml:space="preserve">contradict each other:</w:t>
-      </w:r>
-    </w:p>
-    <w:tbl>
-      <w:tblPr>
-        <w:tblStyle w:val="Table"/>
-        <w:tblW w:type="pct" w:w="5000.0"/>
-        <w:tblLook w:firstRow="1"/>
-      </w:tblPr>
-      <w:tblGrid>
-        <w:gridCol w:w="2640"/>
-        <w:gridCol w:w="2640"/>
-        <w:gridCol w:w="2640"/>
-      </w:tblGrid>
-      <w:tr>
-        <w:trPr>
-          <w:cnfStyle w:firstRow="1"/>
-        </w:trPr>
-        <w:tc>
-          <w:tcPr>
-            <w:tcBorders>
-              <w:bottom w:val="single"/>
-            </w:tcBorders>
-            <w:vAlign w:val="bottom"/>
-          </w:tcPr>
-          <w:p>
-            <w:pPr>
-              <w:pStyle w:val="Compact"/>
-              <w:jc w:val="left"/>
-            </w:pPr>
-            <w:r>
-              <w:t xml:space="preserve">Way of matching</w:t>
-            </w:r>
-          </w:p>
-        </w:tc>
-        <w:tc>
-          <w:tcPr>
-            <w:tcBorders>
-              <w:bottom w:val="single"/>
-            </w:tcBorders>
-            <w:vAlign w:val="bottom"/>
-          </w:tcPr>
-          <w:p>
-            <w:pPr>
-              <w:pStyle w:val="Compact"/>
-              <w:jc w:val="left"/>
-            </w:pPr>
-            <w:r>
-              <w:t xml:space="preserve">C required</w:t>
-            </w:r>
-          </w:p>
-        </w:tc>
-        <w:tc>
-          <w:tcPr>
-            <w:tcBorders>
-              <w:bottom w:val="single"/>
-            </w:tcBorders>
-            <w:vAlign w:val="bottom"/>
-          </w:tcPr>
-          <w:p>
-            <w:pPr>
-              <w:pStyle w:val="Compact"/>
-              <w:jc w:val="left"/>
-            </w:pPr>
-            <w:r>
-              <w:t xml:space="preserve">Consequence</w:t>
-            </w:r>
-          </w:p>
-        </w:tc>
-      </w:tr>
-      <w:tr>
-        <w:tc>
-          <w:p>
-            <w:pPr>
-              <w:pStyle w:val="Compact"/>
-              <w:jc w:val="left"/>
-            </w:pPr>
-            <w:r>
-              <w:t xml:space="preserve">Match the</w:t>
-            </w:r>
-            <w:r>
-              <w:t xml:space="preserve"> </w:t>
-            </w:r>
-            <w:r>
-              <w:rPr>
-                <w:b/>
-              </w:rPr>
-              <w:t xml:space="preserve">sparsity fraction</w:t>
-            </w:r>
-            <w:r>
-              <w:t xml:space="preserve"> </w:t>
-            </w:r>
-            <w:r>
-              <w:t xml:space="preserve">(≈1/4 of features)</w:t>
-            </w:r>
-          </w:p>
-        </w:tc>
-        <w:tc>
-          <w:p>
-            <w:pPr>
-              <w:pStyle w:val="Compact"/>
-              <w:jc w:val="left"/>
-            </w:pPr>
-            <w:r>
-              <w:t xml:space="preserve">≈10</w:t>
-            </w:r>
-          </w:p>
-        </w:tc>
-        <w:tc>
-          <w:p>
-            <w:pPr>
-              <w:pStyle w:val="Compact"/>
-              <w:jc w:val="left"/>
-            </w:pPr>
-            <w:r>
-              <w:t xml:space="preserve">the penalty is barely active</w:t>
-            </w:r>
-          </w:p>
-        </w:tc>
-      </w:tr>
-      <w:tr>
-        <w:tc>
-          <w:p>
-            <w:pPr>
-              <w:pStyle w:val="Compact"/>
-              <w:jc w:val="left"/>
-            </w:pPr>
-            <w:r>
-              <w:t xml:space="preserve">Match the</w:t>
-            </w:r>
-            <w:r>
-              <w:t xml:space="preserve"> </w:t>
-            </w:r>
-            <w:r>
-              <w:rPr>
-                <w:b/>
-              </w:rPr>
-              <w:t xml:space="preserve">rule</w:t>
-            </w:r>
-            <w:r>
-              <w:t xml:space="preserve"> </w:t>
-            </w:r>
-            <w:r>
-              <w:t xml:space="preserve">(give up ~0.03 CV-AUC)</w:t>
-            </w:r>
-          </w:p>
-        </w:tc>
-        <w:tc>
-          <w:p>
-            <w:pPr>
-              <w:pStyle w:val="Compact"/>
-              <w:jc w:val="left"/>
-            </w:pPr>
-            <w:r>
-              <w:t xml:space="preserve">≈0.2</w:t>
-            </w:r>
-          </w:p>
-        </w:tc>
-        <w:tc>
-          <w:p>
-            <w:pPr>
-              <w:pStyle w:val="Compact"/>
-              <w:jc w:val="left"/>
-            </w:pPr>
-            <w:r>
-              <w:t xml:space="preserve">only 7 non-zero coefficients remain</w:t>
-            </w:r>
-          </w:p>
-        </w:tc>
-      </w:tr>
-    </w:tbl>
-    <w:p>
-      <w:pPr>
-        <w:pStyle w:val="BodyText"/>
-      </w:pPr>
-      <w:r>
-        <w:t xml:space="preserve">With no single correct choice, C becomes a sensitivity axis:</w:t>
-      </w:r>
-      <w:r>
-        <w:t xml:space="preserve"> </w:t>
-      </w:r>
-      <w:r>
-        <w:rPr>
-          <w:b/>
-        </w:rPr>
-        <w:t xml:space="preserve">200 bootstraps at each of 0.2 / 1.0 / 10.0, and a feature counts as an L1 hit only if it reaches ≥70% selection frequency at all three</w:t>
-      </w:r>
-      <w:r>
-        <w:t xml:space="preserve"> </w:t>
-      </w:r>
-      <w:r>
-        <w:t xml:space="preserve">(4 / 8 / 9 hits respectively; the intersection is taken). The conclusion then does not rest on an arbitrary choice.</w:t>
-      </w:r>
-    </w:p>
-    <w:p>
-      <w:pPr>
-        <w:pStyle w:val="Heading4"/>
-      </w:pPr>
-      <w:bookmarkStart w:id="36" w:name="Xaa556a691871da70d62cfe992294cbde0251811"/>
-      <w:r>
-        <w:t xml:space="preserve">Result: four features, two of which pass the cage screen</w:t>
-      </w:r>
-      <w:bookmarkEnd w:id="36"/>
+          <w:b/>
+        </w:rPr>
+        <w:t xml:space="preserve">Staphylococcus</w:t>
+      </w:r>
+      <w:r>
+        <w:t xml:space="preserve"> </w:t>
+      </w:r>
+      <w:r>
+        <w:t xml:space="preserve">appears among the 62 features retained in turkey:</w:t>
+      </w:r>
     </w:p>
     <w:tbl>
       <w:tblPr>
@@ -3510,15 +3766,7 @@
             </w:tcBorders>
             <w:vAlign w:val="bottom"/>
           </w:tcPr>
-          <w:p>
-            <w:pPr>
-              <w:pStyle w:val="Compact"/>
-              <w:jc w:val="left"/>
-            </w:pPr>
-            <w:r>
-              <w:t xml:space="preserve">Genus</w:t>
-            </w:r>
-          </w:p>
+          <w:p/>
         </w:tc>
         <w:tc>
           <w:tcPr>
@@ -3533,7 +3781,7 @@
               <w:jc w:val="left"/>
             </w:pPr>
             <w:r>
-              <w:t xml:space="preserve">Family</w:t>
+              <w:t xml:space="preserve">Duck cohort</w:t>
             </w:r>
           </w:p>
         </w:tc>
@@ -3550,75 +3798,7 @@
               <w:jc w:val="left"/>
             </w:pPr>
             <w:r>
-              <w:t xml:space="preserve">Permutation importance</w:t>
-            </w:r>
-          </w:p>
-        </w:tc>
-        <w:tc>
-          <w:tcPr>
-            <w:tcBorders>
-              <w:bottom w:val="single"/>
-            </w:tcBorders>
-            <w:vAlign w:val="bottom"/>
-          </w:tcPr>
-          <w:p>
-            <w:pPr>
-              <w:pStyle w:val="Compact"/>
-              <w:jc w:val="left"/>
-            </w:pPr>
-            <w:r>
-              <w:t xml:space="preserve">L1 freq (lowest)</w:t>
-            </w:r>
-          </w:p>
-        </w:tc>
-        <w:tc>
-          <w:tcPr>
-            <w:tcBorders>
-              <w:bottom w:val="single"/>
-            </w:tcBorders>
-            <w:vAlign w:val="bottom"/>
-          </w:tcPr>
-          <w:p>
-            <w:pPr>
-              <w:pStyle w:val="Compact"/>
-              <w:jc w:val="left"/>
-            </w:pPr>
-            <w:r>
-              <w:t xml:space="preserve">Direction</w:t>
-            </w:r>
-          </w:p>
-        </w:tc>
-        <w:tc>
-          <w:tcPr>
-            <w:tcBorders>
-              <w:bottom w:val="single"/>
-            </w:tcBorders>
-            <w:vAlign w:val="bottom"/>
-          </w:tcPr>
-          <w:p>
-            <w:pPr>
-              <w:pStyle w:val="Compact"/>
-              <w:jc w:val="left"/>
-            </w:pPr>
-            <w:r>
-              <w:t xml:space="preserve">FDR</w:t>
-            </w:r>
-          </w:p>
-        </w:tc>
-        <w:tc>
-          <w:tcPr>
-            <w:tcBorders>
-              <w:bottom w:val="single"/>
-            </w:tcBorders>
-            <w:vAlign w:val="bottom"/>
-          </w:tcPr>
-          <w:p>
-            <w:pPr>
-              <w:pStyle w:val="Compact"/>
-              <w:jc w:val="left"/>
-            </w:pPr>
-            <w:r>
-              <w:t xml:space="preserve">Cage</w:t>
+              <w:t xml:space="preserve">Turkey cohort</w:t>
             </w:r>
           </w:p>
         </w:tc>
@@ -3631,43 +3811,18 @@
               <w:jc w:val="left"/>
             </w:pPr>
             <w:r>
-              <w:rPr>
-                <w:i/>
-              </w:rPr>
-              <w:t xml:space="preserve">Negativibacillus</w:t>
-            </w:r>
-          </w:p>
-        </w:tc>
-        <w:tc>
-          <w:p>
-            <w:pPr>
-              <w:pStyle w:val="Compact"/>
-              <w:jc w:val="left"/>
-            </w:pPr>
-            <w:r>
-              <w:t xml:space="preserve">Ruminococcaceae</w:t>
-            </w:r>
-          </w:p>
-        </w:tc>
-        <w:tc>
-          <w:p>
-            <w:pPr>
-              <w:pStyle w:val="Compact"/>
-              <w:jc w:val="left"/>
-            </w:pPr>
-            <w:r>
-              <w:t xml:space="preserve">0.0133</w:t>
-            </w:r>
-          </w:p>
-        </w:tc>
-        <w:tc>
-          <w:p>
-            <w:pPr>
-              <w:pStyle w:val="Compact"/>
-              <w:jc w:val="left"/>
-            </w:pPr>
-            <w:r>
-              <w:t xml:space="preserve">0.865</w:t>
+              <w:t xml:space="preserve">Direction</w:t>
+            </w:r>
+          </w:p>
+        </w:tc>
+        <w:tc>
+          <w:p>
+            <w:pPr>
+              <w:pStyle w:val="Compact"/>
+              <w:jc w:val="left"/>
+            </w:pPr>
+            <w:r>
+              <w:t xml:space="preserve">Pos↓ (FDR 0.001)</w:t>
             </w:r>
           </w:p>
         </w:tc>
@@ -3682,14 +3837,27 @@
             </w:r>
           </w:p>
         </w:tc>
-        <w:tc>
-          <w:p>
-            <w:pPr>
-              <w:pStyle w:val="Compact"/>
-              <w:jc w:val="left"/>
-            </w:pPr>
-            <w:r>
-              <w:t xml:space="preserve">3.84e-05</w:t>
+      </w:tr>
+      <w:tr>
+        <w:tc>
+          <w:p>
+            <w:pPr>
+              <w:pStyle w:val="Compact"/>
+              <w:jc w:val="left"/>
+            </w:pPr>
+            <w:r>
+              <w:t xml:space="preserve">Significance</w:t>
+            </w:r>
+          </w:p>
+        </w:tc>
+        <w:tc>
+          <w:p>
+            <w:pPr>
+              <w:pStyle w:val="Compact"/>
+              <w:jc w:val="left"/>
+            </w:pPr>
+            <w:r>
+              <w:t xml:space="preserve">significant</w:t>
             </w:r>
           </w:p>
         </w:tc>
@@ -3703,270 +3871,7 @@
               <w:rPr>
                 <w:b/>
               </w:rPr>
-              <w:t xml:space="preserve">confounded</w:t>
-            </w:r>
-          </w:p>
-        </w:tc>
-      </w:tr>
-      <w:tr>
-        <w:tc>
-          <w:p>
-            <w:pPr>
-              <w:pStyle w:val="Compact"/>
-              <w:jc w:val="left"/>
-            </w:pPr>
-            <w:r>
-              <w:rPr>
-                <w:i/>
-                <w:b/>
-              </w:rPr>
-              <w:t xml:space="preserve">HT002</w:t>
-            </w:r>
-          </w:p>
-        </w:tc>
-        <w:tc>
-          <w:p>
-            <w:pPr>
-              <w:pStyle w:val="Compact"/>
-              <w:jc w:val="left"/>
-            </w:pPr>
-            <w:r>
-              <w:t xml:space="preserve">Lactobacillaceae</w:t>
-            </w:r>
-          </w:p>
-        </w:tc>
-        <w:tc>
-          <w:p>
-            <w:pPr>
-              <w:pStyle w:val="Compact"/>
-              <w:jc w:val="left"/>
-            </w:pPr>
-            <w:r>
-              <w:t xml:space="preserve">0.0130</w:t>
-            </w:r>
-          </w:p>
-        </w:tc>
-        <w:tc>
-          <w:p>
-            <w:pPr>
-              <w:pStyle w:val="Compact"/>
-              <w:jc w:val="left"/>
-            </w:pPr>
-            <w:r>
-              <w:t xml:space="preserve">0.935</w:t>
-            </w:r>
-          </w:p>
-        </w:tc>
-        <w:tc>
-          <w:p>
-            <w:pPr>
-              <w:pStyle w:val="Compact"/>
-              <w:jc w:val="left"/>
-            </w:pPr>
-            <w:r>
-              <w:rPr>
-                <w:b/>
-              </w:rPr>
-              <w:t xml:space="preserve">Pos↓</w:t>
-            </w:r>
-          </w:p>
-        </w:tc>
-        <w:tc>
-          <w:p>
-            <w:pPr>
-              <w:pStyle w:val="Compact"/>
-              <w:jc w:val="left"/>
-            </w:pPr>
-            <w:r>
-              <w:t xml:space="preserve">5.72e-03</w:t>
-            </w:r>
-          </w:p>
-        </w:tc>
-        <w:tc>
-          <w:p>
-            <w:pPr>
-              <w:pStyle w:val="Compact"/>
-              <w:jc w:val="left"/>
-            </w:pPr>
-            <w:r>
-              <w:rPr>
-                <w:b/>
-              </w:rPr>
-              <w:t xml:space="preserve">passes</w:t>
-            </w:r>
-          </w:p>
-        </w:tc>
-      </w:tr>
-      <w:tr>
-        <w:tc>
-          <w:p>
-            <w:pPr>
-              <w:pStyle w:val="Compact"/>
-              <w:jc w:val="left"/>
-            </w:pPr>
-            <w:r>
-              <w:rPr>
-                <w:i/>
-              </w:rPr>
-              <w:t xml:space="preserve">Tissierella</w:t>
-            </w:r>
-          </w:p>
-        </w:tc>
-        <w:tc>
-          <w:p>
-            <w:pPr>
-              <w:pStyle w:val="Compact"/>
-              <w:jc w:val="left"/>
-            </w:pPr>
-            <w:r>
-              <w:t xml:space="preserve">Family_XI</w:t>
-            </w:r>
-          </w:p>
-        </w:tc>
-        <w:tc>
-          <w:p>
-            <w:pPr>
-              <w:pStyle w:val="Compact"/>
-              <w:jc w:val="left"/>
-            </w:pPr>
-            <w:r>
-              <w:t xml:space="preserve">0.0079</w:t>
-            </w:r>
-          </w:p>
-        </w:tc>
-        <w:tc>
-          <w:p>
-            <w:pPr>
-              <w:pStyle w:val="Compact"/>
-              <w:jc w:val="left"/>
-            </w:pPr>
-            <w:r>
-              <w:t xml:space="preserve">0.885</w:t>
-            </w:r>
-          </w:p>
-        </w:tc>
-        <w:tc>
-          <w:p>
-            <w:pPr>
-              <w:pStyle w:val="Compact"/>
-              <w:jc w:val="left"/>
-            </w:pPr>
-            <w:r>
-              <w:t xml:space="preserve">Pos↑</w:t>
-            </w:r>
-          </w:p>
-        </w:tc>
-        <w:tc>
-          <w:p>
-            <w:pPr>
-              <w:pStyle w:val="Compact"/>
-              <w:jc w:val="left"/>
-            </w:pPr>
-            <w:r>
-              <w:t xml:space="preserve">3.75e-04</w:t>
-            </w:r>
-          </w:p>
-        </w:tc>
-        <w:tc>
-          <w:p>
-            <w:pPr>
-              <w:pStyle w:val="Compact"/>
-              <w:jc w:val="left"/>
-            </w:pPr>
-            <w:r>
-              <w:rPr>
-                <w:b/>
-              </w:rPr>
-              <w:t xml:space="preserve">confounded</w:t>
-            </w:r>
-          </w:p>
-        </w:tc>
-      </w:tr>
-      <w:tr>
-        <w:tc>
-          <w:p>
-            <w:pPr>
-              <w:pStyle w:val="Compact"/>
-              <w:jc w:val="left"/>
-            </w:pPr>
-            <w:r>
-              <w:rPr>
-                <w:i/>
-                <w:b/>
-              </w:rPr>
-              <w:t xml:space="preserve">Escherichia-Shigella</w:t>
-            </w:r>
-          </w:p>
-        </w:tc>
-        <w:tc>
-          <w:p>
-            <w:pPr>
-              <w:pStyle w:val="Compact"/>
-              <w:jc w:val="left"/>
-            </w:pPr>
-            <w:r>
-              <w:t xml:space="preserve">Enterobacteriaceae</w:t>
-            </w:r>
-          </w:p>
-        </w:tc>
-        <w:tc>
-          <w:p>
-            <w:pPr>
-              <w:pStyle w:val="Compact"/>
-              <w:jc w:val="left"/>
-            </w:pPr>
-            <w:r>
-              <w:t xml:space="preserve">0.0015</w:t>
-            </w:r>
-          </w:p>
-        </w:tc>
-        <w:tc>
-          <w:p>
-            <w:pPr>
-              <w:pStyle w:val="Compact"/>
-              <w:jc w:val="left"/>
-            </w:pPr>
-            <w:r>
-              <w:t xml:space="preserve">1.000</w:t>
-            </w:r>
-          </w:p>
-        </w:tc>
-        <w:tc>
-          <w:p>
-            <w:pPr>
-              <w:pStyle w:val="Compact"/>
-              <w:jc w:val="left"/>
-            </w:pPr>
-            <w:r>
-              <w:rPr>
-                <w:b/>
-              </w:rPr>
-              <w:t xml:space="preserve">Pos↑</w:t>
-            </w:r>
-          </w:p>
-        </w:tc>
-        <w:tc>
-          <w:p>
-            <w:pPr>
-              <w:pStyle w:val="Compact"/>
-              <w:jc w:val="left"/>
-            </w:pPr>
-            <w:r>
-              <w:t xml:space="preserve">3.75e-04</w:t>
-            </w:r>
-          </w:p>
-        </w:tc>
-        <w:tc>
-          <w:p>
-            <w:pPr>
-              <w:pStyle w:val="Compact"/>
-              <w:jc w:val="left"/>
-            </w:pPr>
-            <w:r>
-              <w:rPr>
-                <w:b/>
-              </w:rPr>
-              <w:t xml:space="preserve">passes</w:t>
+              <w:t xml:space="preserve">t=+0.97, FDR=0.53, not significant</w:t>
             </w:r>
           </w:p>
         </w:tc>
@@ -3977,198 +3882,165 @@
         <w:pStyle w:val="BodyText"/>
       </w:pPr>
       <w:r>
-        <w:t xml:space="preserve">Hits per method: differential abundance 19, permutation importance 24, L1 (all three C) 4.</w:t>
-      </w:r>
-      <w:r>
-        <w:t xml:space="preserve"> </w:t>
-      </w:r>
-      <w:r>
-        <w:rPr>
-          <w:b/>
-        </w:rPr>
-        <w:t xml:space="preserve">L1 is by far the strictest gate</w:t>
-      </w:r>
-      <w:r>
-        <w:t xml:space="preserve"> </w:t>
-      </w:r>
-      <w:r>
-        <w:t xml:space="preserve">— as it was in the duck cohort, where it is also the step that narrowed 19 FDR-significant features to 9.</w:t>
-      </w:r>
-    </w:p>
-    <w:p>
-      <w:pPr>
-        <w:pStyle w:val="BlockText"/>
-      </w:pPr>
-      <w:r>
-        <w:rPr>
-          <w:b/>
-        </w:rPr>
-        <w:t xml:space="preserve">How this relates to the seven in §2.3 — neither set contains the other.</w:t>
-      </w:r>
-      <w:r>
-        <w:t xml:space="preserve"> </w:t>
-      </w:r>
-      <w:r>
-        <w:t xml:space="preserve">They are two different third gates applied to the same 11 features (§2.2, differential abundance ∩ permutation importance):</w:t>
-      </w:r>
-    </w:p>
-    <w:p>
-      <w:pPr>
-        <w:pStyle w:val="SourceCode"/>
-      </w:pPr>
+        <w:rPr>
+          <w:b/>
+        </w:rPr>
+        <w:t xml:space="preserve">Opposite direction and not significant — cross-host consistency is not supported.</w:t>
+      </w:r>
+    </w:p>
+    <w:p>
+      <w:pPr>
+        <w:pStyle w:val="BodyText"/>
+      </w:pPr>
+      <w:r>
+        <w:t xml:space="preserve">One technical reason must be noted, however: prevalence filtering was run independently in each cohort, turkey retains only 62 features, and</w:t>
+      </w:r>
+      <w:r>
+        <w:t xml:space="preserve"> </w:t>
+      </w:r>
+      <w:r>
+        <w:rPr>
+          <w:b/>
+        </w:rPr>
+        <w:t xml:space="preserve">most of the duck cohort’s nine genera never entered the turkey candidate pool at all</w:t>
+      </w:r>
+      <w:r>
+        <w:t xml:space="preserve"> </w:t>
+      </w:r>
+      <w:r>
+        <w:t xml:space="preserve">(prevalence below 10% in turkey). This more likely reflects</w:t>
+      </w:r>
+      <w:r>
+        <w:t xml:space="preserve"> </w:t>
+      </w:r>
+      <w:r>
+        <w:t xml:space="preserve">“</w:t>
+      </w:r>
+      <w:r>
+        <w:t xml:space="preserve">the two hosts simply have different core microbiota</w:t>
+      </w:r>
+      <w:r>
+        <w:t xml:space="preserve">”</w:t>
+      </w:r>
+      <w:r>
+        <w:t xml:space="preserve"> </w:t>
+      </w:r>
+      <w:r>
+        <w:t xml:space="preserve">than</w:t>
+      </w:r>
+      <w:r>
+        <w:t xml:space="preserve"> </w:t>
+      </w:r>
+      <w:r>
+        <w:t xml:space="preserve">“</w:t>
+      </w:r>
+      <w:r>
+        <w:t xml:space="preserve">the signal was refuted in turkey</w:t>
+      </w:r>
+      <w:r>
+        <w:t xml:space="preserve">”</w:t>
+      </w:r>
+      <w:r>
+        <w:t xml:space="preserve">.</w:t>
+      </w:r>
+    </w:p>
+    <w:p>
+      <w:pPr>
+        <w:pStyle w:val="BodyText"/>
+      </w:pPr>
+      <w:r>
+        <w:t xml:space="preserve">A strict test of cross-host consistency would have to be</w:t>
+      </w:r>
+      <w:r>
+        <w:t xml:space="preserve"> </w:t>
+      </w:r>
+      <w:r>
+        <w:rPr>
+          <w:b/>
+        </w:rPr>
+        <w:t xml:space="preserve">redone on the intersection of the two feature sets</w:t>
+      </w:r>
+      <w:r>
+        <w:t xml:space="preserve"> </w:t>
+      </w:r>
+      <w:r>
+        <w:t xml:space="preserve">— but that would shrink the feature space substantially, and the sample sizes (45 vs 260) are too far apart. It was not attempted in this project.</w:t>
+      </w:r>
+    </w:p>
+    <w:p>
+      <w:r>
+        <w:pict>
+          <v:rect style="width:0;height:1.5pt" o:hralign="center" o:hrstd="t" o:hr="t"/>
+        </w:pict>
+      </w:r>
+    </w:p>
+    <w:p>
+      <w:pPr>
+        <w:pStyle w:val="Heading2"/>
+      </w:pPr>
+      <w:bookmarkStart w:id="36" w:name="X217a17cfad29bbcbc6e464e0d14d46b0284dd9e"/>
+      <w:r>
+        <w:t xml:space="preserve">4. Whether the strain effect can be tested, and how strong the pure cage effect is</w:t>
+      </w:r>
+      <w:bookmarkEnd w:id="36"/>
+    </w:p>
+    <w:p>
+      <w:pPr>
+        <w:pStyle w:val="FirstParagraph"/>
+      </w:pPr>
+      <w:r>
+        <w:rPr>
+          <w:b/>
+        </w:rPr>
+        <w:t xml:space="preserve">Script</w:t>
+      </w:r>
+      <w:r>
+        <w:t xml:space="preserve">:</w:t>
+      </w:r>
+      <w:r>
+        <w:t xml:space="preserve"> </w:t>
+      </w:r>
       <w:r>
         <w:rPr>
           <w:rStyle w:val="VerbatimChar"/>
         </w:rPr>
-        <w:t xml:space="preserve">11 (two methods agree, §2.2)</w:t>
-      </w:r>
-      <w:r>
-        <w:br/>
+        <w:t xml:space="preserve">turkey_strain_cage.py</w:t>
+      </w:r>
+      <w:r>
+        <w:t xml:space="preserve"> </w:t>
+      </w:r>
+      <w:r>
+        <w:t xml:space="preserve">｜</w:t>
+      </w:r>
+      <w:r>
+        <w:t xml:space="preserve"> </w:t>
+      </w:r>
+      <w:r>
+        <w:rPr>
+          <w:b/>
+        </w:rPr>
+        <w:t xml:space="preserve">Results</w:t>
+      </w:r>
+      <w:r>
+        <w:t xml:space="preserve">:</w:t>
+      </w:r>
+      <w:r>
+        <w:t xml:space="preserve"> </w:t>
       </w:r>
       <w:r>
         <w:rPr>
           <w:rStyle w:val="VerbatimChar"/>
         </w:rPr>
-        <w:t xml:space="preserve"> ├─ plus the cage screen        → 7 (§2.3)</w:t>
-      </w:r>
-      <w:r>
-        <w:br/>
-      </w:r>
-      <w:r>
-        <w:rPr>
-          <w:rStyle w:val="VerbatimChar"/>
-        </w:rPr>
-        <w:t xml:space="preserve"> └─ plus L1 stability selection → 4 (§2.5, this section)</w:t>
-      </w:r>
-      <w:r>
-        <w:br/>
-      </w:r>
-      <w:r>
-        <w:rPr>
-          <w:rStyle w:val="VerbatimChar"/>
-        </w:rPr>
-        <w:t xml:space="preserve">      intersection of the two   → 2: HT002 and Escherichia-Shigella</w:t>
-      </w:r>
-    </w:p>
-    <w:p>
-      <w:pPr>
-        <w:pStyle w:val="BlockText"/>
-      </w:pPr>
-      <w:r>
-        <w:t xml:space="preserve">Two of the four here,</w:t>
-      </w:r>
-      <w:r>
-        <w:t xml:space="preserve"> </w:t>
-      </w:r>
-      <w:r>
-        <w:rPr>
-          <w:i/>
-        </w:rPr>
-        <w:t xml:space="preserve">Negativibacillus</w:t>
-      </w:r>
-      <w:r>
-        <w:t xml:space="preserve"> </w:t>
-      </w:r>
-      <w:r>
-        <w:t xml:space="preserve">and</w:t>
-      </w:r>
-      <w:r>
-        <w:t xml:space="preserve"> </w:t>
-      </w:r>
-      <w:r>
-        <w:rPr>
-          <w:i/>
-        </w:rPr>
-        <w:t xml:space="preserve">Tissierella</w:t>
-      </w:r>
-      <w:r>
-        <w:t xml:space="preserve">, are cage-confounded and are therefore</w:t>
-      </w:r>
-      <w:r>
-        <w:t xml:space="preserve"> </w:t>
-      </w:r>
-      <w:r>
-        <w:rPr>
-          <w:b/>
-        </w:rPr>
-        <w:t xml:space="preserve">not</w:t>
-      </w:r>
-      <w:r>
-        <w:t xml:space="preserve"> </w:t>
-      </w:r>
-      <w:r>
-        <w:t xml:space="preserve">among the seven; five of the seven (</w:t>
-      </w:r>
-      <w:r>
-        <w:rPr>
-          <w:i/>
-        </w:rPr>
-        <w:t xml:space="preserve">Pediococcus</w:t>
-      </w:r>
-      <w:r>
-        <w:t xml:space="preserve">, the unnamed Lactobacillaceae genus,</w:t>
-      </w:r>
-      <w:r>
-        <w:t xml:space="preserve"> </w:t>
-      </w:r>
-      <w:r>
-        <w:rPr>
-          <w:i/>
-        </w:rPr>
-        <w:t xml:space="preserve">Incertae_Sedis</w:t>
-      </w:r>
-      <w:r>
-        <w:t xml:space="preserve">,</w:t>
-      </w:r>
-      <w:r>
-        <w:t xml:space="preserve"> </w:t>
-      </w:r>
-      <w:r>
-        <w:rPr>
-          <w:i/>
-        </w:rPr>
-        <w:t xml:space="preserve">Weissella</w:t>
-      </w:r>
-      <w:r>
-        <w:t xml:space="preserve">,</w:t>
-      </w:r>
-      <w:r>
-        <w:t xml:space="preserve"> </w:t>
-      </w:r>
-      <w:r>
-        <w:rPr>
-          <w:i/>
-        </w:rPr>
-        <w:t xml:space="preserve">Pseudomonas</w:t>
-      </w:r>
-      <w:r>
-        <w:t xml:space="preserve">) fail L1 and are therefore not among the four.</w:t>
-      </w:r>
-    </w:p>
-    <w:p>
-      <w:pPr>
-        <w:pStyle w:val="BlockText"/>
-      </w:pPr>
-      <w:r>
-        <w:rPr>
-          <w:b/>
-        </w:rPr>
-        <w:t xml:space="preserve">Both gates are worth applying, and only 2 features clear both — those are this cohort’s most defensible candidates.</w:t>
-      </w:r>
-      <w:r>
-        <w:t xml:space="preserve"> </w:t>
-      </w:r>
-      <w:r>
-        <w:t xml:space="preserve">Use the four for the methodological comparison with the duck cohort, where the protocol has to match; use the two when arguing biological plausibility.</w:t>
-      </w:r>
-    </w:p>
-    <w:p>
-      <w:pPr>
-        <w:pStyle w:val="Heading4"/>
-      </w:pPr>
-      <w:bookmarkStart w:id="37" w:name="X851d3757710ec8dd7b0b9807bb00697df2638b5"/>
-      <w:r>
-        <w:t xml:space="preserve">Cross-host comparison: no genus overlap, one family overlap</w:t>
+        <w:t xml:space="preserve">results/turkey_strain_cage.json</w:t>
+      </w:r>
+    </w:p>
+    <w:p>
+      <w:pPr>
+        <w:pStyle w:val="Heading3"/>
+      </w:pPr>
+      <w:bookmarkStart w:id="37" w:name="X6edbfc0f66a67d9838d8ca51db7210fb0207b57"/>
+      <w:r>
+        <w:t xml:space="preserve">4.1 The strain effect cannot be tested: a three-way collinearity</w:t>
       </w:r>
       <w:bookmarkEnd w:id="37"/>
     </w:p>
@@ -4177,19 +4049,7 @@
         <w:pStyle w:val="FirstParagraph"/>
       </w:pPr>
       <w:r>
-        <w:t xml:space="preserve">Rebuilding the duck cohort’s three-method intersection gives</w:t>
-      </w:r>
-      <w:r>
-        <w:t xml:space="preserve"> </w:t>
-      </w:r>
-      <w:r>
-        <w:rPr>
-          <w:b/>
-        </w:rPr>
-        <w:t xml:space="preserve">9 features</w:t>
-      </w:r>
-      <w:r>
-        <w:t xml:space="preserve">, matching README §6.2 — a check that the reconstruction is faithful before any comparison is drawn.</w:t>
+        <w:t xml:space="preserve">The original plan was to test the microbiome difference between the two infecting strains (CK/PA H5N2 and TK/MN H5N2, 16 birds each). The metadata shows this is impossible:</w:t>
       </w:r>
     </w:p>
     <w:tbl>
@@ -4216,7 +4076,7 @@
               <w:jc w:val="left"/>
             </w:pPr>
             <w:r>
-              <w:t xml:space="preserve">Rank</w:t>
+              <w:t xml:space="preserve">Experimental group</w:t>
             </w:r>
           </w:p>
         </w:tc>
@@ -4233,185 +4093,10 @@
               <w:jc w:val="left"/>
             </w:pPr>
             <w:r>
-              <w:t xml:space="preserve">Overlap</w:t>
-            </w:r>
-          </w:p>
-        </w:tc>
-      </w:tr>
-      <w:tr>
-        <w:tc>
-          <w:p>
-            <w:pPr>
-              <w:pStyle w:val="Compact"/>
-              <w:jc w:val="left"/>
-            </w:pPr>
-            <w:r>
-              <w:t xml:space="preserve">Genus</w:t>
-            </w:r>
-          </w:p>
-        </w:tc>
-        <w:tc>
-          <w:p>
-            <w:pPr>
-              <w:pStyle w:val="Compact"/>
-              <w:jc w:val="left"/>
-            </w:pPr>
-            <w:r>
-              <w:rPr>
-                <w:b/>
-              </w:rPr>
-              <w:t xml:space="preserve">none</w:t>
-            </w:r>
-          </w:p>
-        </w:tc>
-      </w:tr>
-      <w:tr>
-        <w:tc>
-          <w:p>
-            <w:pPr>
-              <w:pStyle w:val="Compact"/>
-              <w:jc w:val="left"/>
-            </w:pPr>
-            <w:r>
-              <w:t xml:space="preserve">Family</w:t>
-            </w:r>
-          </w:p>
-        </w:tc>
-        <w:tc>
-          <w:p>
-            <w:pPr>
-              <w:pStyle w:val="Compact"/>
-              <w:jc w:val="left"/>
-            </w:pPr>
-            <w:r>
-              <w:rPr>
-                <w:b/>
-              </w:rPr>
-              <w:t xml:space="preserve">Ruminococcaceae</w:t>
-            </w:r>
-          </w:p>
-        </w:tc>
-      </w:tr>
-    </w:tbl>
-    <w:p>
-      <w:pPr>
-        <w:pStyle w:val="SourceCode"/>
-      </w:pPr>
-      <w:r>
-        <w:rPr>
-          <w:rStyle w:val="VerbatimChar"/>
-        </w:rPr>
-        <w:t xml:space="preserve">Ruminococcaceae</w:t>
-      </w:r>
-      <w:r>
-        <w:br/>
-      </w:r>
-      <w:r>
-        <w:rPr>
-          <w:rStyle w:val="VerbatimChar"/>
-        </w:rPr>
-        <w:t xml:space="preserve">    Duck     (unnamed genus)      Pos↑</w:t>
-      </w:r>
-      <w:r>
-        <w:br/>
-      </w:r>
-      <w:r>
-        <w:rPr>
-          <w:rStyle w:val="VerbatimChar"/>
-        </w:rPr>
-        <w:t xml:space="preserve">    Turkey   Negativibacillus     Pos↑    ← but cage/strain/batch confounded</w:t>
-      </w:r>
-    </w:p>
-    <w:p>
-      <w:pPr>
-        <w:pStyle w:val="FirstParagraph"/>
-      </w:pPr>
-      <w:r>
-        <w:rPr>
-          <w:b/>
-        </w:rPr>
-        <w:t xml:space="preserve">The direction agrees (Pos↑ on both sides), the first taxonomic cross-host consistency anywhere in this project.</w:t>
-      </w:r>
-      <w:r>
-        <w:t xml:space="preserve"> </w:t>
-      </w:r>
-      <w:r>
-        <w:t xml:space="preserve">But it has to be reported with its caveat: the turkey member,</w:t>
-      </w:r>
-      <w:r>
-        <w:t xml:space="preserve"> </w:t>
-      </w:r>
-      <w:r>
-        <w:rPr>
-          <w:i/>
-        </w:rPr>
-        <w:t xml:space="preserve">Negativibacillus</w:t>
-      </w:r>
-      <w:r>
-        <w:t xml:space="preserve">, is precisely the cautionary case from §2.4 — it differs significantly across four isolators that are all positive, and §4.5 traces the contamination to strain or batch.</w:t>
-      </w:r>
-      <w:r>
-        <w:t xml:space="preserve"> </w:t>
-      </w:r>
-      <w:r>
-        <w:rPr>
-          <w:b/>
-        </w:rPr>
-        <w:t xml:space="preserve">This family-level agreement therefore cannot be attributed to infection; it is a lead worth testing in a third cohort, nothing more.</w:t>
-      </w:r>
-    </w:p>
-    <w:p>
-      <w:r>
-        <w:pict>
-          <v:rect style="width:0;height:1.5pt" o:hralign="center" o:hrstd="t" o:hr="t"/>
-        </w:pict>
-      </w:r>
-    </w:p>
-    <w:p>
-      <w:pPr>
-        <w:pStyle w:val="Heading2"/>
-      </w:pPr>
-      <w:bookmarkStart w:id="38" w:name="X4b6fc5b841767ba2907f57d1c329b8cf1f85d6d"/>
-      <w:r>
-        <w:t xml:space="preserve">3. Comparison with the primary cohort’s nine genera (wild duck)</w:t>
-      </w:r>
-      <w:bookmarkEnd w:id="38"/>
-    </w:p>
-    <w:p>
-      <w:pPr>
-        <w:pStyle w:val="FirstParagraph"/>
-      </w:pPr>
-      <w:r>
-        <w:t xml:space="preserve">Of the duck cohort’s nine genera, only</w:t>
-      </w:r>
-      <w:r>
-        <w:t xml:space="preserve"> </w:t>
-      </w:r>
-      <w:r>
-        <w:rPr>
-          <w:i/>
-          <w:b/>
-        </w:rPr>
-        <w:t xml:space="preserve">Staphylococcus</w:t>
-      </w:r>
-      <w:r>
-        <w:t xml:space="preserve"> </w:t>
-      </w:r>
-      <w:r>
-        <w:t xml:space="preserve">appears among the 62 features retained in turkey:</w:t>
-      </w:r>
-    </w:p>
-    <w:tbl>
-      <w:tblPr>
-        <w:tblStyle w:val="Table"/>
-        <w:tblW w:type="pct" w:w="0.0"/>
-        <w:tblLook w:firstRow="1"/>
-      </w:tblPr>
-      <w:tblGrid/>
-      <w:tr>
-        <w:trPr>
-          <w:cnfStyle w:firstRow="1"/>
-        </w:trPr>
+              <w:t xml:space="preserve">Isolators</w:t>
+            </w:r>
+          </w:p>
+        </w:tc>
         <w:tc>
           <w:tcPr>
             <w:tcBorders>
@@ -4419,39 +4104,13 @@
             </w:tcBorders>
             <w:vAlign w:val="bottom"/>
           </w:tcPr>
-          <w:p/>
-        </w:tc>
-        <w:tc>
-          <w:tcPr>
-            <w:tcBorders>
-              <w:bottom w:val="single"/>
-            </w:tcBorders>
-            <w:vAlign w:val="bottom"/>
-          </w:tcPr>
-          <w:p>
-            <w:pPr>
-              <w:pStyle w:val="Compact"/>
-              <w:jc w:val="left"/>
-            </w:pPr>
-            <w:r>
-              <w:t xml:space="preserve">Duck cohort</w:t>
-            </w:r>
-          </w:p>
-        </w:tc>
-        <w:tc>
-          <w:tcPr>
-            <w:tcBorders>
-              <w:bottom w:val="single"/>
-            </w:tcBorders>
-            <w:vAlign w:val="bottom"/>
-          </w:tcPr>
-          <w:p>
-            <w:pPr>
-              <w:pStyle w:val="Compact"/>
-              <w:jc w:val="left"/>
-            </w:pPr>
-            <w:r>
-              <w:t xml:space="preserve">Turkey cohort</w:t>
+          <w:p>
+            <w:pPr>
+              <w:pStyle w:val="Compact"/>
+              <w:jc w:val="left"/>
+            </w:pPr>
+            <w:r>
+              <w:t xml:space="preserve">Extraction batch</w:t>
             </w:r>
           </w:p>
         </w:tc>
@@ -4464,29 +4123,29 @@
               <w:jc w:val="left"/>
             </w:pPr>
             <w:r>
-              <w:t xml:space="preserve">Direction</w:t>
-            </w:r>
-          </w:p>
-        </w:tc>
-        <w:tc>
-          <w:p>
-            <w:pPr>
-              <w:pStyle w:val="Compact"/>
-              <w:jc w:val="left"/>
-            </w:pPr>
-            <w:r>
-              <w:t xml:space="preserve">Pos↓ (FDR 0.001)</w:t>
-            </w:r>
-          </w:p>
-        </w:tc>
-        <w:tc>
-          <w:p>
-            <w:pPr>
-              <w:pStyle w:val="Compact"/>
-              <w:jc w:val="left"/>
-            </w:pPr>
-            <w:r>
-              <w:t xml:space="preserve">Pos↑</w:t>
+              <w:t xml:space="preserve">CKPA (16)</w:t>
+            </w:r>
+          </w:p>
+        </w:tc>
+        <w:tc>
+          <w:p>
+            <w:pPr>
+              <w:pStyle w:val="Compact"/>
+              <w:jc w:val="left"/>
+            </w:pPr>
+            <w:r>
+              <w:t xml:space="preserve">3, 4</w:t>
+            </w:r>
+          </w:p>
+        </w:tc>
+        <w:tc>
+          <w:p>
+            <w:pPr>
+              <w:pStyle w:val="Compact"/>
+              <w:jc w:val="left"/>
+            </w:pPr>
+            <w:r>
+              <w:t xml:space="preserve">18-10-30</w:t>
             </w:r>
           </w:p>
         </w:tc>
@@ -4499,32 +4158,64 @@
               <w:jc w:val="left"/>
             </w:pPr>
             <w:r>
-              <w:t xml:space="preserve">Significance</w:t>
-            </w:r>
-          </w:p>
-        </w:tc>
-        <w:tc>
-          <w:p>
-            <w:pPr>
-              <w:pStyle w:val="Compact"/>
-              <w:jc w:val="left"/>
-            </w:pPr>
-            <w:r>
-              <w:t xml:space="preserve">significant</w:t>
-            </w:r>
-          </w:p>
-        </w:tc>
-        <w:tc>
-          <w:p>
-            <w:pPr>
-              <w:pStyle w:val="Compact"/>
-              <w:jc w:val="left"/>
-            </w:pPr>
-            <w:r>
-              <w:rPr>
-                <w:b/>
-              </w:rPr>
-              <w:t xml:space="preserve">t=+0.97, FDR=0.53, not significant</w:t>
+              <w:t xml:space="preserve">TKMN (16)</w:t>
+            </w:r>
+          </w:p>
+        </w:tc>
+        <w:tc>
+          <w:p>
+            <w:pPr>
+              <w:pStyle w:val="Compact"/>
+              <w:jc w:val="left"/>
+            </w:pPr>
+            <w:r>
+              <w:t xml:space="preserve">5, 6</w:t>
+            </w:r>
+          </w:p>
+        </w:tc>
+        <w:tc>
+          <w:p>
+            <w:pPr>
+              <w:pStyle w:val="Compact"/>
+              <w:jc w:val="left"/>
+            </w:pPr>
+            <w:r>
+              <w:t xml:space="preserve">18-11-06</w:t>
+            </w:r>
+          </w:p>
+        </w:tc>
+      </w:tr>
+      <w:tr>
+        <w:tc>
+          <w:p>
+            <w:pPr>
+              <w:pStyle w:val="Compact"/>
+              <w:jc w:val="left"/>
+            </w:pPr>
+            <w:r>
+              <w:t xml:space="preserve">Mock (13)</w:t>
+            </w:r>
+          </w:p>
+        </w:tc>
+        <w:tc>
+          <w:p>
+            <w:pPr>
+              <w:pStyle w:val="Compact"/>
+              <w:jc w:val="left"/>
+            </w:pPr>
+            <w:r>
+              <w:t xml:space="preserve">1, 2</w:t>
+            </w:r>
+          </w:p>
+        </w:tc>
+        <w:tc>
+          <w:p>
+            <w:pPr>
+              <w:pStyle w:val="Compact"/>
+              <w:jc w:val="left"/>
+            </w:pPr>
+            <w:r>
+              <w:t xml:space="preserve">18-10-30</w:t>
             </w:r>
           </w:p>
         </w:tc>
@@ -4538,7 +4229,61 @@
         <w:rPr>
           <w:b/>
         </w:rPr>
-        <w:t xml:space="preserve">Opposite direction and not significant — cross-host consistency is not supported.</w:t>
+        <w:t xml:space="preserve">Each isolator holds only one strain, and each strain used only one extraction batch.</w:t>
+      </w:r>
+      <w:r>
+        <w:t xml:space="preserve"> </w:t>
+      </w:r>
+      <w:r>
+        <w:t xml:space="preserve">“</w:t>
+      </w:r>
+      <w:r>
+        <w:t xml:space="preserve">CKPA vs TKMN</w:t>
+      </w:r>
+      <w:r>
+        <w:t xml:space="preserve">”</w:t>
+      </w:r>
+      <w:r>
+        <w:t xml:space="preserve"> </w:t>
+      </w:r>
+      <w:r>
+        <w:t xml:space="preserve">is therefore numerically identical to both</w:t>
+      </w:r>
+      <w:r>
+        <w:t xml:space="preserve"> </w:t>
+      </w:r>
+      <w:r>
+        <w:t xml:space="preserve">“</w:t>
+      </w:r>
+      <w:r>
+        <w:t xml:space="preserve">isolators {3,4} vs {5,6}</w:t>
+      </w:r>
+      <w:r>
+        <w:t xml:space="preserve">”</w:t>
+      </w:r>
+      <w:r>
+        <w:t xml:space="preserve"> </w:t>
+      </w:r>
+      <w:r>
+        <w:t xml:space="preserve">and</w:t>
+      </w:r>
+      <w:r>
+        <w:t xml:space="preserve"> </w:t>
+      </w:r>
+      <w:r>
+        <w:t xml:space="preserve">“</w:t>
+      </w:r>
+      <w:r>
+        <w:t xml:space="preserve">batch 10-30 vs 11-06</w:t>
+      </w:r>
+      <w:r>
+        <w:t xml:space="preserve">”</w:t>
+      </w:r>
+      <w:r>
+        <w:t xml:space="preserve"> </w:t>
+      </w:r>
+      <w:r>
+        <w:t xml:space="preserve">— all three are the same partition.</w:t>
       </w:r>
     </w:p>
     <w:p>
@@ -4546,96 +4291,19 @@
         <w:pStyle w:val="BodyText"/>
       </w:pPr>
       <w:r>
-        <w:t xml:space="preserve">One technical reason must be noted, however: prevalence filtering was run independently in each cohort, turkey retains only 62 features, and</w:t>
-      </w:r>
-      <w:r>
-        <w:t xml:space="preserve"> </w:t>
-      </w:r>
-      <w:r>
-        <w:rPr>
-          <w:b/>
-        </w:rPr>
-        <w:t xml:space="preserve">most of the duck cohort’s nine genera never entered the turkey candidate pool at all</w:t>
-      </w:r>
-      <w:r>
-        <w:t xml:space="preserve"> </w:t>
-      </w:r>
-      <w:r>
-        <w:t xml:space="preserve">(prevalence below 10% in turkey). This more likely reflects</w:t>
-      </w:r>
-      <w:r>
-        <w:t xml:space="preserve"> </w:t>
-      </w:r>
-      <w:r>
-        <w:t xml:space="preserve">“</w:t>
-      </w:r>
-      <w:r>
-        <w:t xml:space="preserve">the two hosts simply have different core microbiota</w:t>
-      </w:r>
-      <w:r>
-        <w:t xml:space="preserve">”</w:t>
-      </w:r>
-      <w:r>
-        <w:t xml:space="preserve"> </w:t>
-      </w:r>
-      <w:r>
-        <w:t xml:space="preserve">than</w:t>
-      </w:r>
-      <w:r>
-        <w:t xml:space="preserve"> </w:t>
-      </w:r>
-      <w:r>
-        <w:t xml:space="preserve">“</w:t>
-      </w:r>
-      <w:r>
-        <w:t xml:space="preserve">the signal was refuted in turkey</w:t>
-      </w:r>
-      <w:r>
-        <w:t xml:space="preserve">”</w:t>
-      </w:r>
-      <w:r>
-        <w:t xml:space="preserve">.</w:t>
-      </w:r>
-    </w:p>
-    <w:p>
-      <w:pPr>
-        <w:pStyle w:val="BodyText"/>
-      </w:pPr>
-      <w:r>
-        <w:t xml:space="preserve">A strict test of cross-host consistency would have to be</w:t>
-      </w:r>
-      <w:r>
-        <w:t xml:space="preserve"> </w:t>
-      </w:r>
-      <w:r>
-        <w:rPr>
-          <w:b/>
-        </w:rPr>
-        <w:t xml:space="preserve">redone on the intersection of the two feature sets</w:t>
-      </w:r>
-      <w:r>
-        <w:t xml:space="preserve"> </w:t>
-      </w:r>
-      <w:r>
-        <w:t xml:space="preserve">— but that would shrink the feature space substantially, and the sample sizes (45 vs 260) are too far apart. It was not attempted in this project.</w:t>
-      </w:r>
-    </w:p>
-    <w:p>
-      <w:r>
-        <w:pict>
-          <v:rect style="width:0;height:1.5pt" o:hralign="center" o:hrstd="t" o:hr="t"/>
-        </w:pict>
-      </w:r>
-    </w:p>
-    <w:p>
-      <w:pPr>
-        <w:pStyle w:val="Heading2"/>
-      </w:pPr>
-      <w:bookmarkStart w:id="39" w:name="X217a17cfad29bbcbc6e464e0d14d46b0284dd9e"/>
-      <w:r>
-        <w:t xml:space="preserve">4. Whether the strain effect can be tested, and how strong the pure cage effect is</w:t>
-      </w:r>
-      <w:bookmarkEnd w:id="39"/>
+        <w:t xml:space="preserve">Measuring that partition:</w:t>
+      </w:r>
+    </w:p>
+    <w:p>
+      <w:pPr>
+        <w:pStyle w:val="SourceCode"/>
+      </w:pPr>
+      <w:r>
+        <w:rPr>
+          <w:rStyle w:val="VerbatimChar"/>
+        </w:rPr>
+        <w:t xml:space="preserve">CKPA vs TKMN (n=32)   AUC 0.912   null 0.498 ± 0.136 (max 0.852)   p = 0.0033</w:t>
+      </w:r>
     </w:p>
     <w:p>
       <w:pPr>
@@ -4645,345 +4313,24 @@
         <w:rPr>
           <w:b/>
         </w:rPr>
-        <w:t xml:space="preserve">Script</w:t>
-      </w:r>
-      <w:r>
-        <w:t xml:space="preserve">:</w:t>
-      </w:r>
-      <w:r>
-        <w:t xml:space="preserve"> </w:t>
-      </w:r>
-      <w:r>
-        <w:rPr>
-          <w:rStyle w:val="VerbatimChar"/>
-        </w:rPr>
-        <w:t xml:space="preserve">turkey_strain_cage.py</w:t>
-      </w:r>
-      <w:r>
-        <w:t xml:space="preserve"> </w:t>
-      </w:r>
-      <w:r>
-        <w:t xml:space="preserve">｜</w:t>
-      </w:r>
-      <w:r>
-        <w:t xml:space="preserve"> </w:t>
-      </w:r>
-      <w:r>
-        <w:rPr>
-          <w:b/>
-        </w:rPr>
-        <w:t xml:space="preserve">Results</w:t>
-      </w:r>
-      <w:r>
-        <w:t xml:space="preserve">:</w:t>
-      </w:r>
-      <w:r>
-        <w:t xml:space="preserve"> </w:t>
-      </w:r>
-      <w:r>
-        <w:rPr>
-          <w:rStyle w:val="VerbatimChar"/>
-        </w:rPr>
-        <w:t xml:space="preserve">results/turkey_strain_cage.json</w:t>
+        <w:t xml:space="preserve">This number cannot be interpreted as a strain effect.</w:t>
+      </w:r>
+      <w:r>
+        <w:t xml:space="preserve"> </w:t>
+      </w:r>
+      <w:r>
+        <w:t xml:space="preserve">It carries strain, cage and library-batch signal simultaneously, and under this design the three can never be separated.</w:t>
       </w:r>
     </w:p>
     <w:p>
       <w:pPr>
         <w:pStyle w:val="Heading3"/>
       </w:pPr>
-      <w:bookmarkStart w:id="40" w:name="X6edbfc0f66a67d9838d8ca51db7210fb0207b57"/>
-      <w:r>
-        <w:t xml:space="preserve">4.1 The strain effect cannot be tested: a three-way collinearity</w:t>
-      </w:r>
-      <w:bookmarkEnd w:id="40"/>
-    </w:p>
-    <w:p>
-      <w:pPr>
-        <w:pStyle w:val="FirstParagraph"/>
-      </w:pPr>
-      <w:r>
-        <w:t xml:space="preserve">The original plan was to test the microbiome difference between the two infecting strains (CK/PA H5N2 and TK/MN H5N2, 16 birds each). The metadata shows this is impossible:</w:t>
-      </w:r>
-    </w:p>
-    <w:tbl>
-      <w:tblPr>
-        <w:tblStyle w:val="Table"/>
-        <w:tblW w:type="pct" w:w="0.0"/>
-        <w:tblLook w:firstRow="1"/>
-      </w:tblPr>
-      <w:tblGrid/>
-      <w:tr>
-        <w:trPr>
-          <w:cnfStyle w:firstRow="1"/>
-        </w:trPr>
-        <w:tc>
-          <w:tcPr>
-            <w:tcBorders>
-              <w:bottom w:val="single"/>
-            </w:tcBorders>
-            <w:vAlign w:val="bottom"/>
-          </w:tcPr>
-          <w:p>
-            <w:pPr>
-              <w:pStyle w:val="Compact"/>
-              <w:jc w:val="left"/>
-            </w:pPr>
-            <w:r>
-              <w:t xml:space="preserve">Experimental group</w:t>
-            </w:r>
-          </w:p>
-        </w:tc>
-        <w:tc>
-          <w:tcPr>
-            <w:tcBorders>
-              <w:bottom w:val="single"/>
-            </w:tcBorders>
-            <w:vAlign w:val="bottom"/>
-          </w:tcPr>
-          <w:p>
-            <w:pPr>
-              <w:pStyle w:val="Compact"/>
-              <w:jc w:val="left"/>
-            </w:pPr>
-            <w:r>
-              <w:t xml:space="preserve">Isolators</w:t>
-            </w:r>
-          </w:p>
-        </w:tc>
-        <w:tc>
-          <w:tcPr>
-            <w:tcBorders>
-              <w:bottom w:val="single"/>
-            </w:tcBorders>
-            <w:vAlign w:val="bottom"/>
-          </w:tcPr>
-          <w:p>
-            <w:pPr>
-              <w:pStyle w:val="Compact"/>
-              <w:jc w:val="left"/>
-            </w:pPr>
-            <w:r>
-              <w:t xml:space="preserve">Extraction batch</w:t>
-            </w:r>
-          </w:p>
-        </w:tc>
-      </w:tr>
-      <w:tr>
-        <w:tc>
-          <w:p>
-            <w:pPr>
-              <w:pStyle w:val="Compact"/>
-              <w:jc w:val="left"/>
-            </w:pPr>
-            <w:r>
-              <w:t xml:space="preserve">CKPA (16)</w:t>
-            </w:r>
-          </w:p>
-        </w:tc>
-        <w:tc>
-          <w:p>
-            <w:pPr>
-              <w:pStyle w:val="Compact"/>
-              <w:jc w:val="left"/>
-            </w:pPr>
-            <w:r>
-              <w:t xml:space="preserve">3, 4</w:t>
-            </w:r>
-          </w:p>
-        </w:tc>
-        <w:tc>
-          <w:p>
-            <w:pPr>
-              <w:pStyle w:val="Compact"/>
-              <w:jc w:val="left"/>
-            </w:pPr>
-            <w:r>
-              <w:t xml:space="preserve">18-10-30</w:t>
-            </w:r>
-          </w:p>
-        </w:tc>
-      </w:tr>
-      <w:tr>
-        <w:tc>
-          <w:p>
-            <w:pPr>
-              <w:pStyle w:val="Compact"/>
-              <w:jc w:val="left"/>
-            </w:pPr>
-            <w:r>
-              <w:t xml:space="preserve">TKMN (16)</w:t>
-            </w:r>
-          </w:p>
-        </w:tc>
-        <w:tc>
-          <w:p>
-            <w:pPr>
-              <w:pStyle w:val="Compact"/>
-              <w:jc w:val="left"/>
-            </w:pPr>
-            <w:r>
-              <w:t xml:space="preserve">5, 6</w:t>
-            </w:r>
-          </w:p>
-        </w:tc>
-        <w:tc>
-          <w:p>
-            <w:pPr>
-              <w:pStyle w:val="Compact"/>
-              <w:jc w:val="left"/>
-            </w:pPr>
-            <w:r>
-              <w:t xml:space="preserve">18-11-06</w:t>
-            </w:r>
-          </w:p>
-        </w:tc>
-      </w:tr>
-      <w:tr>
-        <w:tc>
-          <w:p>
-            <w:pPr>
-              <w:pStyle w:val="Compact"/>
-              <w:jc w:val="left"/>
-            </w:pPr>
-            <w:r>
-              <w:t xml:space="preserve">Mock (13)</w:t>
-            </w:r>
-          </w:p>
-        </w:tc>
-        <w:tc>
-          <w:p>
-            <w:pPr>
-              <w:pStyle w:val="Compact"/>
-              <w:jc w:val="left"/>
-            </w:pPr>
-            <w:r>
-              <w:t xml:space="preserve">1, 2</w:t>
-            </w:r>
-          </w:p>
-        </w:tc>
-        <w:tc>
-          <w:p>
-            <w:pPr>
-              <w:pStyle w:val="Compact"/>
-              <w:jc w:val="left"/>
-            </w:pPr>
-            <w:r>
-              <w:t xml:space="preserve">18-10-30</w:t>
-            </w:r>
-          </w:p>
-        </w:tc>
-      </w:tr>
-    </w:tbl>
-    <w:p>
-      <w:pPr>
-        <w:pStyle w:val="BodyText"/>
-      </w:pPr>
-      <w:r>
-        <w:rPr>
-          <w:b/>
-        </w:rPr>
-        <w:t xml:space="preserve">Each isolator holds only one strain, and each strain used only one extraction batch.</w:t>
-      </w:r>
-      <w:r>
-        <w:t xml:space="preserve"> </w:t>
-      </w:r>
-      <w:r>
-        <w:t xml:space="preserve">“</w:t>
-      </w:r>
-      <w:r>
-        <w:t xml:space="preserve">CKPA vs TKMN</w:t>
-      </w:r>
-      <w:r>
-        <w:t xml:space="preserve">”</w:t>
-      </w:r>
-      <w:r>
-        <w:t xml:space="preserve"> </w:t>
-      </w:r>
-      <w:r>
-        <w:t xml:space="preserve">is therefore numerically identical to both</w:t>
-      </w:r>
-      <w:r>
-        <w:t xml:space="preserve"> </w:t>
-      </w:r>
-      <w:r>
-        <w:t xml:space="preserve">“</w:t>
-      </w:r>
-      <w:r>
-        <w:t xml:space="preserve">isolators {3,4} vs {5,6}</w:t>
-      </w:r>
-      <w:r>
-        <w:t xml:space="preserve">”</w:t>
-      </w:r>
-      <w:r>
-        <w:t xml:space="preserve"> </w:t>
-      </w:r>
-      <w:r>
-        <w:t xml:space="preserve">and</w:t>
-      </w:r>
-      <w:r>
-        <w:t xml:space="preserve"> </w:t>
-      </w:r>
-      <w:r>
-        <w:t xml:space="preserve">“</w:t>
-      </w:r>
-      <w:r>
-        <w:t xml:space="preserve">batch 10-30 vs 11-06</w:t>
-      </w:r>
-      <w:r>
-        <w:t xml:space="preserve">”</w:t>
-      </w:r>
-      <w:r>
-        <w:t xml:space="preserve"> </w:t>
-      </w:r>
-      <w:r>
-        <w:t xml:space="preserve">— all three are the same partition.</w:t>
-      </w:r>
-    </w:p>
-    <w:p>
-      <w:pPr>
-        <w:pStyle w:val="BodyText"/>
-      </w:pPr>
-      <w:r>
-        <w:t xml:space="preserve">Measuring that partition:</w:t>
-      </w:r>
-    </w:p>
-    <w:p>
-      <w:pPr>
-        <w:pStyle w:val="SourceCode"/>
-      </w:pPr>
-      <w:r>
-        <w:rPr>
-          <w:rStyle w:val="VerbatimChar"/>
-        </w:rPr>
-        <w:t xml:space="preserve">CKPA vs TKMN (n=32)   AUC 0.912   null 0.498 ± 0.136 (max 0.852)   p = 0.0033</w:t>
-      </w:r>
-    </w:p>
-    <w:p>
-      <w:pPr>
-        <w:pStyle w:val="FirstParagraph"/>
-      </w:pPr>
-      <w:r>
-        <w:rPr>
-          <w:b/>
-        </w:rPr>
-        <w:t xml:space="preserve">This number cannot be interpreted as a strain effect.</w:t>
-      </w:r>
-      <w:r>
-        <w:t xml:space="preserve"> </w:t>
-      </w:r>
-      <w:r>
-        <w:t xml:space="preserve">It carries strain, cage and library-batch signal simultaneously, and under this design the three can never be separated.</w:t>
-      </w:r>
-    </w:p>
-    <w:p>
-      <w:pPr>
-        <w:pStyle w:val="Heading3"/>
-      </w:pPr>
-      <w:bookmarkStart w:id="41" w:name="Xef53809e2dd08e1af3d4e830970a7420f46da44"/>
+      <w:bookmarkStart w:id="38" w:name="Xef53809e2dd08e1af3d4e830970a7420f46da44"/>
       <w:r>
         <w:t xml:space="preserve">4.2 But the collinear structure points to a cleaner experiment</w:t>
       </w:r>
-      <w:bookmarkEnd w:id="41"/>
+      <w:bookmarkEnd w:id="38"/>
     </w:p>
     <w:p>
       <w:pPr>
@@ -5471,11 +4818,11 @@
       <w:pPr>
         <w:pStyle w:val="Heading3"/>
       </w:pPr>
-      <w:bookmarkStart w:id="42" w:name="X8fa75795ceffe27b5ffe72a317a5ca7260d67e5"/>
+      <w:bookmarkStart w:id="39" w:name="X8fa75795ceffe27b5ffe72a317a5ca7260d67e5"/>
       <w:r>
         <w:t xml:space="preserve">4.3 The pure cage effect nearly matches the infection effect</w:t>
       </w:r>
-      <w:bookmarkEnd w:id="42"/>
+      <w:bookmarkEnd w:id="39"/>
     </w:p>
     <w:p>
       <w:pPr>
@@ -5615,11 +4962,11 @@
       <w:pPr>
         <w:pStyle w:val="Heading3"/>
       </w:pPr>
-      <w:bookmarkStart w:id="43" w:name="X652d41725cc8e4211b17b531b603bc277f62bd8"/>
+      <w:bookmarkStart w:id="40" w:name="X652d41725cc8e4211b17b531b603bc277f62bd8"/>
       <w:r>
         <w:t xml:space="preserve">4.4 The cage effect is multivariate, not driven by a few taxa</w:t>
       </w:r>
-      <w:bookmarkEnd w:id="43"/>
+      <w:bookmarkEnd w:id="40"/>
     </w:p>
     <w:p>
       <w:pPr>
@@ -5843,11 +5190,11 @@
       <w:pPr>
         <w:pStyle w:val="Heading3"/>
       </w:pPr>
-      <w:bookmarkStart w:id="44" w:name="a-correction-to-one-judgement-in-2.4"/>
+      <w:bookmarkStart w:id="41" w:name="a-correction-to-one-judgement-in-2.4"/>
       <w:r>
         <w:t xml:space="preserve">4.5 A correction to one judgement in §2.4</w:t>
       </w:r>
-      <w:bookmarkEnd w:id="44"/>
+      <w:bookmarkEnd w:id="41"/>
     </w:p>
     <w:p>
       <w:pPr>
@@ -6156,7 +5503,7 @@
         <w:t xml:space="preserve"> </w:t>
       </w:r>
       <w:r>
-        <w:t xml:space="preserve">But it did not err in direction — the seven candidates of §2.3 passed under the stricter standard, so they pass under the looser one as well, and</w:t>
+        <w:t xml:space="preserve">But it did not err in direction — the two candidates reported in §2.3 passed under the stricter standard, so they pass under the looser one as well, and</w:t>
       </w:r>
       <w:r>
         <w:t xml:space="preserve"> </w:t>
@@ -6220,21 +5567,21 @@
       <w:pPr>
         <w:pStyle w:val="Heading2"/>
       </w:pPr>
-      <w:bookmarkStart w:id="45" w:name="conclusions"/>
+      <w:bookmarkStart w:id="42" w:name="conclusions"/>
       <w:r>
         <w:t xml:space="preserve">5. Conclusions</w:t>
       </w:r>
-      <w:bookmarkEnd w:id="45"/>
+      <w:bookmarkEnd w:id="42"/>
     </w:p>
     <w:p>
       <w:pPr>
         <w:pStyle w:val="Heading3"/>
       </w:pPr>
-      <w:bookmarkStart w:id="46" w:name="Xf2afd5d5325b54ed3f8b496edf65ea4187c062f"/>
+      <w:bookmarkStart w:id="43" w:name="Xf2afd5d5325b54ed3f8b496edf65ea4187c062f"/>
       <w:r>
         <w:t xml:space="preserve">5.1 This cohort is not suitable as a standalone source of biomarker discovery</w:t>
       </w:r>
-      <w:bookmarkEnd w:id="46"/>
+      <w:bookmarkEnd w:id="43"/>
     </w:p>
     <w:p>
       <w:pPr>
@@ -6314,18 +5661,42 @@
       <w:pPr>
         <w:pStyle w:val="Heading3"/>
       </w:pPr>
-      <w:bookmarkStart w:id="47" w:name="Xcf475976f7a07021d76e3892b2d022778edb9e6"/>
+      <w:bookmarkStart w:id="44" w:name="Xcf475976f7a07021d76e3892b2d022778edb9e6"/>
       <w:r>
         <w:t xml:space="preserve">5.2 But the cage screen is itself a valuable, independent perspective</w:t>
       </w:r>
-      <w:bookmarkEnd w:id="47"/>
+      <w:bookmarkEnd w:id="44"/>
     </w:p>
     <w:p>
       <w:pPr>
         <w:pStyle w:val="FirstParagraph"/>
       </w:pPr>
       <w:r>
-        <w:t xml:space="preserve">Those seven candidates</w:t>
+        <w:t xml:space="preserve">Those two candidates (</w:t>
+      </w:r>
+      <w:r>
+        <w:rPr>
+          <w:i/>
+        </w:rPr>
+        <w:t xml:space="preserve">HT002</w:t>
+      </w:r>
+      <w:r>
+        <w:t xml:space="preserve"> </w:t>
+      </w:r>
+      <w:r>
+        <w:t xml:space="preserve">and</w:t>
+      </w:r>
+      <w:r>
+        <w:t xml:space="preserve"> </w:t>
+      </w:r>
+      <w:r>
+        <w:rPr>
+          <w:i/>
+        </w:rPr>
+        <w:t xml:space="preserve">Escherichia-Shigella</w:t>
+      </w:r>
+      <w:r>
+        <w:t xml:space="preserve">)</w:t>
       </w:r>
       <w:r>
         <w:t xml:space="preserve"> </w:t>
@@ -6352,18 +5723,18 @@
         <w:t xml:space="preserve"> </w:t>
       </w:r>
       <w:r>
-        <w:t xml:space="preserve">with falling Lactobacillaceae is mechanistically interpretable in particular, and is worth validating in other cohorts.</w:t>
+        <w:t xml:space="preserve">with falling Lactobacillaceae is mechanistically interpretable, and is worth validating in other cohorts.</w:t>
       </w:r>
     </w:p>
     <w:p>
       <w:pPr>
         <w:pStyle w:val="Heading3"/>
       </w:pPr>
-      <w:bookmarkStart w:id="48" w:name="Xbb4c9120afbcc518de3505fd62eb10caf67de9e"/>
+      <w:bookmarkStart w:id="45" w:name="Xbb4c9120afbcc518de3505fd62eb10caf67de9e"/>
       <w:r>
         <w:t xml:space="preserve">5.3 Hard requirements when reporting results from this cohort</w:t>
       </w:r>
-      <w:bookmarkEnd w:id="48"/>
+      <w:bookmarkEnd w:id="45"/>
     </w:p>
     <w:p>
       <w:pPr>
@@ -6517,11 +5888,11 @@
       <w:pPr>
         <w:pStyle w:val="Heading2"/>
       </w:pPr>
-      <w:bookmarkStart w:id="49" w:name="reproduction"/>
+      <w:bookmarkStart w:id="46" w:name="reproduction"/>
       <w:r>
         <w:t xml:space="preserve">6. Reproduction</w:t>
       </w:r>
-      <w:bookmarkEnd w:id="49"/>
+      <w:bookmarkEnd w:id="46"/>
     </w:p>
     <w:p>
       <w:pPr>
@@ -6895,11 +6266,11 @@
       <w:pPr>
         <w:pStyle w:val="Heading2"/>
       </w:pPr>
-      <w:bookmarkStart w:id="50" w:name="outstanding"/>
+      <w:bookmarkStart w:id="47" w:name="outstanding"/>
       <w:r>
         <w:t xml:space="preserve">7. Outstanding</w:t>
       </w:r>
-      <w:bookmarkEnd w:id="50"/>
+      <w:bookmarkEnd w:id="47"/>
     </w:p>
     <w:p>
       <w:pPr>
